--- a/docs/quizzes/07_quiz_weather.docx
+++ b/docs/quizzes/07_quiz_weather.docx
@@ -31,7 +31,7 @@
         <w:pStyle w:val="Date"/>
       </w:pPr>
       <w:r>
-        <w:t xml:space="preserve">2026-07-05</w:t>
+        <w:t xml:space="preserve">2026-08-27</w:t>
       </w:r>
     </w:p>
     <w:bookmarkStart w:id="10" w:name="X4aa7cf36dbf23de2b0f881df296ad6b5b609cac"/>
@@ -57,7 +57,31 @@
         <w:pStyle w:val="FirstParagraph"/>
       </w:pPr>
       <w:r>
-        <w:t xml:space="preserve">Answer all 10 questions. This quiz covers downloading real data into R, summarizing daily data to reveal trends, modeling a rate of change, and building a categorical variable with</w:t>
+        <w:t xml:space="preserve">Answer all 28 questions. This quiz covers downloading real NOAA station data with</w:t>
+      </w:r>
+      <w:r>
+        <w:t xml:space="preserve"> </w:t>
+      </w:r>
+      <w:r>
+        <w:rPr>
+          <w:rStyle w:val="VerbatimChar"/>
+        </w:rPr>
+        <w:t xml:space="preserve">GSODR</w:t>
+      </w:r>
+      <w:r>
+        <w:t xml:space="preserve">, summarizing daily data to reveal a long-term trend, modeling a rate of change with</w:t>
+      </w:r>
+      <w:r>
+        <w:t xml:space="preserve"> </w:t>
+      </w:r>
+      <w:r>
+        <w:rPr>
+          <w:rStyle w:val="VerbatimChar"/>
+        </w:rPr>
+        <w:t xml:space="preserve">lm()</w:t>
+      </w:r>
+      <w:r>
+        <w:t xml:space="preserve">, and building a</w:t>
       </w:r>
       <w:r>
         <w:t xml:space="preserve"> </w:t>
@@ -69,7 +93,10 @@
         <w:t xml:space="preserve">case_when()</w:t>
       </w:r>
       <w:r>
-        <w:t xml:space="preserve">.</w:t>
+        <w:t xml:space="preserve"> </w:t>
+      </w:r>
+      <w:r>
+        <w:t xml:space="preserve">season variable to compare warming rates.</w:t>
       </w:r>
     </w:p>
     <w:p>
@@ -87,7 +114,7 @@
         <w:t xml:space="preserve"> </w:t>
       </w:r>
       <w:r>
-        <w:t xml:space="preserve">10 questions × 1 point = 10 points total. Partial credit is available on code questions.</w:t>
+        <w:t xml:space="preserve">28 questions × 1 point = 28 points total. Partial credit is available on code and troubleshooting questions.</w:t>
       </w:r>
     </w:p>
     <w:p>
@@ -99,22 +126,31 @@
     </w:p>
     <w:bookmarkEnd w:id="9"/>
     <w:bookmarkEnd w:id="10"/>
-    <w:bookmarkStart w:id="12" w:name="question-1-true-false"/>
+    <w:bookmarkStart w:id="25" w:name="part-a-general-knowledge-concepts"/>
     <w:p>
       <w:pPr>
         <w:pStyle w:val="Heading1"/>
       </w:pPr>
       <w:r>
-        <w:t xml:space="preserve">Question 1 · True / False</w:t>
-      </w:r>
-    </w:p>
-    <w:bookmarkStart w:id="11" w:name="Xd0f3b751064a7eb4eccc781b2cefce4201155b5"/>
+        <w:t xml:space="preserve">Part A — General Knowledge &amp; Concepts</w:t>
+      </w:r>
+    </w:p>
+    <w:bookmarkStart w:id="12" w:name="question-1-multiple-choice"/>
+    <w:p>
+      <w:pPr>
+        <w:pStyle w:val="Heading2"/>
+      </w:pPr>
+      <w:r>
+        <w:t xml:space="preserve">Question 1 · Multiple choice</w:t>
+      </w:r>
+    </w:p>
+    <w:bookmarkStart w:id="11" w:name="Xa225a8f3be7efd7d50bb75950103f508c133bdc"/>
     <w:p>
       <w:pPr>
         <w:pStyle w:val="Heading3"/>
       </w:pPr>
       <w:r>
-        <w:t xml:space="preserve">Raw daily data always shows a long-term trend more clearly than yearly summaries.</w:t>
+        <w:t xml:space="preserve">Which function and package downloaded the Duluth weather record directly into R?</w:t>
       </w:r>
     </w:p>
     <w:p>
@@ -125,7 +161,34 @@
         <w:rPr>
           <w:rStyle w:val="VerbatimChar"/>
         </w:rPr>
-        <w:t xml:space="preserve">TRUE        FALSE</w:t>
+        <w:t xml:space="preserve">A)  read_csv() from readr</w:t>
+      </w:r>
+      <w:r>
+        <w:br/>
+      </w:r>
+      <w:r>
+        <w:rPr>
+          <w:rStyle w:val="VerbatimChar"/>
+        </w:rPr>
+        <w:t xml:space="preserve">B)  get_GSOD() from GSODR</w:t>
+      </w:r>
+      <w:r>
+        <w:br/>
+      </w:r>
+      <w:r>
+        <w:rPr>
+          <w:rStyle w:val="VerbatimChar"/>
+        </w:rPr>
+        <w:t xml:space="preserve">C)  download.file() from base R</w:t>
+      </w:r>
+      <w:r>
+        <w:br/>
+      </w:r>
+      <w:r>
+        <w:rPr>
+          <w:rStyle w:val="VerbatimChar"/>
+        </w:rPr>
+        <w:t xml:space="preserve">D)  import() from rio</w:t>
       </w:r>
     </w:p>
     <w:p>
@@ -150,22 +213,22 @@
     </w:p>
     <w:bookmarkEnd w:id="11"/>
     <w:bookmarkEnd w:id="12"/>
-    <w:bookmarkStart w:id="14" w:name="question-2-multiple-choice"/>
-    <w:p>
-      <w:pPr>
-        <w:pStyle w:val="Heading1"/>
-      </w:pPr>
-      <w:r>
-        <w:t xml:space="preserve">Question 2 · Multiple choice</w:t>
-      </w:r>
-    </w:p>
-    <w:bookmarkStart w:id="13" w:name="X369b6dde56989598b69aff99900c6e3ea7da6a1"/>
+    <w:bookmarkStart w:id="14" w:name="question-2-short-answer"/>
+    <w:p>
+      <w:pPr>
+        <w:pStyle w:val="Heading2"/>
+      </w:pPr>
+      <w:r>
+        <w:t xml:space="preserve">Question 2 · Short answer</w:t>
+      </w:r>
+    </w:p>
+    <w:bookmarkStart w:id="13" w:name="X0b544cdab989a62c8cb08bcf51297d0b79756f2"/>
     <w:p>
       <w:pPr>
         <w:pStyle w:val="Heading3"/>
       </w:pPr>
       <w:r>
-        <w:t xml:space="preserve">Why do we summarize ~28,000 daily rows down to one value per year before modeling a warming trend?</w:t>
+        <w:t xml:space="preserve">What station did we use for Duluth, and roughly how many years of daily records did it give us?</w:t>
       </w:r>
     </w:p>
     <w:p>
@@ -176,7 +239,7 @@
         <w:rPr>
           <w:rStyle w:val="VerbatimChar"/>
         </w:rPr>
-        <w:t xml:space="preserve">A)  To delete data we don't like</w:t>
+        <w:t xml:space="preserve">Station ID:</w:t>
       </w:r>
       <w:r>
         <w:br/>
@@ -185,39 +248,8 @@
         <w:rPr>
           <w:rStyle w:val="VerbatimChar"/>
         </w:rPr>
-        <w:t xml:space="preserve">B)  To average out day-to-day and seasonal noise so the climate signal is visible</w:t>
-      </w:r>
-      <w:r>
-        <w:br/>
-      </w:r>
-      <w:r>
-        <w:rPr>
-          <w:rStyle w:val="VerbatimChar"/>
-        </w:rPr>
-        <w:t xml:space="preserve">C)  Because R cannot handle more than 1,000 rows</w:t>
-      </w:r>
-      <w:r>
-        <w:br/>
-      </w:r>
-      <w:r>
-        <w:rPr>
-          <w:rStyle w:val="VerbatimChar"/>
-        </w:rPr>
-        <w:t xml:space="preserve">D)  It has no effect on the result</w:t>
-      </w:r>
-    </w:p>
-    <w:p>
-      <w:pPr>
-        <w:pStyle w:val="FirstParagraph"/>
-      </w:pPr>
-      <w:r>
-        <w:t xml:space="preserve">Your answer:</w:t>
-      </w:r>
-    </w:p>
-    <w:p>
-      <w:pPr>
-        <w:pStyle w:val="SourceCode"/>
-      </w:pPr>
+        <w:t xml:space="preserve">Roughly how many years of data:</w:t>
+      </w:r>
     </w:p>
     <w:p>
       <w:r>
@@ -228,79 +260,49 @@
     </w:p>
     <w:bookmarkEnd w:id="13"/>
     <w:bookmarkEnd w:id="14"/>
-    <w:bookmarkStart w:id="16" w:name="question-3-short-code-summarize-by-year"/>
-    <w:p>
-      <w:pPr>
-        <w:pStyle w:val="Heading1"/>
-      </w:pPr>
-      <w:r>
-        <w:t xml:space="preserve">Question 3 · Short code — summarize by year</w:t>
-      </w:r>
-    </w:p>
-    <w:bookmarkStart w:id="15" w:name="Xaca91091025a5dfc7371519ec1d9382b68a1b48"/>
+    <w:bookmarkStart w:id="16" w:name="question-3-multiple-choice"/>
+    <w:p>
+      <w:pPr>
+        <w:pStyle w:val="Heading2"/>
+      </w:pPr>
+      <w:r>
+        <w:t xml:space="preserve">Question 3 · Multiple choice</w:t>
+      </w:r>
+    </w:p>
+    <w:bookmarkStart w:id="15" w:name="X2a963637fa6139081688f894a155cd1e15d61a9"/>
     <w:p>
       <w:pPr>
         <w:pStyle w:val="Heading3"/>
       </w:pPr>
       <w:r>
-        <w:t xml:space="preserve">Write code that groups</w:t>
-      </w:r>
-      <w:r>
-        <w:t xml:space="preserve"> </w:t>
-      </w:r>
-      <w:r>
-        <w:rPr>
-          <w:rStyle w:val="VerbatimChar"/>
-        </w:rPr>
-        <w:t xml:space="preserve">dlh_temp_df</w:t>
-      </w:r>
-      <w:r>
-        <w:t xml:space="preserve"> </w:t>
-      </w:r>
-      <w:r>
-        <w:t xml:space="preserve">by</w:t>
-      </w:r>
-      <w:r>
-        <w:t xml:space="preserve"> </w:t>
-      </w:r>
-      <w:r>
-        <w:rPr>
-          <w:rStyle w:val="VerbatimChar"/>
-        </w:rPr>
-        <w:t xml:space="preserve">YEAR</w:t>
-      </w:r>
-      <w:r>
-        <w:t xml:space="preserve"> </w:t>
-      </w:r>
-      <w:r>
-        <w:t xml:space="preserve">and returns the mean temperature</w:t>
-      </w:r>
-      <w:r>
-        <w:t xml:space="preserve"> </w:t>
-      </w:r>
-      <w:r>
-        <w:rPr>
-          <w:rStyle w:val="VerbatimChar"/>
-        </w:rPr>
-        <w:t xml:space="preserve">TEMP</w:t>
-      </w:r>
-      <w:r>
-        <w:t xml:space="preserve"> </w:t>
-      </w:r>
-      <w:r>
-        <w:t xml:space="preserve">(ignoring NAs) as</w:t>
-      </w:r>
-      <w:r>
-        <w:t xml:space="preserve"> </w:t>
-      </w:r>
-      <w:r>
-        <w:rPr>
-          <w:rStyle w:val="VerbatimChar"/>
-        </w:rPr>
-        <w:t xml:space="preserve">mean_temp</w:t>
-      </w:r>
-      <w:r>
-        <w:t xml:space="preserve">.</w:t>
+        <w:t xml:space="preserve">Why did we run</w:t>
+      </w:r>
+      <w:r>
+        <w:t xml:space="preserve"> </w:t>
+      </w:r>
+      <w:r>
+        <w:rPr>
+          <w:rStyle w:val="VerbatimChar"/>
+        </w:rPr>
+        <w:t xml:space="preserve">select()</w:t>
+      </w:r>
+      <w:r>
+        <w:t xml:space="preserve"> </w:t>
+      </w:r>
+      <w:r>
+        <w:t xml:space="preserve">right after downloading</w:t>
+      </w:r>
+      <w:r>
+        <w:t xml:space="preserve"> </w:t>
+      </w:r>
+      <w:r>
+        <w:rPr>
+          <w:rStyle w:val="VerbatimChar"/>
+        </w:rPr>
+        <w:t xml:space="preserve">duluth_df</w:t>
+      </w:r>
+      <w:r>
+        <w:t xml:space="preserve">?</w:t>
       </w:r>
     </w:p>
     <w:p>
@@ -309,13 +311,50 @@
       </w:pPr>
       <w:r>
         <w:rPr>
-          <w:rStyle w:val="CommentTok"/>
-        </w:rPr>
-        <w:t xml:space="preserve"># Your code:</w:t>
+          <w:rStyle w:val="VerbatimChar"/>
+        </w:rPr>
+        <w:t xml:space="preserve">A)  select() is required before ggplot() will run at all</w:t>
       </w:r>
       <w:r>
         <w:br/>
       </w:r>
+      <w:r>
+        <w:rPr>
+          <w:rStyle w:val="VerbatimChar"/>
+        </w:rPr>
+        <w:t xml:space="preserve">B)  get_GSOD() returns 40+ columns and we only need a handful for this question</w:t>
+      </w:r>
+      <w:r>
+        <w:br/>
+      </w:r>
+      <w:r>
+        <w:rPr>
+          <w:rStyle w:val="VerbatimChar"/>
+        </w:rPr>
+        <w:t xml:space="preserve">C)  select() converts the data from daily to yearly</w:t>
+      </w:r>
+      <w:r>
+        <w:br/>
+      </w:r>
+      <w:r>
+        <w:rPr>
+          <w:rStyle w:val="VerbatimChar"/>
+        </w:rPr>
+        <w:t xml:space="preserve">D)  Without select(), R refuses to store the object</w:t>
+      </w:r>
+    </w:p>
+    <w:p>
+      <w:pPr>
+        <w:pStyle w:val="FirstParagraph"/>
+      </w:pPr>
+      <w:r>
+        <w:t xml:space="preserve">Your answer:</w:t>
+      </w:r>
+    </w:p>
+    <w:p>
+      <w:pPr>
+        <w:pStyle w:val="SourceCode"/>
+      </w:pPr>
     </w:p>
     <w:p>
       <w:r>
@@ -326,56 +365,52 @@
     </w:p>
     <w:bookmarkEnd w:id="15"/>
     <w:bookmarkEnd w:id="16"/>
-    <w:bookmarkStart w:id="18" w:name="question-4-predict-the-output"/>
-    <w:p>
-      <w:pPr>
-        <w:pStyle w:val="Heading1"/>
-      </w:pPr>
-      <w:r>
-        <w:t xml:space="preserve">Question 4 · Predict the output</w:t>
-      </w:r>
-    </w:p>
-    <w:bookmarkStart w:id="17" w:name="X27a65c028b7a8a639b852ebe0df8ec7f3c8e151"/>
+    <w:bookmarkStart w:id="18" w:name="question-4-short-answer"/>
+    <w:p>
+      <w:pPr>
+        <w:pStyle w:val="Heading2"/>
+      </w:pPr>
+      <w:r>
+        <w:t xml:space="preserve">Question 4 · Short answer</w:t>
+      </w:r>
+    </w:p>
+    <w:bookmarkStart w:id="17" w:name="X33dfce145835cb3b11978a389fb45483f467968"/>
     <w:p>
       <w:pPr>
         <w:pStyle w:val="Heading3"/>
       </w:pPr>
       <w:r>
-        <w:t xml:space="preserve">A yearly model gives a slope of</w:t>
-      </w:r>
-      <w:r>
-        <w:t xml:space="preserve"> </w:t>
-      </w:r>
-      <w:r>
-        <w:rPr>
-          <w:rStyle w:val="VerbatimChar"/>
-        </w:rPr>
-        <w:t xml:space="preserve">0.02</w:t>
-      </w:r>
-      <w:r>
-        <w:t xml:space="preserve"> </w:t>
-      </w:r>
-      <w:r>
-        <w:t xml:space="preserve">°C per year. What is the warming rate</w:t>
-      </w:r>
-      <w:r>
-        <w:t xml:space="preserve"> </w:t>
-      </w:r>
-      <w:r>
-        <w:rPr>
-          <w:b/>
-          <w:bCs/>
-        </w:rPr>
-        <w:t xml:space="preserve">per decade</w:t>
-      </w:r>
-      <w:r>
-        <w:t xml:space="preserve">? Show the calculation.</w:t>
+        <w:rPr>
+          <w:rStyle w:val="VerbatimChar"/>
+        </w:rPr>
+        <w:t xml:space="preserve">dlh_temp_df %&gt;% select(temp)</w:t>
+      </w:r>
+      <w:r>
+        <w:t xml:space="preserve"> </w:t>
+      </w:r>
+      <w:r>
+        <w:t xml:space="preserve">throws an error even though a temperature column exists. Why, and what should you type instead?</w:t>
       </w:r>
     </w:p>
     <w:p>
       <w:pPr>
         <w:pStyle w:val="SourceCode"/>
       </w:pPr>
+      <w:r>
+        <w:rPr>
+          <w:rStyle w:val="VerbatimChar"/>
+        </w:rPr>
+        <w:t xml:space="preserve">Why it errors:</w:t>
+      </w:r>
+      <w:r>
+        <w:br/>
+      </w:r>
+      <w:r>
+        <w:rPr>
+          <w:rStyle w:val="VerbatimChar"/>
+        </w:rPr>
+        <w:t xml:space="preserve">What to type instead:</w:t>
+      </w:r>
     </w:p>
     <w:p>
       <w:r>
@@ -386,22 +421,31 @@
     </w:p>
     <w:bookmarkEnd w:id="17"/>
     <w:bookmarkEnd w:id="18"/>
-    <w:bookmarkStart w:id="20" w:name="question-5-matching-the-workflow"/>
-    <w:p>
-      <w:pPr>
-        <w:pStyle w:val="Heading1"/>
-      </w:pPr>
-      <w:r>
-        <w:t xml:space="preserve">Question 5 · Matching — the workflow</w:t>
-      </w:r>
-    </w:p>
-    <w:bookmarkStart w:id="19" w:name="Xffd4400ee8732166c1fd19fabfd3158524955b7"/>
+    <w:bookmarkStart w:id="20" w:name="question-5-true-false"/>
+    <w:p>
+      <w:pPr>
+        <w:pStyle w:val="Heading2"/>
+      </w:pPr>
+      <w:r>
+        <w:t xml:space="preserve">Question 5 · True / False</w:t>
+      </w:r>
+    </w:p>
+    <w:bookmarkStart w:id="19" w:name="X34e0d20a3d3ea751a04f2cc9d48739dd7237d47"/>
     <w:p>
       <w:pPr>
         <w:pStyle w:val="Heading3"/>
       </w:pPr>
       <w:r>
-        <w:t xml:space="preserve">Match each step to its function. Write the letter next to each item.</w:t>
+        <w:rPr>
+          <w:rStyle w:val="VerbatimChar"/>
+        </w:rPr>
+        <w:t xml:space="preserve">group_by(YEAR) %&gt;% summarize(...)</w:t>
+      </w:r>
+      <w:r>
+        <w:t xml:space="preserve"> </w:t>
+      </w:r>
+      <w:r>
+        <w:t xml:space="preserve">deletes information — once you summarize by year, the daily values are gone for good and the analysis is weaker for it.</w:t>
       </w:r>
     </w:p>
     <w:p>
@@ -412,73 +456,21 @@
         <w:rPr>
           <w:rStyle w:val="VerbatimChar"/>
         </w:rPr>
-        <w:t xml:space="preserve">1.  Download station data      ___</w:t>
-      </w:r>
-      <w:r>
-        <w:br/>
-      </w:r>
-      <w:r>
-        <w:rPr>
-          <w:rStyle w:val="VerbatimChar"/>
-        </w:rPr>
-        <w:t xml:space="preserve">2.  Collapse to yearly means   ___</w:t>
-      </w:r>
-      <w:r>
-        <w:br/>
-      </w:r>
-      <w:r>
-        <w:rPr>
-          <w:rStyle w:val="VerbatimChar"/>
-        </w:rPr>
-        <w:t xml:space="preserve">3.  Estimate the rate          ___</w:t>
-      </w:r>
-      <w:r>
-        <w:br/>
-      </w:r>
-      <w:r>
-        <w:rPr>
-          <w:rStyle w:val="VerbatimChar"/>
-        </w:rPr>
-        <w:t xml:space="preserve">4.  Build a season label       ___</w:t>
+        <w:t xml:space="preserve">TRUE        FALSE</w:t>
+      </w:r>
+    </w:p>
+    <w:p>
+      <w:pPr>
+        <w:pStyle w:val="FirstParagraph"/>
+      </w:pPr>
+      <w:r>
+        <w:t xml:space="preserve">Your answer:</w:t>
       </w:r>
     </w:p>
     <w:p>
       <w:pPr>
         <w:pStyle w:val="SourceCode"/>
       </w:pPr>
-      <w:r>
-        <w:rPr>
-          <w:rStyle w:val="VerbatimChar"/>
-        </w:rPr>
-        <w:t xml:space="preserve">A.  lm(TEMP ~ YEAR)</w:t>
-      </w:r>
-      <w:r>
-        <w:br/>
-      </w:r>
-      <w:r>
-        <w:rPr>
-          <w:rStyle w:val="VerbatimChar"/>
-        </w:rPr>
-        <w:t xml:space="preserve">B.  get_GSOD()</w:t>
-      </w:r>
-      <w:r>
-        <w:br/>
-      </w:r>
-      <w:r>
-        <w:rPr>
-          <w:rStyle w:val="VerbatimChar"/>
-        </w:rPr>
-        <w:t xml:space="preserve">C.  case_when()</w:t>
-      </w:r>
-      <w:r>
-        <w:br/>
-      </w:r>
-      <w:r>
-        <w:rPr>
-          <w:rStyle w:val="VerbatimChar"/>
-        </w:rPr>
-        <w:t xml:space="preserve">D.  group_by(YEAR) %&gt;% summarize()</w:t>
-      </w:r>
     </w:p>
     <w:p>
       <w:r>
@@ -489,97 +481,49 @@
     </w:p>
     <w:bookmarkEnd w:id="19"/>
     <w:bookmarkEnd w:id="20"/>
-    <w:bookmarkStart w:id="22" w:name="question-6-short-code-case_when"/>
-    <w:p>
-      <w:pPr>
-        <w:pStyle w:val="Heading1"/>
-      </w:pPr>
-      <w:r>
-        <w:t xml:space="preserve">Question 6 · Short code — case_when</w:t>
-      </w:r>
-    </w:p>
-    <w:bookmarkStart w:id="21" w:name="X5dc21a653d48375aa5316dbeb1650b9a258da02"/>
+    <w:bookmarkStart w:id="22" w:name="question-6-short-answer"/>
+    <w:p>
+      <w:pPr>
+        <w:pStyle w:val="Heading2"/>
+      </w:pPr>
+      <w:r>
+        <w:t xml:space="preserve">Question 6 · Short answer</w:t>
+      </w:r>
+    </w:p>
+    <w:bookmarkStart w:id="21" w:name="X27d4b9109d730ca54b6a76f372f0e54ecd48dd0"/>
     <w:p>
       <w:pPr>
         <w:pStyle w:val="Heading3"/>
       </w:pPr>
       <w:r>
-        <w:t xml:space="preserve">Write a</w:t>
-      </w:r>
-      <w:r>
-        <w:t xml:space="preserve"> </w:t>
-      </w:r>
-      <w:r>
-        <w:rPr>
-          <w:rStyle w:val="VerbatimChar"/>
-        </w:rPr>
-        <w:t xml:space="preserve">mutate()</w:t>
-      </w:r>
-      <w:r>
-        <w:t xml:space="preserve"> </w:t>
-      </w:r>
-      <w:r>
-        <w:t xml:space="preserve">that adds a</w:t>
-      </w:r>
-      <w:r>
-        <w:t xml:space="preserve"> </w:t>
-      </w:r>
-      <w:r>
-        <w:rPr>
-          <w:rStyle w:val="VerbatimChar"/>
-        </w:rPr>
-        <w:t xml:space="preserve">season</w:t>
-      </w:r>
-      <w:r>
-        <w:t xml:space="preserve"> </w:t>
-      </w:r>
-      <w:r>
-        <w:t xml:space="preserve">column:</w:t>
-      </w:r>
-      <w:r>
-        <w:t xml:space="preserve"> </w:t>
-      </w:r>
-      <w:r>
-        <w:rPr>
-          <w:rStyle w:val="VerbatimChar"/>
-        </w:rPr>
-        <w:t xml:space="preserve">"summer"</w:t>
-      </w:r>
-      <w:r>
-        <w:t xml:space="preserve"> </w:t>
-      </w:r>
-      <w:r>
-        <w:t xml:space="preserve">for months 6, 7, 8;</w:t>
-      </w:r>
-      <w:r>
-        <w:t xml:space="preserve"> </w:t>
-      </w:r>
-      <w:r>
-        <w:rPr>
-          <w:rStyle w:val="VerbatimChar"/>
-        </w:rPr>
-        <w:t xml:space="preserve">"winter"</w:t>
-      </w:r>
-      <w:r>
-        <w:t xml:space="preserve"> </w:t>
-      </w:r>
-      <w:r>
-        <w:t xml:space="preserve">for months 12, 1, 2; and</w:t>
-      </w:r>
-      <w:r>
-        <w:t xml:space="preserve"> </w:t>
-      </w:r>
-      <w:r>
-        <w:rPr>
-          <w:rStyle w:val="VerbatimChar"/>
-        </w:rPr>
-        <w:t xml:space="preserve">"shoulder"</w:t>
-      </w:r>
-      <w:r>
-        <w:t xml:space="preserve"> </w:t>
-      </w:r>
-      <w:r>
-        <w:t xml:space="preserve">for everything else. The month column is</w:t>
+        <w:t xml:space="preserve">What is the difference between the</w:t>
+      </w:r>
+      <w:r>
+        <w:t xml:space="preserve"> </w:t>
+      </w:r>
+      <w:r>
+        <w:rPr>
+          <w:rStyle w:val="VerbatimChar"/>
+        </w:rPr>
+        <w:t xml:space="preserve">YEARMODA</w:t>
+      </w:r>
+      <w:r>
+        <w:t xml:space="preserve"> </w:t>
+      </w:r>
+      <w:r>
+        <w:t xml:space="preserve">column and the separate</w:t>
+      </w:r>
+      <w:r>
+        <w:t xml:space="preserve"> </w:t>
+      </w:r>
+      <w:r>
+        <w:rPr>
+          <w:rStyle w:val="VerbatimChar"/>
+        </w:rPr>
+        <w:t xml:space="preserve">YEAR</w:t>
+      </w:r>
+      <w:r>
+        <w:t xml:space="preserve">,</w:t>
       </w:r>
       <w:r>
         <w:t xml:space="preserve"> </w:t>
@@ -591,22 +535,40 @@
         <w:t xml:space="preserve">MONTH</w:t>
       </w:r>
       <w:r>
-        <w:t xml:space="preserve">.</w:t>
+        <w:t xml:space="preserve">,</w:t>
+      </w:r>
+      <w:r>
+        <w:t xml:space="preserve"> </w:t>
+      </w:r>
+      <w:r>
+        <w:rPr>
+          <w:rStyle w:val="VerbatimChar"/>
+        </w:rPr>
+        <w:t xml:space="preserve">DAY</w:t>
+      </w:r>
+      <w:r>
+        <w:t xml:space="preserve"> </w:t>
+      </w:r>
+      <w:r>
+        <w:t xml:space="preserve">columns in</w:t>
+      </w:r>
+      <w:r>
+        <w:t xml:space="preserve"> </w:t>
+      </w:r>
+      <w:r>
+        <w:rPr>
+          <w:rStyle w:val="VerbatimChar"/>
+        </w:rPr>
+        <w:t xml:space="preserve">dlh_temp_df</w:t>
+      </w:r>
+      <w:r>
+        <w:t xml:space="preserve">?</w:t>
       </w:r>
     </w:p>
     <w:p>
       <w:pPr>
         <w:pStyle w:val="SourceCode"/>
       </w:pPr>
-      <w:r>
-        <w:rPr>
-          <w:rStyle w:val="CommentTok"/>
-        </w:rPr>
-        <w:t xml:space="preserve"># Your code:</w:t>
-      </w:r>
-      <w:r>
-        <w:br/>
-      </w:r>
     </w:p>
     <w:p>
       <w:r>
@@ -617,49 +579,31 @@
     </w:p>
     <w:bookmarkEnd w:id="21"/>
     <w:bookmarkEnd w:id="22"/>
-    <w:bookmarkStart w:id="24" w:name="question-7-find-the-error-case_when"/>
-    <w:p>
-      <w:pPr>
-        <w:pStyle w:val="Heading1"/>
-      </w:pPr>
-      <w:r>
-        <w:t xml:space="preserve">Question 7 · Find the error — case_when</w:t>
-      </w:r>
-    </w:p>
-    <w:bookmarkStart w:id="23" w:name="X29f2320ad3ce20c14e17a07aa6e1132b4bb33d2"/>
+    <w:bookmarkStart w:id="24" w:name="question-7-multiple-choice"/>
+    <w:p>
+      <w:pPr>
+        <w:pStyle w:val="Heading2"/>
+      </w:pPr>
+      <w:r>
+        <w:t xml:space="preserve">Question 7 · Multiple choice</w:t>
+      </w:r>
+    </w:p>
+    <w:bookmarkStart w:id="23" w:name="X3d1cc7bd3d7e2462aa0c71c1653ebfd4201776c"/>
     <w:p>
       <w:pPr>
         <w:pStyle w:val="Heading3"/>
       </w:pPr>
       <w:r>
-        <w:t xml:space="preserve">This returns all</w:t>
-      </w:r>
-      <w:r>
-        <w:t xml:space="preserve"> </w:t>
-      </w:r>
-      <w:r>
-        <w:rPr>
-          <w:rStyle w:val="VerbatimChar"/>
-        </w:rPr>
-        <w:t xml:space="preserve">NA</w:t>
-      </w:r>
-      <w:r>
-        <w:t xml:space="preserve"> </w:t>
-      </w:r>
-      <w:r>
-        <w:t xml:space="preserve">for</w:t>
-      </w:r>
-      <w:r>
-        <w:t xml:space="preserve"> </w:t>
-      </w:r>
-      <w:r>
-        <w:rPr>
-          <w:rStyle w:val="VerbatimChar"/>
-        </w:rPr>
-        <w:t xml:space="preserve">season</w:t>
-      </w:r>
-      <w:r>
-        <w:t xml:space="preserve">. What is wrong?</w:t>
+        <w:rPr>
+          <w:rStyle w:val="VerbatimChar"/>
+        </w:rPr>
+        <w:t xml:space="preserve">case_when()</w:t>
+      </w:r>
+      <w:r>
+        <w:t xml:space="preserve"> </w:t>
+      </w:r>
+      <w:r>
+        <w:t xml:space="preserve">comes from which package (loaded as part of the tidyverse)?</w:t>
       </w:r>
     </w:p>
     <w:p>
@@ -668,180 +612,36 @@
       </w:pPr>
       <w:r>
         <w:rPr>
-          <w:rStyle w:val="FunctionTok"/>
-        </w:rPr>
-        <w:t xml:space="preserve">mutate</w:t>
-      </w:r>
-      <w:r>
-        <w:rPr>
-          <w:rStyle w:val="NormalTok"/>
-        </w:rPr>
-        <w:t xml:space="preserve">(</w:t>
-      </w:r>
-      <w:r>
-        <w:rPr>
-          <w:rStyle w:val="AttributeTok"/>
-        </w:rPr>
-        <w:t xml:space="preserve">season =</w:t>
-      </w:r>
-      <w:r>
-        <w:rPr>
-          <w:rStyle w:val="NormalTok"/>
-        </w:rPr>
-        <w:t xml:space="preserve"> </w:t>
-      </w:r>
-      <w:r>
-        <w:rPr>
-          <w:rStyle w:val="FunctionTok"/>
-        </w:rPr>
-        <w:t xml:space="preserve">case_when</w:t>
-      </w:r>
-      <w:r>
-        <w:rPr>
-          <w:rStyle w:val="NormalTok"/>
-        </w:rPr>
-        <w:t xml:space="preserve">(</w:t>
+          <w:rStyle w:val="VerbatimChar"/>
+        </w:rPr>
+        <w:t xml:space="preserve">A)  GSODR</w:t>
       </w:r>
       <w:r>
         <w:br/>
       </w:r>
       <w:r>
         <w:rPr>
-          <w:rStyle w:val="NormalTok"/>
-        </w:rPr>
-        <w:t xml:space="preserve">  MONTH </w:t>
-      </w:r>
-      <w:r>
-        <w:rPr>
-          <w:rStyle w:val="SpecialCharTok"/>
-        </w:rPr>
-        <w:t xml:space="preserve">==</w:t>
-      </w:r>
-      <w:r>
-        <w:rPr>
-          <w:rStyle w:val="NormalTok"/>
-        </w:rPr>
-        <w:t xml:space="preserve"> </w:t>
-      </w:r>
-      <w:r>
-        <w:rPr>
-          <w:rStyle w:val="FunctionTok"/>
-        </w:rPr>
-        <w:t xml:space="preserve">c</w:t>
-      </w:r>
-      <w:r>
-        <w:rPr>
-          <w:rStyle w:val="NormalTok"/>
-        </w:rPr>
-        <w:t xml:space="preserve">(</w:t>
-      </w:r>
-      <w:r>
-        <w:rPr>
-          <w:rStyle w:val="DecValTok"/>
-        </w:rPr>
-        <w:t xml:space="preserve">6</w:t>
-      </w:r>
-      <w:r>
-        <w:rPr>
-          <w:rStyle w:val="NormalTok"/>
-        </w:rPr>
-        <w:t xml:space="preserve">, </w:t>
-      </w:r>
-      <w:r>
-        <w:rPr>
-          <w:rStyle w:val="DecValTok"/>
-        </w:rPr>
-        <w:t xml:space="preserve">7</w:t>
-      </w:r>
-      <w:r>
-        <w:rPr>
-          <w:rStyle w:val="NormalTok"/>
-        </w:rPr>
-        <w:t xml:space="preserve">, </w:t>
-      </w:r>
-      <w:r>
-        <w:rPr>
-          <w:rStyle w:val="DecValTok"/>
-        </w:rPr>
-        <w:t xml:space="preserve">8</w:t>
-      </w:r>
-      <w:r>
-        <w:rPr>
-          <w:rStyle w:val="NormalTok"/>
-        </w:rPr>
-        <w:t xml:space="preserve">) </w:t>
-      </w:r>
-      <w:r>
-        <w:rPr>
-          <w:rStyle w:val="SpecialCharTok"/>
-        </w:rPr>
-        <w:t xml:space="preserve">~</w:t>
-      </w:r>
-      <w:r>
-        <w:rPr>
-          <w:rStyle w:val="NormalTok"/>
-        </w:rPr>
-        <w:t xml:space="preserve"> </w:t>
-      </w:r>
-      <w:r>
-        <w:rPr>
-          <w:rStyle w:val="StringTok"/>
-        </w:rPr>
-        <w:t xml:space="preserve">"summer"</w:t>
-      </w:r>
-      <w:r>
-        <w:rPr>
-          <w:rStyle w:val="NormalTok"/>
-        </w:rPr>
-        <w:t xml:space="preserve">,</w:t>
+          <w:rStyle w:val="VerbatimChar"/>
+        </w:rPr>
+        <w:t xml:space="preserve">B)  dplyr</w:t>
       </w:r>
       <w:r>
         <w:br/>
       </w:r>
       <w:r>
         <w:rPr>
-          <w:rStyle w:val="NormalTok"/>
-        </w:rPr>
-        <w:t xml:space="preserve">  </w:t>
-      </w:r>
-      <w:r>
-        <w:rPr>
-          <w:rStyle w:val="ConstantTok"/>
-        </w:rPr>
-        <w:t xml:space="preserve">TRUE</w:t>
-      </w:r>
-      <w:r>
-        <w:rPr>
-          <w:rStyle w:val="NormalTok"/>
-        </w:rPr>
-        <w:t xml:space="preserve"> </w:t>
-      </w:r>
-      <w:r>
-        <w:rPr>
-          <w:rStyle w:val="SpecialCharTok"/>
-        </w:rPr>
-        <w:t xml:space="preserve">~</w:t>
-      </w:r>
-      <w:r>
-        <w:rPr>
-          <w:rStyle w:val="NormalTok"/>
-        </w:rPr>
-        <w:t xml:space="preserve"> </w:t>
-      </w:r>
-      <w:r>
-        <w:rPr>
-          <w:rStyle w:val="StringTok"/>
-        </w:rPr>
-        <w:t xml:space="preserve">"other"</w:t>
+          <w:rStyle w:val="VerbatimChar"/>
+        </w:rPr>
+        <w:t xml:space="preserve">C)  ggplot2</w:t>
       </w:r>
       <w:r>
         <w:br/>
       </w:r>
       <w:r>
         <w:rPr>
-          <w:rStyle w:val="NormalTok"/>
-        </w:rPr>
-        <w:t xml:space="preserve">))</w:t>
+          <w:rStyle w:val="VerbatimChar"/>
+        </w:rPr>
+        <w:t xml:space="preserve">D)  lubridate</w:t>
       </w:r>
     </w:p>
     <w:p>
@@ -849,7 +649,7 @@
         <w:pStyle w:val="FirstParagraph"/>
       </w:pPr>
       <w:r>
-        <w:t xml:space="preserve">Your fix and explanation:</w:t>
+        <w:t xml:space="preserve">Your answer:</w:t>
       </w:r>
     </w:p>
     <w:p>
@@ -866,80 +666,53 @@
     </w:p>
     <w:bookmarkEnd w:id="23"/>
     <w:bookmarkEnd w:id="24"/>
-    <w:bookmarkStart w:id="26" w:name="Xee3fc2459a49d3285bcaea11c9bcad0520c66b3"/>
+    <w:bookmarkEnd w:id="25"/>
+    <w:bookmarkStart w:id="40" w:name="part-b-predict-the-output"/>
     <w:p>
       <w:pPr>
         <w:pStyle w:val="Heading1"/>
       </w:pPr>
       <w:r>
-        <w:t xml:space="preserve">Question 8 · Multiple choice — interpreting the slope</w:t>
-      </w:r>
-    </w:p>
-    <w:bookmarkStart w:id="25" w:name="X47883976f96915504230945a83750dffbd3ad13"/>
+        <w:t xml:space="preserve">Part B — Predict the Output</w:t>
+      </w:r>
+    </w:p>
+    <w:bookmarkStart w:id="27" w:name="question-8-predict-the-output"/>
+    <w:p>
+      <w:pPr>
+        <w:pStyle w:val="Heading2"/>
+      </w:pPr>
+      <w:r>
+        <w:t xml:space="preserve">Question 8 · Predict the output</w:t>
+      </w:r>
+    </w:p>
+    <w:bookmarkStart w:id="26" w:name="Xc02d83f89258beadadefaacba4dd67fa0ed09f8"/>
     <w:p>
       <w:pPr>
         <w:pStyle w:val="Heading3"/>
       </w:pPr>
       <w:r>
-        <w:t xml:space="preserve">In</w:t>
-      </w:r>
-      <w:r>
-        <w:t xml:space="preserve"> </w:t>
-      </w:r>
-      <w:r>
-        <w:rPr>
-          <w:rStyle w:val="VerbatimChar"/>
-        </w:rPr>
-        <w:t xml:space="preserve">lm(TEMP ~ YEAR)</w:t>
-      </w:r>
-      <w:r>
-        <w:t xml:space="preserve">, the slope is 0.03. What are its units?</w:t>
-      </w:r>
-    </w:p>
-    <w:p>
-      <w:pPr>
-        <w:pStyle w:val="SourceCode"/>
-      </w:pPr>
-      <w:r>
-        <w:rPr>
-          <w:rStyle w:val="VerbatimChar"/>
-        </w:rPr>
-        <w:t xml:space="preserve">A)  Degrees per decade</w:t>
-      </w:r>
-      <w:r>
-        <w:br/>
-      </w:r>
-      <w:r>
-        <w:rPr>
-          <w:rStyle w:val="VerbatimChar"/>
-        </w:rPr>
-        <w:t xml:space="preserve">B)  Degrees per year</w:t>
-      </w:r>
-      <w:r>
-        <w:br/>
-      </w:r>
-      <w:r>
-        <w:rPr>
-          <w:rStyle w:val="VerbatimChar"/>
-        </w:rPr>
-        <w:t xml:space="preserve">C)  Years per degree</w:t>
-      </w:r>
-      <w:r>
-        <w:br/>
-      </w:r>
-      <w:r>
-        <w:rPr>
-          <w:rStyle w:val="VerbatimChar"/>
-        </w:rPr>
-        <w:t xml:space="preserve">D)  It has no units</w:t>
-      </w:r>
-    </w:p>
-    <w:p>
-      <w:pPr>
-        <w:pStyle w:val="FirstParagraph"/>
-      </w:pPr>
-      <w:r>
-        <w:t xml:space="preserve">Your answer:</w:t>
+        <w:rPr>
+          <w:rStyle w:val="VerbatimChar"/>
+        </w:rPr>
+        <w:t xml:space="preserve">dlh_temp_df</w:t>
+      </w:r>
+      <w:r>
+        <w:t xml:space="preserve"> </w:t>
+      </w:r>
+      <w:r>
+        <w:t xml:space="preserve">has one row per day for 1948–2025 (~28,000 rows). After running</w:t>
+      </w:r>
+      <w:r>
+        <w:t xml:space="preserve"> </w:t>
+      </w:r>
+      <w:r>
+        <w:rPr>
+          <w:rStyle w:val="VerbatimChar"/>
+        </w:rPr>
+        <w:t xml:space="preserve">dlh_temp_df %&gt;% group_by(YEAR) %&gt;% summarize(TEMP = mean(TEMP, na.rm = TRUE))</w:t>
+      </w:r>
+      <w:r>
+        <w:t xml:space="preserve">, roughly how many rows does the result have?</w:t>
       </w:r>
     </w:p>
     <w:p>
@@ -954,72 +727,39 @@
         </w:pict>
       </w:r>
     </w:p>
-    <w:bookmarkEnd w:id="25"/>
     <w:bookmarkEnd w:id="26"/>
-    <w:bookmarkStart w:id="28" w:name="question-9-short-code-model-the-trend"/>
-    <w:p>
-      <w:pPr>
-        <w:pStyle w:val="Heading1"/>
-      </w:pPr>
-      <w:r>
-        <w:t xml:space="preserve">Question 9 · Short code — model the trend</w:t>
-      </w:r>
-    </w:p>
-    <w:bookmarkStart w:id="27" w:name="X45415240e87741da24f7d783c3e134881c878e0"/>
+    <w:bookmarkEnd w:id="27"/>
+    <w:bookmarkStart w:id="29" w:name="question-9-predict-describe-the-plot"/>
+    <w:p>
+      <w:pPr>
+        <w:pStyle w:val="Heading2"/>
+      </w:pPr>
+      <w:r>
+        <w:t xml:space="preserve">Question 9 · Predict / describe the plot</w:t>
+      </w:r>
+    </w:p>
+    <w:bookmarkStart w:id="28" w:name="Xca312fdd545ad8712ba8a24ec72e69c9b702c67"/>
     <w:p>
       <w:pPr>
         <w:pStyle w:val="Heading3"/>
       </w:pPr>
       <w:r>
-        <w:t xml:space="preserve">Write the one line that fits a linear model of yearly mean temperature (</w:t>
-      </w:r>
-      <w:r>
-        <w:rPr>
-          <w:rStyle w:val="VerbatimChar"/>
-        </w:rPr>
-        <w:t xml:space="preserve">TEMP</w:t>
-      </w:r>
-      <w:r>
-        <w:t xml:space="preserve">) against</w:t>
-      </w:r>
-      <w:r>
-        <w:t xml:space="preserve"> </w:t>
-      </w:r>
-      <w:r>
-        <w:rPr>
-          <w:rStyle w:val="VerbatimChar"/>
-        </w:rPr>
-        <w:t xml:space="preserve">YEAR</w:t>
-      </w:r>
-      <w:r>
-        <w:t xml:space="preserve"> </w:t>
-      </w:r>
-      <w:r>
-        <w:t xml:space="preserve">in</w:t>
-      </w:r>
-      <w:r>
-        <w:t xml:space="preserve"> </w:t>
-      </w:r>
-      <w:r>
-        <w:rPr>
-          <w:rStyle w:val="VerbatimChar"/>
-        </w:rPr>
-        <w:t xml:space="preserve">dlh_year_df</w:t>
-      </w:r>
-      <w:r>
-        <w:t xml:space="preserve">, stored in</w:t>
-      </w:r>
-      <w:r>
-        <w:t xml:space="preserve"> </w:t>
-      </w:r>
-      <w:r>
-        <w:rPr>
-          <w:rStyle w:val="VerbatimChar"/>
-        </w:rPr>
-        <w:t xml:space="preserve">yearly_temp_model</w:t>
-      </w:r>
-      <w:r>
-        <w:t xml:space="preserve">.</w:t>
+        <w:t xml:space="preserve">Describe what</w:t>
+      </w:r>
+      <w:r>
+        <w:t xml:space="preserve"> </w:t>
+      </w:r>
+      <w:r>
+        <w:rPr>
+          <w:rStyle w:val="VerbatimChar"/>
+        </w:rPr>
+        <w:t xml:space="preserve">raw_temp_plot</w:t>
+      </w:r>
+      <w:r>
+        <w:t xml:space="preserve"> </w:t>
+      </w:r>
+      <w:r>
+        <w:t xml:space="preserve">(below) looks like when it renders — specifically, is a long-term warming trend visible?</w:t>
       </w:r>
     </w:p>
     <w:p>
@@ -1028,10 +768,243 @@
       </w:pPr>
       <w:r>
         <w:rPr>
-          <w:rStyle w:val="CommentTok"/>
-        </w:rPr>
-        <w:t xml:space="preserve"># Your code:</w:t>
-      </w:r>
+          <w:rStyle w:val="NormalTok"/>
+        </w:rPr>
+        <w:t xml:space="preserve">raw_temp_plot </w:t>
+      </w:r>
+      <w:r>
+        <w:rPr>
+          <w:rStyle w:val="OtherTok"/>
+        </w:rPr>
+        <w:t xml:space="preserve">&lt;-</w:t>
+      </w:r>
+      <w:r>
+        <w:rPr>
+          <w:rStyle w:val="NormalTok"/>
+        </w:rPr>
+        <w:t xml:space="preserve"> dlh_temp_df </w:t>
+      </w:r>
+      <w:r>
+        <w:rPr>
+          <w:rStyle w:val="SpecialCharTok"/>
+        </w:rPr>
+        <w:t xml:space="preserve">%&gt;%</w:t>
+      </w:r>
+      <w:r>
+        <w:br/>
+      </w:r>
+      <w:r>
+        <w:rPr>
+          <w:rStyle w:val="NormalTok"/>
+        </w:rPr>
+        <w:t xml:space="preserve">  </w:t>
+      </w:r>
+      <w:r>
+        <w:rPr>
+          <w:rStyle w:val="FunctionTok"/>
+        </w:rPr>
+        <w:t xml:space="preserve">ggplot</w:t>
+      </w:r>
+      <w:r>
+        <w:rPr>
+          <w:rStyle w:val="NormalTok"/>
+        </w:rPr>
+        <w:t xml:space="preserve">(</w:t>
+      </w:r>
+      <w:r>
+        <w:rPr>
+          <w:rStyle w:val="FunctionTok"/>
+        </w:rPr>
+        <w:t xml:space="preserve">aes</w:t>
+      </w:r>
+      <w:r>
+        <w:rPr>
+          <w:rStyle w:val="NormalTok"/>
+        </w:rPr>
+        <w:t xml:space="preserve">(</w:t>
+      </w:r>
+      <w:r>
+        <w:rPr>
+          <w:rStyle w:val="AttributeTok"/>
+        </w:rPr>
+        <w:t xml:space="preserve">x =</w:t>
+      </w:r>
+      <w:r>
+        <w:rPr>
+          <w:rStyle w:val="NormalTok"/>
+        </w:rPr>
+        <w:t xml:space="preserve"> YEARMODA, </w:t>
+      </w:r>
+      <w:r>
+        <w:rPr>
+          <w:rStyle w:val="AttributeTok"/>
+        </w:rPr>
+        <w:t xml:space="preserve">y =</w:t>
+      </w:r>
+      <w:r>
+        <w:rPr>
+          <w:rStyle w:val="NormalTok"/>
+        </w:rPr>
+        <w:t xml:space="preserve"> TEMP)) </w:t>
+      </w:r>
+      <w:r>
+        <w:rPr>
+          <w:rStyle w:val="SpecialCharTok"/>
+        </w:rPr>
+        <w:t xml:space="preserve">+</w:t>
+      </w:r>
+      <w:r>
+        <w:br/>
+      </w:r>
+      <w:r>
+        <w:rPr>
+          <w:rStyle w:val="NormalTok"/>
+        </w:rPr>
+        <w:t xml:space="preserve">  </w:t>
+      </w:r>
+      <w:r>
+        <w:rPr>
+          <w:rStyle w:val="FunctionTok"/>
+        </w:rPr>
+        <w:t xml:space="preserve">geom_point</w:t>
+      </w:r>
+      <w:r>
+        <w:rPr>
+          <w:rStyle w:val="NormalTok"/>
+        </w:rPr>
+        <w:t xml:space="preserve">(</w:t>
+      </w:r>
+      <w:r>
+        <w:rPr>
+          <w:rStyle w:val="AttributeTok"/>
+        </w:rPr>
+        <w:t xml:space="preserve">alpha =</w:t>
+      </w:r>
+      <w:r>
+        <w:rPr>
+          <w:rStyle w:val="NormalTok"/>
+        </w:rPr>
+        <w:t xml:space="preserve"> </w:t>
+      </w:r>
+      <w:r>
+        <w:rPr>
+          <w:rStyle w:val="FloatTok"/>
+        </w:rPr>
+        <w:t xml:space="preserve">0.2</w:t>
+      </w:r>
+      <w:r>
+        <w:rPr>
+          <w:rStyle w:val="NormalTok"/>
+        </w:rPr>
+        <w:t xml:space="preserve">, </w:t>
+      </w:r>
+      <w:r>
+        <w:rPr>
+          <w:rStyle w:val="AttributeTok"/>
+        </w:rPr>
+        <w:t xml:space="preserve">size =</w:t>
+      </w:r>
+      <w:r>
+        <w:rPr>
+          <w:rStyle w:val="NormalTok"/>
+        </w:rPr>
+        <w:t xml:space="preserve"> </w:t>
+      </w:r>
+      <w:r>
+        <w:rPr>
+          <w:rStyle w:val="FloatTok"/>
+        </w:rPr>
+        <w:t xml:space="preserve">0.5</w:t>
+      </w:r>
+      <w:r>
+        <w:rPr>
+          <w:rStyle w:val="NormalTok"/>
+        </w:rPr>
+        <w:t xml:space="preserve">) </w:t>
+      </w:r>
+      <w:r>
+        <w:rPr>
+          <w:rStyle w:val="SpecialCharTok"/>
+        </w:rPr>
+        <w:t xml:space="preserve">+</w:t>
+      </w:r>
+      <w:r>
+        <w:br/>
+      </w:r>
+      <w:r>
+        <w:rPr>
+          <w:rStyle w:val="NormalTok"/>
+        </w:rPr>
+        <w:t xml:space="preserve">  </w:t>
+      </w:r>
+      <w:r>
+        <w:rPr>
+          <w:rStyle w:val="FunctionTok"/>
+        </w:rPr>
+        <w:t xml:space="preserve">geom_line</w:t>
+      </w:r>
+      <w:r>
+        <w:rPr>
+          <w:rStyle w:val="NormalTok"/>
+        </w:rPr>
+        <w:t xml:space="preserve">(</w:t>
+      </w:r>
+      <w:r>
+        <w:rPr>
+          <w:rStyle w:val="AttributeTok"/>
+        </w:rPr>
+        <w:t xml:space="preserve">alpha =</w:t>
+      </w:r>
+      <w:r>
+        <w:rPr>
+          <w:rStyle w:val="NormalTok"/>
+        </w:rPr>
+        <w:t xml:space="preserve"> </w:t>
+      </w:r>
+      <w:r>
+        <w:rPr>
+          <w:rStyle w:val="FloatTok"/>
+        </w:rPr>
+        <w:t xml:space="preserve">0.3</w:t>
+      </w:r>
+      <w:r>
+        <w:rPr>
+          <w:rStyle w:val="NormalTok"/>
+        </w:rPr>
+        <w:t xml:space="preserve">) </w:t>
+      </w:r>
+      <w:r>
+        <w:rPr>
+          <w:rStyle w:val="SpecialCharTok"/>
+        </w:rPr>
+        <w:t xml:space="preserve">+</w:t>
+      </w:r>
+      <w:r>
+        <w:br/>
+      </w:r>
+      <w:r>
+        <w:rPr>
+          <w:rStyle w:val="NormalTok"/>
+        </w:rPr>
+        <w:t xml:space="preserve">  </w:t>
+      </w:r>
+      <w:r>
+        <w:rPr>
+          <w:rStyle w:val="FunctionTok"/>
+        </w:rPr>
+        <w:t xml:space="preserve">theme_minimal</w:t>
+      </w:r>
+      <w:r>
+        <w:rPr>
+          <w:rStyle w:val="NormalTok"/>
+        </w:rPr>
+        <w:t xml:space="preserve">()</w:t>
+      </w:r>
+    </w:p>
+    <w:p>
+      <w:pPr>
+        <w:pStyle w:val="SourceCode"/>
+      </w:pPr>
     </w:p>
     <w:p>
       <w:r>
@@ -1040,43 +1013,51 @@
         </w:pict>
       </w:r>
     </w:p>
-    <w:bookmarkEnd w:id="27"/>
     <w:bookmarkEnd w:id="28"/>
-    <w:bookmarkStart w:id="30" w:name="question-10-true-false"/>
-    <w:p>
-      <w:pPr>
-        <w:pStyle w:val="Heading1"/>
-      </w:pPr>
-      <w:r>
-        <w:t xml:space="preserve">Question 10 · True / False</w:t>
-      </w:r>
-    </w:p>
-    <w:bookmarkStart w:id="29" w:name="X0c00ee48513b40bfd2292ccc8296c09f28a369d"/>
+    <w:bookmarkEnd w:id="29"/>
+    <w:bookmarkStart w:id="31" w:name="question-10-predict-describe-the-plot"/>
+    <w:p>
+      <w:pPr>
+        <w:pStyle w:val="Heading2"/>
+      </w:pPr>
+      <w:r>
+        <w:t xml:space="preserve">Question 10 · Predict / describe the plot</w:t>
+      </w:r>
+    </w:p>
+    <w:bookmarkStart w:id="30" w:name="X354a6d4531c242f5c88f2f578bbec50d8ea37de"/>
     <w:p>
       <w:pPr>
         <w:pStyle w:val="Heading3"/>
       </w:pPr>
       <w:r>
-        <w:t xml:space="preserve">Summer showing the most sightings/records than winter is more a statement about when people are outside than about the phenomenon itself — a sampling effect worth noting.</w:t>
-      </w:r>
-    </w:p>
-    <w:p>
-      <w:pPr>
-        <w:pStyle w:val="SourceCode"/>
-      </w:pPr>
-      <w:r>
-        <w:rPr>
-          <w:rStyle w:val="VerbatimChar"/>
-        </w:rPr>
-        <w:t xml:space="preserve">TRUE        FALSE</w:t>
-      </w:r>
-    </w:p>
-    <w:p>
-      <w:pPr>
-        <w:pStyle w:val="FirstParagraph"/>
-      </w:pPr>
-      <w:r>
-        <w:t xml:space="preserve">Your answer:</w:t>
+        <w:t xml:space="preserve">Compared to the raw daily plot in Question 9, describe how</w:t>
+      </w:r>
+      <w:r>
+        <w:t xml:space="preserve"> </w:t>
+      </w:r>
+      <w:r>
+        <w:rPr>
+          <w:rStyle w:val="VerbatimChar"/>
+        </w:rPr>
+        <w:t xml:space="preserve">month_temp_plot</w:t>
+      </w:r>
+      <w:r>
+        <w:t xml:space="preserve"> </w:t>
+      </w:r>
+      <w:r>
+        <w:t xml:space="preserve">(grouped by</w:t>
+      </w:r>
+      <w:r>
+        <w:t xml:space="preserve"> </w:t>
+      </w:r>
+      <w:r>
+        <w:rPr>
+          <w:rStyle w:val="VerbatimChar"/>
+        </w:rPr>
+        <w:t xml:space="preserve">YEAR, MONTH</w:t>
+      </w:r>
+      <w:r>
+        <w:t xml:space="preserve">) looks different, and what new pattern becomes visible.</w:t>
       </w:r>
     </w:p>
     <w:p>
@@ -1091,9 +1072,2063 @@
         </w:pict>
       </w:r>
     </w:p>
-    <w:bookmarkEnd w:id="29"/>
     <w:bookmarkEnd w:id="30"/>
-    <w:bookmarkStart w:id="33" w:name="X19fac04d5a5d6dbca660e85fda058eb10015d87"/>
+    <w:bookmarkEnd w:id="31"/>
+    <w:bookmarkStart w:id="33" w:name="question-11-predict-describe-the-plot"/>
+    <w:p>
+      <w:pPr>
+        <w:pStyle w:val="Heading2"/>
+      </w:pPr>
+      <w:r>
+        <w:t xml:space="preserve">Question 11 · Predict / describe the plot</w:t>
+      </w:r>
+    </w:p>
+    <w:bookmarkStart w:id="32" w:name="X9ee49d0c882b93a29d8587ca706e4fd5829d81a"/>
+    <w:p>
+      <w:pPr>
+        <w:pStyle w:val="Heading3"/>
+      </w:pPr>
+      <w:r>
+        <w:rPr>
+          <w:rStyle w:val="VerbatimChar"/>
+        </w:rPr>
+        <w:t xml:space="preserve">yearly_temp_plot</w:t>
+      </w:r>
+      <w:r>
+        <w:t xml:space="preserve"> </w:t>
+      </w:r>
+      <w:r>
+        <w:t xml:space="preserve">plots</w:t>
+      </w:r>
+      <w:r>
+        <w:t xml:space="preserve"> </w:t>
+      </w:r>
+      <w:r>
+        <w:rPr>
+          <w:rStyle w:val="VerbatimChar"/>
+        </w:rPr>
+        <w:t xml:space="preserve">dlh_year_df</w:t>
+      </w:r>
+      <w:r>
+        <w:t xml:space="preserve"> </w:t>
+      </w:r>
+      <w:r>
+        <w:t xml:space="preserve">(one point per year) with</w:t>
+      </w:r>
+      <w:r>
+        <w:t xml:space="preserve"> </w:t>
+      </w:r>
+      <w:r>
+        <w:rPr>
+          <w:rStyle w:val="VerbatimChar"/>
+        </w:rPr>
+        <w:t xml:space="preserve">geom_smooth(method = "lm", color = "firebrick")</w:t>
+      </w:r>
+      <w:r>
+        <w:t xml:space="preserve">. Describe what this plot shows that the daily and monthly plots did not.</w:t>
+      </w:r>
+    </w:p>
+    <w:p>
+      <w:pPr>
+        <w:pStyle w:val="SourceCode"/>
+      </w:pPr>
+    </w:p>
+    <w:p>
+      <w:r>
+        <w:pict>
+          <v:rect style="width:0;height:1.5pt" o:hralign="center" o:hrstd="t" o:hr="t"/>
+        </w:pict>
+      </w:r>
+    </w:p>
+    <w:bookmarkEnd w:id="32"/>
+    <w:bookmarkEnd w:id="33"/>
+    <w:bookmarkStart w:id="35" w:name="question-12-predict-the-output"/>
+    <w:p>
+      <w:pPr>
+        <w:pStyle w:val="Heading2"/>
+      </w:pPr>
+      <w:r>
+        <w:t xml:space="preserve">Question 12 · Predict the output</w:t>
+      </w:r>
+    </w:p>
+    <w:bookmarkStart w:id="34" w:name="X43fbb0a2908ec35db83bc0d1949df87a239880f"/>
+    <w:p>
+      <w:pPr>
+        <w:pStyle w:val="Heading3"/>
+      </w:pPr>
+      <w:r>
+        <w:t xml:space="preserve">Before running it, predict: in</w:t>
+      </w:r>
+      <w:r>
+        <w:t xml:space="preserve"> </w:t>
+      </w:r>
+      <w:r>
+        <w:rPr>
+          <w:rStyle w:val="VerbatimChar"/>
+        </w:rPr>
+        <w:t xml:space="preserve">dlh_season_df %&gt;% count(season)</w:t>
+      </w:r>
+      <w:r>
+        <w:t xml:space="preserve">, which of the three categories (</w:t>
+      </w:r>
+      <w:r>
+        <w:rPr>
+          <w:rStyle w:val="VerbatimChar"/>
+        </w:rPr>
+        <w:t xml:space="preserve">"summer"</w:t>
+      </w:r>
+      <w:r>
+        <w:t xml:space="preserve">,</w:t>
+      </w:r>
+      <w:r>
+        <w:t xml:space="preserve"> </w:t>
+      </w:r>
+      <w:r>
+        <w:rPr>
+          <w:rStyle w:val="VerbatimChar"/>
+        </w:rPr>
+        <w:t xml:space="preserve">"winter"</w:t>
+      </w:r>
+      <w:r>
+        <w:t xml:space="preserve">,</w:t>
+      </w:r>
+      <w:r>
+        <w:t xml:space="preserve"> </w:t>
+      </w:r>
+      <w:r>
+        <w:rPr>
+          <w:rStyle w:val="VerbatimChar"/>
+        </w:rPr>
+        <w:t xml:space="preserve">"shoulder"</w:t>
+      </w:r>
+      <w:r>
+        <w:t xml:space="preserve">) will have the most rows, and why?</w:t>
+      </w:r>
+    </w:p>
+    <w:p>
+      <w:pPr>
+        <w:pStyle w:val="SourceCode"/>
+      </w:pPr>
+    </w:p>
+    <w:p>
+      <w:r>
+        <w:pict>
+          <v:rect style="width:0;height:1.5pt" o:hralign="center" o:hrstd="t" o:hr="t"/>
+        </w:pict>
+      </w:r>
+    </w:p>
+    <w:bookmarkEnd w:id="34"/>
+    <w:bookmarkEnd w:id="35"/>
+    <w:bookmarkStart w:id="37" w:name="question-13-predict-the-output"/>
+    <w:p>
+      <w:pPr>
+        <w:pStyle w:val="Heading2"/>
+      </w:pPr>
+      <w:r>
+        <w:t xml:space="preserve">Question 13 · Predict the output</w:t>
+      </w:r>
+    </w:p>
+    <w:bookmarkStart w:id="36" w:name="X55bc8f2867f5a6a1cb1976010f0eefab578c347"/>
+    <w:p>
+      <w:pPr>
+        <w:pStyle w:val="Heading3"/>
+      </w:pPr>
+      <w:r>
+        <w:rPr>
+          <w:rStyle w:val="VerbatimChar"/>
+        </w:rPr>
+        <w:t xml:space="preserve">yearly_temp_model &lt;- lm(TEMP ~ YEAR, data = dlh_year_df)</w:t>
+      </w:r>
+      <w:r>
+        <w:t xml:space="preserve"> </w:t>
+      </w:r>
+      <w:r>
+        <w:t xml:space="preserve">gives a slope of</w:t>
+      </w:r>
+      <w:r>
+        <w:t xml:space="preserve"> </w:t>
+      </w:r>
+      <w:r>
+        <w:rPr>
+          <w:rStyle w:val="VerbatimChar"/>
+        </w:rPr>
+        <w:t xml:space="preserve">0.025</w:t>
+      </w:r>
+      <w:r>
+        <w:t xml:space="preserve"> </w:t>
+      </w:r>
+      <w:r>
+        <w:t xml:space="preserve">and a p-value</w:t>
+      </w:r>
+      <w:r>
+        <w:t xml:space="preserve"> </w:t>
+      </w:r>
+      <w:r>
+        <w:rPr>
+          <w:rStyle w:val="VerbatimChar"/>
+        </w:rPr>
+        <w:t xml:space="preserve">&lt; 0.001</w:t>
+      </w:r>
+      <w:r>
+        <w:t xml:space="preserve"> </w:t>
+      </w:r>
+      <w:r>
+        <w:t xml:space="preserve">for</w:t>
+      </w:r>
+      <w:r>
+        <w:t xml:space="preserve"> </w:t>
+      </w:r>
+      <w:r>
+        <w:rPr>
+          <w:rStyle w:val="VerbatimChar"/>
+        </w:rPr>
+        <w:t xml:space="preserve">YEAR</w:t>
+      </w:r>
+      <w:r>
+        <w:t xml:space="preserve">. What do you conclude, in one sentence?</w:t>
+      </w:r>
+    </w:p>
+    <w:p>
+      <w:pPr>
+        <w:pStyle w:val="SourceCode"/>
+      </w:pPr>
+    </w:p>
+    <w:p>
+      <w:r>
+        <w:pict>
+          <v:rect style="width:0;height:1.5pt" o:hralign="center" o:hrstd="t" o:hr="t"/>
+        </w:pict>
+      </w:r>
+    </w:p>
+    <w:bookmarkEnd w:id="36"/>
+    <w:bookmarkEnd w:id="37"/>
+    <w:bookmarkStart w:id="39" w:name="question-14-predict-describe-the-plot"/>
+    <w:p>
+      <w:pPr>
+        <w:pStyle w:val="Heading2"/>
+      </w:pPr>
+      <w:r>
+        <w:t xml:space="preserve">Question 14 · Predict / describe the plot</w:t>
+      </w:r>
+    </w:p>
+    <w:bookmarkStart w:id="38" w:name="Xa3808cf3cb4a3b2218751a413c1da5b3336a2a7"/>
+    <w:p>
+      <w:pPr>
+        <w:pStyle w:val="Heading3"/>
+      </w:pPr>
+      <w:r>
+        <w:rPr>
+          <w:rStyle w:val="VerbatimChar"/>
+        </w:rPr>
+        <w:t xml:space="preserve">season_temp_plot</w:t>
+      </w:r>
+      <w:r>
+        <w:t xml:space="preserve"> </w:t>
+      </w:r>
+      <w:r>
+        <w:t xml:space="preserve">plots</w:t>
+      </w:r>
+      <w:r>
+        <w:t xml:space="preserve"> </w:t>
+      </w:r>
+      <w:r>
+        <w:rPr>
+          <w:rStyle w:val="VerbatimChar"/>
+        </w:rPr>
+        <w:t xml:space="preserve">season_year_df</w:t>
+      </w:r>
+      <w:r>
+        <w:t xml:space="preserve"> </w:t>
+      </w:r>
+      <w:r>
+        <w:t xml:space="preserve">with</w:t>
+      </w:r>
+      <w:r>
+        <w:t xml:space="preserve"> </w:t>
+      </w:r>
+      <w:r>
+        <w:rPr>
+          <w:rStyle w:val="VerbatimChar"/>
+        </w:rPr>
+        <w:t xml:space="preserve">aes(x = YEAR, y = TEMP, color = season)</w:t>
+      </w:r>
+      <w:r>
+        <w:t xml:space="preserve"> </w:t>
+      </w:r>
+      <w:r>
+        <w:t xml:space="preserve">and a separate</w:t>
+      </w:r>
+      <w:r>
+        <w:t xml:space="preserve"> </w:t>
+      </w:r>
+      <w:r>
+        <w:rPr>
+          <w:rStyle w:val="VerbatimChar"/>
+        </w:rPr>
+        <w:t xml:space="preserve">geom_smooth(method = "lm")</w:t>
+      </w:r>
+      <w:r>
+        <w:t xml:space="preserve"> </w:t>
+      </w:r>
+      <w:r>
+        <w:t xml:space="preserve">line per season. Describe how you would visually tell, just from this plot, whether winter or summer is warming faster.</w:t>
+      </w:r>
+    </w:p>
+    <w:p>
+      <w:pPr>
+        <w:pStyle w:val="SourceCode"/>
+      </w:pPr>
+    </w:p>
+    <w:p>
+      <w:r>
+        <w:pict>
+          <v:rect style="width:0;height:1.5pt" o:hralign="center" o:hrstd="t" o:hr="t"/>
+        </w:pict>
+      </w:r>
+    </w:p>
+    <w:bookmarkEnd w:id="38"/>
+    <w:bookmarkEnd w:id="39"/>
+    <w:bookmarkEnd w:id="40"/>
+    <w:bookmarkStart w:id="55" w:name="part-c-troubleshooting"/>
+    <w:p>
+      <w:pPr>
+        <w:pStyle w:val="Heading1"/>
+      </w:pPr>
+      <w:r>
+        <w:t xml:space="preserve">Part C — Troubleshooting</w:t>
+      </w:r>
+    </w:p>
+    <w:bookmarkStart w:id="42" w:name="question-15-find-the-error"/>
+    <w:p>
+      <w:pPr>
+        <w:pStyle w:val="Heading2"/>
+      </w:pPr>
+      <w:r>
+        <w:t xml:space="preserve">Question 15 · Find the error</w:t>
+      </w:r>
+    </w:p>
+    <w:bookmarkStart w:id="41" w:name="X93d41d3b19cc494f21f3a1ecbb97a2a0a672d14"/>
+    <w:p>
+      <w:pPr>
+        <w:pStyle w:val="Heading3"/>
+      </w:pPr>
+      <w:r>
+        <w:t xml:space="preserve">This is supposed to label summer months but every row comes back</w:t>
+      </w:r>
+      <w:r>
+        <w:t xml:space="preserve"> </w:t>
+      </w:r>
+      <w:r>
+        <w:rPr>
+          <w:rStyle w:val="VerbatimChar"/>
+        </w:rPr>
+        <w:t xml:space="preserve">NA</w:t>
+      </w:r>
+      <w:r>
+        <w:t xml:space="preserve"> </w:t>
+      </w:r>
+      <w:r>
+        <w:t xml:space="preserve">for</w:t>
+      </w:r>
+      <w:r>
+        <w:t xml:space="preserve"> </w:t>
+      </w:r>
+      <w:r>
+        <w:rPr>
+          <w:rStyle w:val="VerbatimChar"/>
+        </w:rPr>
+        <w:t xml:space="preserve">season</w:t>
+      </w:r>
+      <w:r>
+        <w:t xml:space="preserve">. What’s wrong?</w:t>
+      </w:r>
+    </w:p>
+    <w:p>
+      <w:pPr>
+        <w:pStyle w:val="SourceCode"/>
+      </w:pPr>
+      <w:r>
+        <w:rPr>
+          <w:rStyle w:val="NormalTok"/>
+        </w:rPr>
+        <w:t xml:space="preserve">dlh_temp_df </w:t>
+      </w:r>
+      <w:r>
+        <w:rPr>
+          <w:rStyle w:val="SpecialCharTok"/>
+        </w:rPr>
+        <w:t xml:space="preserve">%&gt;%</w:t>
+      </w:r>
+      <w:r>
+        <w:br/>
+      </w:r>
+      <w:r>
+        <w:rPr>
+          <w:rStyle w:val="NormalTok"/>
+        </w:rPr>
+        <w:t xml:space="preserve">  </w:t>
+      </w:r>
+      <w:r>
+        <w:rPr>
+          <w:rStyle w:val="FunctionTok"/>
+        </w:rPr>
+        <w:t xml:space="preserve">mutate</w:t>
+      </w:r>
+      <w:r>
+        <w:rPr>
+          <w:rStyle w:val="NormalTok"/>
+        </w:rPr>
+        <w:t xml:space="preserve">(</w:t>
+      </w:r>
+      <w:r>
+        <w:rPr>
+          <w:rStyle w:val="AttributeTok"/>
+        </w:rPr>
+        <w:t xml:space="preserve">season =</w:t>
+      </w:r>
+      <w:r>
+        <w:rPr>
+          <w:rStyle w:val="NormalTok"/>
+        </w:rPr>
+        <w:t xml:space="preserve"> </w:t>
+      </w:r>
+      <w:r>
+        <w:rPr>
+          <w:rStyle w:val="FunctionTok"/>
+        </w:rPr>
+        <w:t xml:space="preserve">case_when</w:t>
+      </w:r>
+      <w:r>
+        <w:rPr>
+          <w:rStyle w:val="NormalTok"/>
+        </w:rPr>
+        <w:t xml:space="preserve">(</w:t>
+      </w:r>
+      <w:r>
+        <w:br/>
+      </w:r>
+      <w:r>
+        <w:rPr>
+          <w:rStyle w:val="NormalTok"/>
+        </w:rPr>
+        <w:t xml:space="preserve">    MONTH </w:t>
+      </w:r>
+      <w:r>
+        <w:rPr>
+          <w:rStyle w:val="SpecialCharTok"/>
+        </w:rPr>
+        <w:t xml:space="preserve">==</w:t>
+      </w:r>
+      <w:r>
+        <w:rPr>
+          <w:rStyle w:val="NormalTok"/>
+        </w:rPr>
+        <w:t xml:space="preserve"> </w:t>
+      </w:r>
+      <w:r>
+        <w:rPr>
+          <w:rStyle w:val="FunctionTok"/>
+        </w:rPr>
+        <w:t xml:space="preserve">c</w:t>
+      </w:r>
+      <w:r>
+        <w:rPr>
+          <w:rStyle w:val="NormalTok"/>
+        </w:rPr>
+        <w:t xml:space="preserve">(</w:t>
+      </w:r>
+      <w:r>
+        <w:rPr>
+          <w:rStyle w:val="DecValTok"/>
+        </w:rPr>
+        <w:t xml:space="preserve">6</w:t>
+      </w:r>
+      <w:r>
+        <w:rPr>
+          <w:rStyle w:val="NormalTok"/>
+        </w:rPr>
+        <w:t xml:space="preserve">, </w:t>
+      </w:r>
+      <w:r>
+        <w:rPr>
+          <w:rStyle w:val="DecValTok"/>
+        </w:rPr>
+        <w:t xml:space="preserve">7</w:t>
+      </w:r>
+      <w:r>
+        <w:rPr>
+          <w:rStyle w:val="NormalTok"/>
+        </w:rPr>
+        <w:t xml:space="preserve">, </w:t>
+      </w:r>
+      <w:r>
+        <w:rPr>
+          <w:rStyle w:val="DecValTok"/>
+        </w:rPr>
+        <w:t xml:space="preserve">8</w:t>
+      </w:r>
+      <w:r>
+        <w:rPr>
+          <w:rStyle w:val="NormalTok"/>
+        </w:rPr>
+        <w:t xml:space="preserve">) </w:t>
+      </w:r>
+      <w:r>
+        <w:rPr>
+          <w:rStyle w:val="SpecialCharTok"/>
+        </w:rPr>
+        <w:t xml:space="preserve">~</w:t>
+      </w:r>
+      <w:r>
+        <w:rPr>
+          <w:rStyle w:val="NormalTok"/>
+        </w:rPr>
+        <w:t xml:space="preserve"> </w:t>
+      </w:r>
+      <w:r>
+        <w:rPr>
+          <w:rStyle w:val="StringTok"/>
+        </w:rPr>
+        <w:t xml:space="preserve">"summer"</w:t>
+      </w:r>
+      <w:r>
+        <w:rPr>
+          <w:rStyle w:val="NormalTok"/>
+        </w:rPr>
+        <w:t xml:space="preserve">,</w:t>
+      </w:r>
+      <w:r>
+        <w:br/>
+      </w:r>
+      <w:r>
+        <w:rPr>
+          <w:rStyle w:val="NormalTok"/>
+        </w:rPr>
+        <w:t xml:space="preserve">    </w:t>
+      </w:r>
+      <w:r>
+        <w:rPr>
+          <w:rStyle w:val="ConstantTok"/>
+        </w:rPr>
+        <w:t xml:space="preserve">TRUE</w:t>
+      </w:r>
+      <w:r>
+        <w:rPr>
+          <w:rStyle w:val="NormalTok"/>
+        </w:rPr>
+        <w:t xml:space="preserve"> </w:t>
+      </w:r>
+      <w:r>
+        <w:rPr>
+          <w:rStyle w:val="SpecialCharTok"/>
+        </w:rPr>
+        <w:t xml:space="preserve">~</w:t>
+      </w:r>
+      <w:r>
+        <w:rPr>
+          <w:rStyle w:val="NormalTok"/>
+        </w:rPr>
+        <w:t xml:space="preserve"> </w:t>
+      </w:r>
+      <w:r>
+        <w:rPr>
+          <w:rStyle w:val="StringTok"/>
+        </w:rPr>
+        <w:t xml:space="preserve">"other"</w:t>
+      </w:r>
+      <w:r>
+        <w:br/>
+      </w:r>
+      <w:r>
+        <w:rPr>
+          <w:rStyle w:val="NormalTok"/>
+        </w:rPr>
+        <w:t xml:space="preserve">  ))</w:t>
+      </w:r>
+    </w:p>
+    <w:p>
+      <w:pPr>
+        <w:pStyle w:val="FirstParagraph"/>
+      </w:pPr>
+      <w:r>
+        <w:t xml:space="preserve">Your fix and explanation:</w:t>
+      </w:r>
+    </w:p>
+    <w:p>
+      <w:pPr>
+        <w:pStyle w:val="SourceCode"/>
+      </w:pPr>
+    </w:p>
+    <w:p>
+      <w:r>
+        <w:pict>
+          <v:rect style="width:0;height:1.5pt" o:hralign="center" o:hrstd="t" o:hr="t"/>
+        </w:pict>
+      </w:r>
+    </w:p>
+    <w:bookmarkEnd w:id="41"/>
+    <w:bookmarkEnd w:id="42"/>
+    <w:bookmarkStart w:id="44" w:name="question-16-find-the-error"/>
+    <w:p>
+      <w:pPr>
+        <w:pStyle w:val="Heading2"/>
+      </w:pPr>
+      <w:r>
+        <w:t xml:space="preserve">Question 16 · Find the error</w:t>
+      </w:r>
+    </w:p>
+    <w:bookmarkStart w:id="43" w:name="Xa9e01db3813f00b01eede43a095fc61f1727510"/>
+    <w:p>
+      <w:pPr>
+        <w:pStyle w:val="Heading3"/>
+      </w:pPr>
+      <w:r>
+        <w:t xml:space="preserve">A student runs this and gets</w:t>
+      </w:r>
+      <w:r>
+        <w:t xml:space="preserve"> </w:t>
+      </w:r>
+      <w:r>
+        <w:rPr>
+          <w:rStyle w:val="VerbatimChar"/>
+        </w:rPr>
+        <w:t xml:space="preserve">Error: Can't select columns that don't exist. ✖ Column 'temp' doesn't exist.</w:t>
+      </w:r>
+      <w:r>
+        <w:t xml:space="preserve"> </w:t>
+      </w:r>
+      <w:r>
+        <w:t xml:space="preserve">What’s wrong, and how do they find the correct name?</w:t>
+      </w:r>
+    </w:p>
+    <w:p>
+      <w:pPr>
+        <w:pStyle w:val="SourceCode"/>
+      </w:pPr>
+      <w:r>
+        <w:rPr>
+          <w:rStyle w:val="NormalTok"/>
+        </w:rPr>
+        <w:t xml:space="preserve">dlh_temp_df </w:t>
+      </w:r>
+      <w:r>
+        <w:rPr>
+          <w:rStyle w:val="SpecialCharTok"/>
+        </w:rPr>
+        <w:t xml:space="preserve">%&gt;%</w:t>
+      </w:r>
+      <w:r>
+        <w:rPr>
+          <w:rStyle w:val="NormalTok"/>
+        </w:rPr>
+        <w:t xml:space="preserve"> </w:t>
+      </w:r>
+      <w:r>
+        <w:rPr>
+          <w:rStyle w:val="FunctionTok"/>
+        </w:rPr>
+        <w:t xml:space="preserve">select</w:t>
+      </w:r>
+      <w:r>
+        <w:rPr>
+          <w:rStyle w:val="NormalTok"/>
+        </w:rPr>
+        <w:t xml:space="preserve">(temp, YEAR, MONTH)</w:t>
+      </w:r>
+    </w:p>
+    <w:p>
+      <w:pPr>
+        <w:pStyle w:val="FirstParagraph"/>
+      </w:pPr>
+      <w:r>
+        <w:t xml:space="preserve">Your fix and explanation:</w:t>
+      </w:r>
+    </w:p>
+    <w:p>
+      <w:pPr>
+        <w:pStyle w:val="SourceCode"/>
+      </w:pPr>
+    </w:p>
+    <w:p>
+      <w:r>
+        <w:pict>
+          <v:rect style="width:0;height:1.5pt" o:hralign="center" o:hrstd="t" o:hr="t"/>
+        </w:pict>
+      </w:r>
+    </w:p>
+    <w:bookmarkEnd w:id="43"/>
+    <w:bookmarkEnd w:id="44"/>
+    <w:bookmarkStart w:id="46" w:name="question-17-find-the-error"/>
+    <w:p>
+      <w:pPr>
+        <w:pStyle w:val="Heading2"/>
+      </w:pPr>
+      <w:r>
+        <w:t xml:space="preserve">Question 17 · Find the error</w:t>
+      </w:r>
+    </w:p>
+    <w:bookmarkStart w:id="45" w:name="X753414640df0cae9aa686857cc031f95f8bd6fa"/>
+    <w:p>
+      <w:pPr>
+        <w:pStyle w:val="Heading3"/>
+      </w:pPr>
+      <w:r>
+        <w:t xml:space="preserve">This is meant to compute the mean yearly temperature, but it returns</w:t>
+      </w:r>
+      <w:r>
+        <w:t xml:space="preserve"> </w:t>
+      </w:r>
+      <w:r>
+        <w:rPr>
+          <w:rStyle w:val="VerbatimChar"/>
+        </w:rPr>
+        <w:t xml:space="preserve">NA</w:t>
+      </w:r>
+      <w:r>
+        <w:t xml:space="preserve"> </w:t>
+      </w:r>
+      <w:r>
+        <w:t xml:space="preserve">for every year. What’s missing?</w:t>
+      </w:r>
+    </w:p>
+    <w:p>
+      <w:pPr>
+        <w:pStyle w:val="SourceCode"/>
+      </w:pPr>
+      <w:r>
+        <w:rPr>
+          <w:rStyle w:val="NormalTok"/>
+        </w:rPr>
+        <w:t xml:space="preserve">dlh_temp_df </w:t>
+      </w:r>
+      <w:r>
+        <w:rPr>
+          <w:rStyle w:val="SpecialCharTok"/>
+        </w:rPr>
+        <w:t xml:space="preserve">%&gt;%</w:t>
+      </w:r>
+      <w:r>
+        <w:br/>
+      </w:r>
+      <w:r>
+        <w:rPr>
+          <w:rStyle w:val="NormalTok"/>
+        </w:rPr>
+        <w:t xml:space="preserve">  </w:t>
+      </w:r>
+      <w:r>
+        <w:rPr>
+          <w:rStyle w:val="FunctionTok"/>
+        </w:rPr>
+        <w:t xml:space="preserve">group_by</w:t>
+      </w:r>
+      <w:r>
+        <w:rPr>
+          <w:rStyle w:val="NormalTok"/>
+        </w:rPr>
+        <w:t xml:space="preserve">(YEAR) </w:t>
+      </w:r>
+      <w:r>
+        <w:rPr>
+          <w:rStyle w:val="SpecialCharTok"/>
+        </w:rPr>
+        <w:t xml:space="preserve">%&gt;%</w:t>
+      </w:r>
+      <w:r>
+        <w:br/>
+      </w:r>
+      <w:r>
+        <w:rPr>
+          <w:rStyle w:val="NormalTok"/>
+        </w:rPr>
+        <w:t xml:space="preserve">  </w:t>
+      </w:r>
+      <w:r>
+        <w:rPr>
+          <w:rStyle w:val="FunctionTok"/>
+        </w:rPr>
+        <w:t xml:space="preserve">summarize</w:t>
+      </w:r>
+      <w:r>
+        <w:rPr>
+          <w:rStyle w:val="NormalTok"/>
+        </w:rPr>
+        <w:t xml:space="preserve">(</w:t>
+      </w:r>
+      <w:r>
+        <w:rPr>
+          <w:rStyle w:val="AttributeTok"/>
+        </w:rPr>
+        <w:t xml:space="preserve">TEMP =</w:t>
+      </w:r>
+      <w:r>
+        <w:rPr>
+          <w:rStyle w:val="NormalTok"/>
+        </w:rPr>
+        <w:t xml:space="preserve"> </w:t>
+      </w:r>
+      <w:r>
+        <w:rPr>
+          <w:rStyle w:val="FunctionTok"/>
+        </w:rPr>
+        <w:t xml:space="preserve">mean</w:t>
+      </w:r>
+      <w:r>
+        <w:rPr>
+          <w:rStyle w:val="NormalTok"/>
+        </w:rPr>
+        <w:t xml:space="preserve">(TEMP))</w:t>
+      </w:r>
+    </w:p>
+    <w:p>
+      <w:pPr>
+        <w:pStyle w:val="FirstParagraph"/>
+      </w:pPr>
+      <w:r>
+        <w:t xml:space="preserve">Your fix and explanation:</w:t>
+      </w:r>
+    </w:p>
+    <w:p>
+      <w:pPr>
+        <w:pStyle w:val="SourceCode"/>
+      </w:pPr>
+    </w:p>
+    <w:p>
+      <w:r>
+        <w:pict>
+          <v:rect style="width:0;height:1.5pt" o:hralign="center" o:hrstd="t" o:hr="t"/>
+        </w:pict>
+      </w:r>
+    </w:p>
+    <w:bookmarkEnd w:id="45"/>
+    <w:bookmarkEnd w:id="46"/>
+    <w:bookmarkStart w:id="48" w:name="question-18-find-the-error"/>
+    <w:p>
+      <w:pPr>
+        <w:pStyle w:val="Heading2"/>
+      </w:pPr>
+      <w:r>
+        <w:t xml:space="preserve">Question 18 · Find the error</w:t>
+      </w:r>
+    </w:p>
+    <w:bookmarkStart w:id="47" w:name="X1383a21748d70b115235b5040d82f351c9603db"/>
+    <w:p>
+      <w:pPr>
+        <w:pStyle w:val="Heading3"/>
+      </w:pPr>
+      <w:r>
+        <w:t xml:space="preserve">A student wants the</w:t>
+      </w:r>
+      <w:r>
+        <w:t xml:space="preserve"> </w:t>
+      </w:r>
+      <w:r>
+        <w:rPr>
+          <w:b/>
+          <w:bCs/>
+        </w:rPr>
+        <w:t xml:space="preserve">rate of warming per year</w:t>
+      </w:r>
+      <w:r>
+        <w:t xml:space="preserve"> </w:t>
+      </w:r>
+      <w:r>
+        <w:t xml:space="preserve">but writes this. What did they extract instead, and how do they fix it?</w:t>
+      </w:r>
+    </w:p>
+    <w:p>
+      <w:pPr>
+        <w:pStyle w:val="SourceCode"/>
+      </w:pPr>
+      <w:r>
+        <w:rPr>
+          <w:rStyle w:val="NormalTok"/>
+        </w:rPr>
+        <w:t xml:space="preserve">yearly_temp_model </w:t>
+      </w:r>
+      <w:r>
+        <w:rPr>
+          <w:rStyle w:val="OtherTok"/>
+        </w:rPr>
+        <w:t xml:space="preserve">&lt;-</w:t>
+      </w:r>
+      <w:r>
+        <w:rPr>
+          <w:rStyle w:val="NormalTok"/>
+        </w:rPr>
+        <w:t xml:space="preserve"> </w:t>
+      </w:r>
+      <w:r>
+        <w:rPr>
+          <w:rStyle w:val="FunctionTok"/>
+        </w:rPr>
+        <w:t xml:space="preserve">lm</w:t>
+      </w:r>
+      <w:r>
+        <w:rPr>
+          <w:rStyle w:val="NormalTok"/>
+        </w:rPr>
+        <w:t xml:space="preserve">(TEMP </w:t>
+      </w:r>
+      <w:r>
+        <w:rPr>
+          <w:rStyle w:val="SpecialCharTok"/>
+        </w:rPr>
+        <w:t xml:space="preserve">~</w:t>
+      </w:r>
+      <w:r>
+        <w:rPr>
+          <w:rStyle w:val="NormalTok"/>
+        </w:rPr>
+        <w:t xml:space="preserve"> YEAR, </w:t>
+      </w:r>
+      <w:r>
+        <w:rPr>
+          <w:rStyle w:val="AttributeTok"/>
+        </w:rPr>
+        <w:t xml:space="preserve">data =</w:t>
+      </w:r>
+      <w:r>
+        <w:rPr>
+          <w:rStyle w:val="NormalTok"/>
+        </w:rPr>
+        <w:t xml:space="preserve"> dlh_year_df)</w:t>
+      </w:r>
+      <w:r>
+        <w:br/>
+      </w:r>
+      <w:r>
+        <w:rPr>
+          <w:rStyle w:val="NormalTok"/>
+        </w:rPr>
+        <w:t xml:space="preserve">warming_rate </w:t>
+      </w:r>
+      <w:r>
+        <w:rPr>
+          <w:rStyle w:val="OtherTok"/>
+        </w:rPr>
+        <w:t xml:space="preserve">&lt;-</w:t>
+      </w:r>
+      <w:r>
+        <w:rPr>
+          <w:rStyle w:val="NormalTok"/>
+        </w:rPr>
+        <w:t xml:space="preserve"> </w:t>
+      </w:r>
+      <w:r>
+        <w:rPr>
+          <w:rStyle w:val="FunctionTok"/>
+        </w:rPr>
+        <w:t xml:space="preserve">coef</w:t>
+      </w:r>
+      <w:r>
+        <w:rPr>
+          <w:rStyle w:val="NormalTok"/>
+        </w:rPr>
+        <w:t xml:space="preserve">(yearly_temp_model)[</w:t>
+      </w:r>
+      <w:r>
+        <w:rPr>
+          <w:rStyle w:val="DecValTok"/>
+        </w:rPr>
+        <w:t xml:space="preserve">1</w:t>
+      </w:r>
+      <w:r>
+        <w:rPr>
+          <w:rStyle w:val="NormalTok"/>
+        </w:rPr>
+        <w:t xml:space="preserve">]</w:t>
+      </w:r>
+    </w:p>
+    <w:p>
+      <w:pPr>
+        <w:pStyle w:val="FirstParagraph"/>
+      </w:pPr>
+      <w:r>
+        <w:t xml:space="preserve">Your fix and explanation:</w:t>
+      </w:r>
+    </w:p>
+    <w:p>
+      <w:pPr>
+        <w:pStyle w:val="SourceCode"/>
+      </w:pPr>
+    </w:p>
+    <w:p>
+      <w:r>
+        <w:pict>
+          <v:rect style="width:0;height:1.5pt" o:hralign="center" o:hrstd="t" o:hr="t"/>
+        </w:pict>
+      </w:r>
+    </w:p>
+    <w:bookmarkEnd w:id="47"/>
+    <w:bookmarkEnd w:id="48"/>
+    <w:bookmarkStart w:id="50" w:name="question-19-find-the-error"/>
+    <w:p>
+      <w:pPr>
+        <w:pStyle w:val="Heading2"/>
+      </w:pPr>
+      <w:r>
+        <w:t xml:space="preserve">Question 19 · Find the error</w:t>
+      </w:r>
+    </w:p>
+    <w:bookmarkStart w:id="49" w:name="Xba9a2f6c7e2abb729f840a18e826a17d4f8d01e"/>
+    <w:p>
+      <w:pPr>
+        <w:pStyle w:val="Heading3"/>
+      </w:pPr>
+      <w:r>
+        <w:t xml:space="preserve">A student fits the trend model directly on the daily data instead of the yearly summary. What goes wrong with this approach, even though it runs without an error?</w:t>
+      </w:r>
+    </w:p>
+    <w:p>
+      <w:pPr>
+        <w:pStyle w:val="SourceCode"/>
+      </w:pPr>
+      <w:r>
+        <w:rPr>
+          <w:rStyle w:val="NormalTok"/>
+        </w:rPr>
+        <w:t xml:space="preserve">daily_trend_model </w:t>
+      </w:r>
+      <w:r>
+        <w:rPr>
+          <w:rStyle w:val="OtherTok"/>
+        </w:rPr>
+        <w:t xml:space="preserve">&lt;-</w:t>
+      </w:r>
+      <w:r>
+        <w:rPr>
+          <w:rStyle w:val="NormalTok"/>
+        </w:rPr>
+        <w:t xml:space="preserve"> </w:t>
+      </w:r>
+      <w:r>
+        <w:rPr>
+          <w:rStyle w:val="FunctionTok"/>
+        </w:rPr>
+        <w:t xml:space="preserve">lm</w:t>
+      </w:r>
+      <w:r>
+        <w:rPr>
+          <w:rStyle w:val="NormalTok"/>
+        </w:rPr>
+        <w:t xml:space="preserve">(TEMP </w:t>
+      </w:r>
+      <w:r>
+        <w:rPr>
+          <w:rStyle w:val="SpecialCharTok"/>
+        </w:rPr>
+        <w:t xml:space="preserve">~</w:t>
+      </w:r>
+      <w:r>
+        <w:rPr>
+          <w:rStyle w:val="NormalTok"/>
+        </w:rPr>
+        <w:t xml:space="preserve"> YEARMODA, </w:t>
+      </w:r>
+      <w:r>
+        <w:rPr>
+          <w:rStyle w:val="AttributeTok"/>
+        </w:rPr>
+        <w:t xml:space="preserve">data =</w:t>
+      </w:r>
+      <w:r>
+        <w:rPr>
+          <w:rStyle w:val="NormalTok"/>
+        </w:rPr>
+        <w:t xml:space="preserve"> dlh_temp_df)</w:t>
+      </w:r>
+    </w:p>
+    <w:p>
+      <w:pPr>
+        <w:pStyle w:val="FirstParagraph"/>
+      </w:pPr>
+      <w:r>
+        <w:t xml:space="preserve">Your explanation:</w:t>
+      </w:r>
+    </w:p>
+    <w:p>
+      <w:pPr>
+        <w:pStyle w:val="SourceCode"/>
+      </w:pPr>
+    </w:p>
+    <w:p>
+      <w:r>
+        <w:pict>
+          <v:rect style="width:0;height:1.5pt" o:hralign="center" o:hrstd="t" o:hr="t"/>
+        </w:pict>
+      </w:r>
+    </w:p>
+    <w:bookmarkEnd w:id="49"/>
+    <w:bookmarkEnd w:id="50"/>
+    <w:bookmarkStart w:id="52" w:name="question-20-find-the-error"/>
+    <w:p>
+      <w:pPr>
+        <w:pStyle w:val="Heading2"/>
+      </w:pPr>
+      <w:r>
+        <w:t xml:space="preserve">Question 20 · Find the error</w:t>
+      </w:r>
+    </w:p>
+    <w:bookmarkStart w:id="51" w:name="X4ca294e331e73b0c055348fed4f84bd490130d3"/>
+    <w:p>
+      <w:pPr>
+        <w:pStyle w:val="Heading3"/>
+      </w:pPr>
+      <w:r>
+        <w:t xml:space="preserve">In</w:t>
+      </w:r>
+      <w:r>
+        <w:t xml:space="preserve"> </w:t>
+      </w:r>
+      <w:r>
+        <w:rPr>
+          <w:rStyle w:val="VerbatimChar"/>
+        </w:rPr>
+        <w:t xml:space="preserve">season_temp_plot</w:t>
+      </w:r>
+      <w:r>
+        <w:t xml:space="preserve">, every point shows up as the same default color instead of being split by season. What line is missing or wrong?</w:t>
+      </w:r>
+    </w:p>
+    <w:p>
+      <w:pPr>
+        <w:pStyle w:val="SourceCode"/>
+      </w:pPr>
+      <w:r>
+        <w:rPr>
+          <w:rStyle w:val="NormalTok"/>
+        </w:rPr>
+        <w:t xml:space="preserve">season_year_df </w:t>
+      </w:r>
+      <w:r>
+        <w:rPr>
+          <w:rStyle w:val="SpecialCharTok"/>
+        </w:rPr>
+        <w:t xml:space="preserve">%&gt;%</w:t>
+      </w:r>
+      <w:r>
+        <w:br/>
+      </w:r>
+      <w:r>
+        <w:rPr>
+          <w:rStyle w:val="NormalTok"/>
+        </w:rPr>
+        <w:t xml:space="preserve">  </w:t>
+      </w:r>
+      <w:r>
+        <w:rPr>
+          <w:rStyle w:val="FunctionTok"/>
+        </w:rPr>
+        <w:t xml:space="preserve">ggplot</w:t>
+      </w:r>
+      <w:r>
+        <w:rPr>
+          <w:rStyle w:val="NormalTok"/>
+        </w:rPr>
+        <w:t xml:space="preserve">(</w:t>
+      </w:r>
+      <w:r>
+        <w:rPr>
+          <w:rStyle w:val="FunctionTok"/>
+        </w:rPr>
+        <w:t xml:space="preserve">aes</w:t>
+      </w:r>
+      <w:r>
+        <w:rPr>
+          <w:rStyle w:val="NormalTok"/>
+        </w:rPr>
+        <w:t xml:space="preserve">(</w:t>
+      </w:r>
+      <w:r>
+        <w:rPr>
+          <w:rStyle w:val="AttributeTok"/>
+        </w:rPr>
+        <w:t xml:space="preserve">x =</w:t>
+      </w:r>
+      <w:r>
+        <w:rPr>
+          <w:rStyle w:val="NormalTok"/>
+        </w:rPr>
+        <w:t xml:space="preserve"> YEAR, </w:t>
+      </w:r>
+      <w:r>
+        <w:rPr>
+          <w:rStyle w:val="AttributeTok"/>
+        </w:rPr>
+        <w:t xml:space="preserve">y =</w:t>
+      </w:r>
+      <w:r>
+        <w:rPr>
+          <w:rStyle w:val="NormalTok"/>
+        </w:rPr>
+        <w:t xml:space="preserve"> TEMP)) </w:t>
+      </w:r>
+      <w:r>
+        <w:rPr>
+          <w:rStyle w:val="SpecialCharTok"/>
+        </w:rPr>
+        <w:t xml:space="preserve">+</w:t>
+      </w:r>
+      <w:r>
+        <w:br/>
+      </w:r>
+      <w:r>
+        <w:rPr>
+          <w:rStyle w:val="NormalTok"/>
+        </w:rPr>
+        <w:t xml:space="preserve">  </w:t>
+      </w:r>
+      <w:r>
+        <w:rPr>
+          <w:rStyle w:val="FunctionTok"/>
+        </w:rPr>
+        <w:t xml:space="preserve">geom_point</w:t>
+      </w:r>
+      <w:r>
+        <w:rPr>
+          <w:rStyle w:val="NormalTok"/>
+        </w:rPr>
+        <w:t xml:space="preserve">(</w:t>
+      </w:r>
+      <w:r>
+        <w:rPr>
+          <w:rStyle w:val="AttributeTok"/>
+        </w:rPr>
+        <w:t xml:space="preserve">size =</w:t>
+      </w:r>
+      <w:r>
+        <w:rPr>
+          <w:rStyle w:val="NormalTok"/>
+        </w:rPr>
+        <w:t xml:space="preserve"> </w:t>
+      </w:r>
+      <w:r>
+        <w:rPr>
+          <w:rStyle w:val="FloatTok"/>
+        </w:rPr>
+        <w:t xml:space="preserve">1.8</w:t>
+      </w:r>
+      <w:r>
+        <w:rPr>
+          <w:rStyle w:val="NormalTok"/>
+        </w:rPr>
+        <w:t xml:space="preserve">, </w:t>
+      </w:r>
+      <w:r>
+        <w:rPr>
+          <w:rStyle w:val="AttributeTok"/>
+        </w:rPr>
+        <w:t xml:space="preserve">alpha =</w:t>
+      </w:r>
+      <w:r>
+        <w:rPr>
+          <w:rStyle w:val="NormalTok"/>
+        </w:rPr>
+        <w:t xml:space="preserve"> </w:t>
+      </w:r>
+      <w:r>
+        <w:rPr>
+          <w:rStyle w:val="FloatTok"/>
+        </w:rPr>
+        <w:t xml:space="preserve">0.7</w:t>
+      </w:r>
+      <w:r>
+        <w:rPr>
+          <w:rStyle w:val="NormalTok"/>
+        </w:rPr>
+        <w:t xml:space="preserve">) </w:t>
+      </w:r>
+      <w:r>
+        <w:rPr>
+          <w:rStyle w:val="SpecialCharTok"/>
+        </w:rPr>
+        <w:t xml:space="preserve">+</w:t>
+      </w:r>
+      <w:r>
+        <w:br/>
+      </w:r>
+      <w:r>
+        <w:rPr>
+          <w:rStyle w:val="NormalTok"/>
+        </w:rPr>
+        <w:t xml:space="preserve">  </w:t>
+      </w:r>
+      <w:r>
+        <w:rPr>
+          <w:rStyle w:val="FunctionTok"/>
+        </w:rPr>
+        <w:t xml:space="preserve">geom_smooth</w:t>
+      </w:r>
+      <w:r>
+        <w:rPr>
+          <w:rStyle w:val="NormalTok"/>
+        </w:rPr>
+        <w:t xml:space="preserve">(</w:t>
+      </w:r>
+      <w:r>
+        <w:rPr>
+          <w:rStyle w:val="AttributeTok"/>
+        </w:rPr>
+        <w:t xml:space="preserve">method =</w:t>
+      </w:r>
+      <w:r>
+        <w:rPr>
+          <w:rStyle w:val="NormalTok"/>
+        </w:rPr>
+        <w:t xml:space="preserve"> </w:t>
+      </w:r>
+      <w:r>
+        <w:rPr>
+          <w:rStyle w:val="StringTok"/>
+        </w:rPr>
+        <w:t xml:space="preserve">"lm"</w:t>
+      </w:r>
+      <w:r>
+        <w:rPr>
+          <w:rStyle w:val="NormalTok"/>
+        </w:rPr>
+        <w:t xml:space="preserve">, </w:t>
+      </w:r>
+      <w:r>
+        <w:rPr>
+          <w:rStyle w:val="AttributeTok"/>
+        </w:rPr>
+        <w:t xml:space="preserve">se =</w:t>
+      </w:r>
+      <w:r>
+        <w:rPr>
+          <w:rStyle w:val="NormalTok"/>
+        </w:rPr>
+        <w:t xml:space="preserve"> </w:t>
+      </w:r>
+      <w:r>
+        <w:rPr>
+          <w:rStyle w:val="ConstantTok"/>
+        </w:rPr>
+        <w:t xml:space="preserve">TRUE</w:t>
+      </w:r>
+      <w:r>
+        <w:rPr>
+          <w:rStyle w:val="NormalTok"/>
+        </w:rPr>
+        <w:t xml:space="preserve">)</w:t>
+      </w:r>
+    </w:p>
+    <w:p>
+      <w:pPr>
+        <w:pStyle w:val="FirstParagraph"/>
+      </w:pPr>
+      <w:r>
+        <w:t xml:space="preserve">Your fix and explanation:</w:t>
+      </w:r>
+    </w:p>
+    <w:p>
+      <w:pPr>
+        <w:pStyle w:val="SourceCode"/>
+      </w:pPr>
+    </w:p>
+    <w:p>
+      <w:r>
+        <w:pict>
+          <v:rect style="width:0;height:1.5pt" o:hralign="center" o:hrstd="t" o:hr="t"/>
+        </w:pict>
+      </w:r>
+    </w:p>
+    <w:bookmarkEnd w:id="51"/>
+    <w:bookmarkEnd w:id="52"/>
+    <w:bookmarkStart w:id="54" w:name="question-21-find-the-error"/>
+    <w:p>
+      <w:pPr>
+        <w:pStyle w:val="Heading2"/>
+      </w:pPr>
+      <w:r>
+        <w:t xml:space="preserve">Question 21 · Find the error</w:t>
+      </w:r>
+    </w:p>
+    <w:bookmarkStart w:id="53" w:name="X53d345671e95e82da1ef947305601236767e50d"/>
+    <w:p>
+      <w:pPr>
+        <w:pStyle w:val="Heading3"/>
+      </w:pPr>
+      <w:r>
+        <w:t xml:space="preserve">This is supposed to keep only summer and winter rows before comparing seasons, but it silently keeps every row. What’s wrong?</w:t>
+      </w:r>
+    </w:p>
+    <w:p>
+      <w:pPr>
+        <w:pStyle w:val="SourceCode"/>
+      </w:pPr>
+      <w:r>
+        <w:rPr>
+          <w:rStyle w:val="NormalTok"/>
+        </w:rPr>
+        <w:t xml:space="preserve">season_year_df </w:t>
+      </w:r>
+      <w:r>
+        <w:rPr>
+          <w:rStyle w:val="OtherTok"/>
+        </w:rPr>
+        <w:t xml:space="preserve">&lt;-</w:t>
+      </w:r>
+      <w:r>
+        <w:rPr>
+          <w:rStyle w:val="NormalTok"/>
+        </w:rPr>
+        <w:t xml:space="preserve"> dlh_season_df </w:t>
+      </w:r>
+      <w:r>
+        <w:rPr>
+          <w:rStyle w:val="SpecialCharTok"/>
+        </w:rPr>
+        <w:t xml:space="preserve">%&gt;%</w:t>
+      </w:r>
+      <w:r>
+        <w:br/>
+      </w:r>
+      <w:r>
+        <w:rPr>
+          <w:rStyle w:val="NormalTok"/>
+        </w:rPr>
+        <w:t xml:space="preserve">  </w:t>
+      </w:r>
+      <w:r>
+        <w:rPr>
+          <w:rStyle w:val="FunctionTok"/>
+        </w:rPr>
+        <w:t xml:space="preserve">filter</w:t>
+      </w:r>
+      <w:r>
+        <w:rPr>
+          <w:rStyle w:val="NormalTok"/>
+        </w:rPr>
+        <w:t xml:space="preserve">(season </w:t>
+      </w:r>
+      <w:r>
+        <w:rPr>
+          <w:rStyle w:val="SpecialCharTok"/>
+        </w:rPr>
+        <w:t xml:space="preserve">==</w:t>
+      </w:r>
+      <w:r>
+        <w:rPr>
+          <w:rStyle w:val="NormalTok"/>
+        </w:rPr>
+        <w:t xml:space="preserve"> </w:t>
+      </w:r>
+      <w:r>
+        <w:rPr>
+          <w:rStyle w:val="FunctionTok"/>
+        </w:rPr>
+        <w:t xml:space="preserve">c</w:t>
+      </w:r>
+      <w:r>
+        <w:rPr>
+          <w:rStyle w:val="NormalTok"/>
+        </w:rPr>
+        <w:t xml:space="preserve">(</w:t>
+      </w:r>
+      <w:r>
+        <w:rPr>
+          <w:rStyle w:val="StringTok"/>
+        </w:rPr>
+        <w:t xml:space="preserve">"summer"</w:t>
+      </w:r>
+      <w:r>
+        <w:rPr>
+          <w:rStyle w:val="NormalTok"/>
+        </w:rPr>
+        <w:t xml:space="preserve">, </w:t>
+      </w:r>
+      <w:r>
+        <w:rPr>
+          <w:rStyle w:val="StringTok"/>
+        </w:rPr>
+        <w:t xml:space="preserve">"winter"</w:t>
+      </w:r>
+      <w:r>
+        <w:rPr>
+          <w:rStyle w:val="NormalTok"/>
+        </w:rPr>
+        <w:t xml:space="preserve">)) </w:t>
+      </w:r>
+      <w:r>
+        <w:rPr>
+          <w:rStyle w:val="SpecialCharTok"/>
+        </w:rPr>
+        <w:t xml:space="preserve">%&gt;%</w:t>
+      </w:r>
+      <w:r>
+        <w:br/>
+      </w:r>
+      <w:r>
+        <w:rPr>
+          <w:rStyle w:val="NormalTok"/>
+        </w:rPr>
+        <w:t xml:space="preserve">  </w:t>
+      </w:r>
+      <w:r>
+        <w:rPr>
+          <w:rStyle w:val="FunctionTok"/>
+        </w:rPr>
+        <w:t xml:space="preserve">group_by</w:t>
+      </w:r>
+      <w:r>
+        <w:rPr>
+          <w:rStyle w:val="NormalTok"/>
+        </w:rPr>
+        <w:t xml:space="preserve">(YEAR, season) </w:t>
+      </w:r>
+      <w:r>
+        <w:rPr>
+          <w:rStyle w:val="SpecialCharTok"/>
+        </w:rPr>
+        <w:t xml:space="preserve">%&gt;%</w:t>
+      </w:r>
+      <w:r>
+        <w:br/>
+      </w:r>
+      <w:r>
+        <w:rPr>
+          <w:rStyle w:val="NormalTok"/>
+        </w:rPr>
+        <w:t xml:space="preserve">  </w:t>
+      </w:r>
+      <w:r>
+        <w:rPr>
+          <w:rStyle w:val="FunctionTok"/>
+        </w:rPr>
+        <w:t xml:space="preserve">summarize</w:t>
+      </w:r>
+      <w:r>
+        <w:rPr>
+          <w:rStyle w:val="NormalTok"/>
+        </w:rPr>
+        <w:t xml:space="preserve">(</w:t>
+      </w:r>
+      <w:r>
+        <w:rPr>
+          <w:rStyle w:val="AttributeTok"/>
+        </w:rPr>
+        <w:t xml:space="preserve">TEMP =</w:t>
+      </w:r>
+      <w:r>
+        <w:rPr>
+          <w:rStyle w:val="NormalTok"/>
+        </w:rPr>
+        <w:t xml:space="preserve"> </w:t>
+      </w:r>
+      <w:r>
+        <w:rPr>
+          <w:rStyle w:val="FunctionTok"/>
+        </w:rPr>
+        <w:t xml:space="preserve">mean</w:t>
+      </w:r>
+      <w:r>
+        <w:rPr>
+          <w:rStyle w:val="NormalTok"/>
+        </w:rPr>
+        <w:t xml:space="preserve">(TEMP, </w:t>
+      </w:r>
+      <w:r>
+        <w:rPr>
+          <w:rStyle w:val="AttributeTok"/>
+        </w:rPr>
+        <w:t xml:space="preserve">na.rm =</w:t>
+      </w:r>
+      <w:r>
+        <w:rPr>
+          <w:rStyle w:val="NormalTok"/>
+        </w:rPr>
+        <w:t xml:space="preserve"> </w:t>
+      </w:r>
+      <w:r>
+        <w:rPr>
+          <w:rStyle w:val="ConstantTok"/>
+        </w:rPr>
+        <w:t xml:space="preserve">TRUE</w:t>
+      </w:r>
+      <w:r>
+        <w:rPr>
+          <w:rStyle w:val="NormalTok"/>
+        </w:rPr>
+        <w:t xml:space="preserve">))</w:t>
+      </w:r>
+    </w:p>
+    <w:p>
+      <w:pPr>
+        <w:pStyle w:val="FirstParagraph"/>
+      </w:pPr>
+      <w:r>
+        <w:t xml:space="preserve">Your fix and explanation:</w:t>
+      </w:r>
+    </w:p>
+    <w:p>
+      <w:pPr>
+        <w:pStyle w:val="SourceCode"/>
+      </w:pPr>
+    </w:p>
+    <w:p>
+      <w:r>
+        <w:pict>
+          <v:rect style="width:0;height:1.5pt" o:hralign="center" o:hrstd="t" o:hr="t"/>
+        </w:pict>
+      </w:r>
+    </w:p>
+    <w:bookmarkEnd w:id="53"/>
+    <w:bookmarkEnd w:id="54"/>
+    <w:bookmarkEnd w:id="55"/>
+    <w:bookmarkStart w:id="70" w:name="part-d-open-ended-applied"/>
+    <w:p>
+      <w:pPr>
+        <w:pStyle w:val="Heading1"/>
+      </w:pPr>
+      <w:r>
+        <w:t xml:space="preserve">Part D — Open-Ended / Applied</w:t>
+      </w:r>
+    </w:p>
+    <w:bookmarkStart w:id="57" w:name="question-22-hypotheses-vs.-prediction"/>
+    <w:p>
+      <w:pPr>
+        <w:pStyle w:val="Heading2"/>
+      </w:pPr>
+      <w:r>
+        <w:t xml:space="preserve">Question 22 · Hypotheses vs. prediction</w:t>
+      </w:r>
+    </w:p>
+    <w:bookmarkStart w:id="56" w:name="X3076e4e615fc12eecdb74bb54bdd38dcbf2a3f5"/>
+    <w:p>
+      <w:pPr>
+        <w:pStyle w:val="Heading3"/>
+      </w:pPr>
+      <w:r>
+        <w:t xml:space="preserve">Write H₀ and Hₐ for testing whether Duluth’s annual mean temperature is changing over time using</w:t>
+      </w:r>
+      <w:r>
+        <w:t xml:space="preserve"> </w:t>
+      </w:r>
+      <w:r>
+        <w:rPr>
+          <w:rStyle w:val="VerbatimChar"/>
+        </w:rPr>
+        <w:t xml:space="preserve">lm(TEMP ~ YEAR)</w:t>
+      </w:r>
+      <w:r>
+        <w:t xml:space="preserve">. Then write a</w:t>
+      </w:r>
+      <w:r>
+        <w:t xml:space="preserve"> </w:t>
+      </w:r>
+      <w:r>
+        <w:rPr>
+          <w:b/>
+          <w:bCs/>
+        </w:rPr>
+        <w:t xml:space="preserve">prediction</w:t>
+      </w:r>
+      <w:r>
+        <w:t xml:space="preserve"> </w:t>
+      </w:r>
+      <w:r>
+        <w:t xml:space="preserve">(not a hypothesis) about the direction you personally expect the slope to have.</w:t>
+      </w:r>
+    </w:p>
+    <w:p>
+      <w:pPr>
+        <w:pStyle w:val="SourceCode"/>
+      </w:pPr>
+      <w:r>
+        <w:rPr>
+          <w:rStyle w:val="VerbatimChar"/>
+        </w:rPr>
+        <w:t xml:space="preserve">H0:</w:t>
+      </w:r>
+      <w:r>
+        <w:br/>
+      </w:r>
+      <w:r>
+        <w:rPr>
+          <w:rStyle w:val="VerbatimChar"/>
+        </w:rPr>
+        <w:t xml:space="preserve">Ha:</w:t>
+      </w:r>
+      <w:r>
+        <w:br/>
+      </w:r>
+      <w:r>
+        <w:rPr>
+          <w:rStyle w:val="VerbatimChar"/>
+        </w:rPr>
+        <w:t xml:space="preserve">Prediction:</w:t>
+      </w:r>
+    </w:p>
+    <w:p>
+      <w:r>
+        <w:pict>
+          <v:rect style="width:0;height:1.5pt" o:hralign="center" o:hrstd="t" o:hr="t"/>
+        </w:pict>
+      </w:r>
+    </w:p>
+    <w:bookmarkEnd w:id="56"/>
+    <w:bookmarkEnd w:id="57"/>
+    <w:bookmarkStart w:id="59" w:name="question-23-open-ended"/>
+    <w:p>
+      <w:pPr>
+        <w:pStyle w:val="Heading2"/>
+      </w:pPr>
+      <w:r>
+        <w:t xml:space="preserve">Question 23 · Open-ended</w:t>
+      </w:r>
+    </w:p>
+    <w:bookmarkStart w:id="58" w:name="X398bfdea7396f422b466730d0a620765cb3cfeb"/>
+    <w:p>
+      <w:pPr>
+        <w:pStyle w:val="Heading3"/>
+      </w:pPr>
+      <w:r>
+        <w:t xml:space="preserve">Explain in your own words why we do not model the trend directly on the ~28,000 raw daily rows, even though that data is technically</w:t>
+      </w:r>
+      <w:r>
+        <w:t xml:space="preserve"> </w:t>
+      </w:r>
+      <w:r>
+        <w:t xml:space="preserve">“more information”</w:t>
+      </w:r>
+      <w:r>
+        <w:t xml:space="preserve"> </w:t>
+      </w:r>
+      <w:r>
+        <w:t xml:space="preserve">than the 78 yearly means.</w:t>
+      </w:r>
+    </w:p>
+    <w:p>
+      <w:pPr>
+        <w:pStyle w:val="SourceCode"/>
+      </w:pPr>
+    </w:p>
+    <w:p>
+      <w:r>
+        <w:pict>
+          <v:rect style="width:0;height:1.5pt" o:hralign="center" o:hrstd="t" o:hr="t"/>
+        </w:pict>
+      </w:r>
+    </w:p>
+    <w:bookmarkEnd w:id="58"/>
+    <w:bookmarkEnd w:id="59"/>
+    <w:bookmarkStart w:id="61" w:name="question-24-open-ended-assumptions"/>
+    <w:p>
+      <w:pPr>
+        <w:pStyle w:val="Heading2"/>
+      </w:pPr>
+      <w:r>
+        <w:t xml:space="preserve">Question 24 · Open-ended — assumptions</w:t>
+      </w:r>
+    </w:p>
+    <w:bookmarkStart w:id="60" w:name="X4e3882b7e510e4ecb662ffd2e32acbca612f2ba"/>
+    <w:p>
+      <w:pPr>
+        <w:pStyle w:val="Heading3"/>
+      </w:pPr>
+      <w:r>
+        <w:rPr>
+          <w:rStyle w:val="VerbatimChar"/>
+        </w:rPr>
+        <w:t xml:space="preserve">lm(TEMP ~ YEAR, data = dlh_year_df)</w:t>
+      </w:r>
+      <w:r>
+        <w:t xml:space="preserve"> </w:t>
+      </w:r>
+      <w:r>
+        <w:t xml:space="preserve">uses the same linear-regression machinery as Lecture 05. Name two assumptions of this model you should check, and describe one reason a</w:t>
+      </w:r>
+      <w:r>
+        <w:t xml:space="preserve"> </w:t>
+      </w:r>
+      <w:r>
+        <w:rPr>
+          <w:b/>
+          <w:bCs/>
+        </w:rPr>
+        <w:t xml:space="preserve">yearly time series</w:t>
+      </w:r>
+      <w:r>
+        <w:t xml:space="preserve"> </w:t>
+      </w:r>
+      <w:r>
+        <w:t xml:space="preserve">in particular can be riskier for one of those assumptions than an ordinary scatterplot dataset (hint: think about whether one year’s temperature is truly independent of the year before it).</w:t>
+      </w:r>
+    </w:p>
+    <w:p>
+      <w:pPr>
+        <w:pStyle w:val="SourceCode"/>
+      </w:pPr>
+      <w:r>
+        <w:rPr>
+          <w:rStyle w:val="VerbatimChar"/>
+        </w:rPr>
+        <w:t xml:space="preserve">Assumption 1:</w:t>
+      </w:r>
+      <w:r>
+        <w:br/>
+      </w:r>
+      <w:r>
+        <w:rPr>
+          <w:rStyle w:val="VerbatimChar"/>
+        </w:rPr>
+        <w:t xml:space="preserve">Assumption 2:</w:t>
+      </w:r>
+      <w:r>
+        <w:br/>
+      </w:r>
+      <w:r>
+        <w:rPr>
+          <w:rStyle w:val="VerbatimChar"/>
+        </w:rPr>
+        <w:t xml:space="preserve">Why yearly time series data is a special case:</w:t>
+      </w:r>
+    </w:p>
+    <w:p>
+      <w:r>
+        <w:pict>
+          <v:rect style="width:0;height:1.5pt" o:hralign="center" o:hrstd="t" o:hr="t"/>
+        </w:pict>
+      </w:r>
+    </w:p>
+    <w:bookmarkEnd w:id="60"/>
+    <w:bookmarkEnd w:id="61"/>
+    <w:bookmarkStart w:id="63" w:name="question-25-open-ended"/>
+    <w:p>
+      <w:pPr>
+        <w:pStyle w:val="Heading2"/>
+      </w:pPr>
+      <w:r>
+        <w:t xml:space="preserve">Question 25 · Open-ended</w:t>
+      </w:r>
+    </w:p>
+    <w:bookmarkStart w:id="62" w:name="X372201d42bfc0352a3108b83c9ce6eb319360c7"/>
+    <w:p>
+      <w:pPr>
+        <w:pStyle w:val="Heading3"/>
+      </w:pPr>
+      <w:r>
+        <w:t xml:space="preserve">A slope of</w:t>
+      </w:r>
+      <w:r>
+        <w:t xml:space="preserve"> </w:t>
+      </w:r>
+      <w:r>
+        <w:rPr>
+          <w:rStyle w:val="VerbatimChar"/>
+        </w:rPr>
+        <w:t xml:space="preserve">0.02 °C/year</w:t>
+      </w:r>
+      <w:r>
+        <w:t xml:space="preserve"> </w:t>
+      </w:r>
+      <w:r>
+        <w:t xml:space="preserve">sounds tiny. Explain, using the idea of converting the slope to °C per decade, why a small yearly slope can still represent a meaningful long-term change.</w:t>
+      </w:r>
+    </w:p>
+    <w:p>
+      <w:pPr>
+        <w:pStyle w:val="SourceCode"/>
+      </w:pPr>
+    </w:p>
+    <w:p>
+      <w:r>
+        <w:pict>
+          <v:rect style="width:0;height:1.5pt" o:hralign="center" o:hrstd="t" o:hr="t"/>
+        </w:pict>
+      </w:r>
+    </w:p>
+    <w:bookmarkEnd w:id="62"/>
+    <w:bookmarkEnd w:id="63"/>
+    <w:bookmarkStart w:id="65" w:name="question-26-open-ended"/>
+    <w:p>
+      <w:pPr>
+        <w:pStyle w:val="Heading2"/>
+      </w:pPr>
+      <w:r>
+        <w:t xml:space="preserve">Question 26 · Open-ended</w:t>
+      </w:r>
+    </w:p>
+    <w:bookmarkStart w:id="64" w:name="X5e2f25bffdd386b013a269e1cc30a842e88aaa2"/>
+    <w:p>
+      <w:pPr>
+        <w:pStyle w:val="Heading3"/>
+      </w:pPr>
+      <w:r>
+        <w:t xml:space="preserve">Give a plausible biological or physical reason why winter might warm at a different rate than summer in a place like Duluth (think about snow cover, ice cover, or cloud cover).</w:t>
+      </w:r>
+    </w:p>
+    <w:p>
+      <w:pPr>
+        <w:pStyle w:val="SourceCode"/>
+      </w:pPr>
+    </w:p>
+    <w:p>
+      <w:r>
+        <w:pict>
+          <v:rect style="width:0;height:1.5pt" o:hralign="center" o:hrstd="t" o:hr="t"/>
+        </w:pict>
+      </w:r>
+    </w:p>
+    <w:bookmarkEnd w:id="64"/>
+    <w:bookmarkEnd w:id="65"/>
+    <w:bookmarkStart w:id="67" w:name="question-27-open-ended"/>
+    <w:p>
+      <w:pPr>
+        <w:pStyle w:val="Heading2"/>
+      </w:pPr>
+      <w:r>
+        <w:t xml:space="preserve">Question 27 · Open-ended</w:t>
+      </w:r>
+    </w:p>
+    <w:bookmarkStart w:id="66" w:name="X04a2c0ec8d0be3354910ca9c73789eafd7f3332"/>
+    <w:p>
+      <w:pPr>
+        <w:pStyle w:val="Heading3"/>
+      </w:pPr>
+      <w:r>
+        <w:t xml:space="preserve">We fit two separate models,</w:t>
+      </w:r>
+      <w:r>
+        <w:t xml:space="preserve"> </w:t>
+      </w:r>
+      <w:r>
+        <w:rPr>
+          <w:rStyle w:val="VerbatimChar"/>
+        </w:rPr>
+        <w:t xml:space="preserve">summer_model</w:t>
+      </w:r>
+      <w:r>
+        <w:t xml:space="preserve"> </w:t>
+      </w:r>
+      <w:r>
+        <w:t xml:space="preserve">and</w:t>
+      </w:r>
+      <w:r>
+        <w:t xml:space="preserve"> </w:t>
+      </w:r>
+      <w:r>
+        <w:rPr>
+          <w:rStyle w:val="VerbatimChar"/>
+        </w:rPr>
+        <w:t xml:space="preserve">winter_model</w:t>
+      </w:r>
+      <w:r>
+        <w:t xml:space="preserve">, instead of one combined model with</w:t>
+      </w:r>
+      <w:r>
+        <w:t xml:space="preserve"> </w:t>
+      </w:r>
+      <w:r>
+        <w:rPr>
+          <w:rStyle w:val="VerbatimChar"/>
+        </w:rPr>
+        <w:t xml:space="preserve">season</w:t>
+      </w:r>
+      <w:r>
+        <w:t xml:space="preserve"> </w:t>
+      </w:r>
+      <w:r>
+        <w:t xml:space="preserve">as a predictor. What is one advantage of the two-separate-models approach, and one thing it makes harder to test directly (hint: comparing whether the two slopes are</w:t>
+      </w:r>
+      <w:r>
+        <w:t xml:space="preserve"> </w:t>
+      </w:r>
+      <w:r>
+        <w:rPr>
+          <w:i/>
+          <w:iCs/>
+        </w:rPr>
+        <w:t xml:space="preserve">statistically</w:t>
+      </w:r>
+      <w:r>
+        <w:t xml:space="preserve"> </w:t>
+      </w:r>
+      <w:r>
+        <w:t xml:space="preserve">different from each other)?</w:t>
+      </w:r>
+    </w:p>
+    <w:p>
+      <w:pPr>
+        <w:pStyle w:val="SourceCode"/>
+      </w:pPr>
+      <w:r>
+        <w:rPr>
+          <w:rStyle w:val="VerbatimChar"/>
+        </w:rPr>
+        <w:t xml:space="preserve">Advantage of two separate models:</w:t>
+      </w:r>
+      <w:r>
+        <w:br/>
+      </w:r>
+      <w:r>
+        <w:rPr>
+          <w:rStyle w:val="VerbatimChar"/>
+        </w:rPr>
+        <w:t xml:space="preserve">What it makes harder to test directly:</w:t>
+      </w:r>
+    </w:p>
+    <w:p>
+      <w:r>
+        <w:pict>
+          <v:rect style="width:0;height:1.5pt" o:hralign="center" o:hrstd="t" o:hr="t"/>
+        </w:pict>
+      </w:r>
+    </w:p>
+    <w:bookmarkEnd w:id="66"/>
+    <w:bookmarkEnd w:id="67"/>
+    <w:bookmarkStart w:id="69" w:name="question-28-open-ended-applying-it"/>
+    <w:p>
+      <w:pPr>
+        <w:pStyle w:val="Heading2"/>
+      </w:pPr>
+      <w:r>
+        <w:t xml:space="preserve">Question 28 · Open-ended — applying it</w:t>
+      </w:r>
+    </w:p>
+    <w:bookmarkStart w:id="68" w:name="Xc83b4a3ca0eb36f06bf7a0d2c6a386778fe40df"/>
+    <w:p>
+      <w:pPr>
+        <w:pStyle w:val="Heading3"/>
+      </w:pPr>
+      <w:r>
+        <w:t xml:space="preserve">For the homework, you’ll repeat this whole workflow for a city of your own choosing. List two things that could go wrong when you switch to a new station ID, and how you’d catch each problem before trusting your results.</w:t>
+      </w:r>
+    </w:p>
+    <w:p>
+      <w:pPr>
+        <w:pStyle w:val="SourceCode"/>
+      </w:pPr>
+      <w:r>
+        <w:rPr>
+          <w:rStyle w:val="VerbatimChar"/>
+        </w:rPr>
+        <w:t xml:space="preserve">Problem 1 and how you'd catch it:</w:t>
+      </w:r>
+      <w:r>
+        <w:br/>
+      </w:r>
+      <w:r>
+        <w:rPr>
+          <w:rStyle w:val="VerbatimChar"/>
+        </w:rPr>
+        <w:t xml:space="preserve">Problem 2 and how you'd catch it:</w:t>
+      </w:r>
+    </w:p>
+    <w:p>
+      <w:r>
+        <w:pict>
+          <v:rect style="width:0;height:1.5pt" o:hralign="center" o:hrstd="t" o:hr="t"/>
+        </w:pict>
+      </w:r>
+    </w:p>
+    <w:bookmarkEnd w:id="68"/>
+    <w:bookmarkEnd w:id="69"/>
+    <w:bookmarkEnd w:id="70"/>
+    <w:bookmarkStart w:id="76" w:name="X19fac04d5a5d6dbca660e85fda058eb10015d87"/>
     <w:p>
       <w:pPr>
         <w:pStyle w:val="Heading1"/>
@@ -1181,6 +3216,265 @@
               <w:pStyle w:val="Compact"/>
             </w:pPr>
             <w:r>
+              <w:t xml:space="preserve">MC</w:t>
+            </w:r>
+          </w:p>
+        </w:tc>
+        <w:tc>
+          <w:tcPr/>
+          <w:p>
+            <w:pPr>
+              <w:pStyle w:val="Compact"/>
+            </w:pPr>
+            <w:r>
+              <w:rPr>
+                <w:b/>
+                <w:bCs/>
+              </w:rPr>
+              <w:t xml:space="preserve">B</w:t>
+            </w:r>
+            <w:r>
+              <w:t xml:space="preserve"> </w:t>
+            </w:r>
+            <w:r>
+              <w:t xml:space="preserve">—</w:t>
+            </w:r>
+            <w:r>
+              <w:t xml:space="preserve"> </w:t>
+            </w:r>
+            <w:r>
+              <w:rPr>
+                <w:rStyle w:val="VerbatimChar"/>
+              </w:rPr>
+              <w:t xml:space="preserve">get_GSOD()</w:t>
+            </w:r>
+            <w:r>
+              <w:t xml:space="preserve"> </w:t>
+            </w:r>
+            <w:r>
+              <w:t xml:space="preserve">from</w:t>
+            </w:r>
+            <w:r>
+              <w:t xml:space="preserve"> </w:t>
+            </w:r>
+            <w:r>
+              <w:rPr>
+                <w:rStyle w:val="VerbatimChar"/>
+              </w:rPr>
+              <w:t xml:space="preserve">GSODR</w:t>
+            </w:r>
+          </w:p>
+        </w:tc>
+      </w:tr>
+      <w:tr>
+        <w:tc>
+          <w:tcPr/>
+          <w:p>
+            <w:pPr>
+              <w:pStyle w:val="Compact"/>
+            </w:pPr>
+            <w:r>
+              <w:t xml:space="preserve">2</w:t>
+            </w:r>
+          </w:p>
+        </w:tc>
+        <w:tc>
+          <w:tcPr/>
+          <w:p>
+            <w:pPr>
+              <w:pStyle w:val="Compact"/>
+            </w:pPr>
+            <w:r>
+              <w:t xml:space="preserve">Short</w:t>
+            </w:r>
+          </w:p>
+        </w:tc>
+        <w:tc>
+          <w:tcPr/>
+          <w:p>
+            <w:pPr>
+              <w:pStyle w:val="Compact"/>
+            </w:pPr>
+            <w:r>
+              <w:t xml:space="preserve">Duluth International Airport, station</w:t>
+            </w:r>
+            <w:r>
+              <w:t xml:space="preserve"> </w:t>
+            </w:r>
+            <w:r>
+              <w:rPr>
+                <w:rStyle w:val="VerbatimChar"/>
+              </w:rPr>
+              <w:t xml:space="preserve">727450-14913</w:t>
+            </w:r>
+            <w:r>
+              <w:t xml:space="preserve">; daily records back to 1948 (~78 years)</w:t>
+            </w:r>
+          </w:p>
+        </w:tc>
+      </w:tr>
+      <w:tr>
+        <w:tc>
+          <w:tcPr/>
+          <w:p>
+            <w:pPr>
+              <w:pStyle w:val="Compact"/>
+            </w:pPr>
+            <w:r>
+              <w:t xml:space="preserve">3</w:t>
+            </w:r>
+          </w:p>
+        </w:tc>
+        <w:tc>
+          <w:tcPr/>
+          <w:p>
+            <w:pPr>
+              <w:pStyle w:val="Compact"/>
+            </w:pPr>
+            <w:r>
+              <w:t xml:space="preserve">MC</w:t>
+            </w:r>
+          </w:p>
+        </w:tc>
+        <w:tc>
+          <w:tcPr/>
+          <w:p>
+            <w:pPr>
+              <w:pStyle w:val="Compact"/>
+            </w:pPr>
+            <w:r>
+              <w:rPr>
+                <w:b/>
+                <w:bCs/>
+              </w:rPr>
+              <w:t xml:space="preserve">B</w:t>
+            </w:r>
+            <w:r>
+              <w:t xml:space="preserve"> </w:t>
+            </w:r>
+            <w:r>
+              <w:t xml:space="preserve">—</w:t>
+            </w:r>
+            <w:r>
+              <w:t xml:space="preserve"> </w:t>
+            </w:r>
+            <w:r>
+              <w:rPr>
+                <w:rStyle w:val="VerbatimChar"/>
+              </w:rPr>
+              <w:t xml:space="preserve">get_GSOD()</w:t>
+            </w:r>
+            <w:r>
+              <w:t xml:space="preserve"> </w:t>
+            </w:r>
+            <w:r>
+              <w:t xml:space="preserve">returns 40+ columns; we only need a handful</w:t>
+            </w:r>
+          </w:p>
+        </w:tc>
+      </w:tr>
+      <w:tr>
+        <w:tc>
+          <w:tcPr/>
+          <w:p>
+            <w:pPr>
+              <w:pStyle w:val="Compact"/>
+            </w:pPr>
+            <w:r>
+              <w:t xml:space="preserve">4</w:t>
+            </w:r>
+          </w:p>
+        </w:tc>
+        <w:tc>
+          <w:tcPr/>
+          <w:p>
+            <w:pPr>
+              <w:pStyle w:val="Compact"/>
+            </w:pPr>
+            <w:r>
+              <w:t xml:space="preserve">Short</w:t>
+            </w:r>
+          </w:p>
+        </w:tc>
+        <w:tc>
+          <w:tcPr/>
+          <w:p>
+            <w:pPr>
+              <w:pStyle w:val="Compact"/>
+            </w:pPr>
+            <w:r>
+              <w:t xml:space="preserve">R is case-sensitive; NOAA’s column is uppercase</w:t>
+            </w:r>
+            <w:r>
+              <w:t xml:space="preserve"> </w:t>
+            </w:r>
+            <w:r>
+              <w:rPr>
+                <w:rStyle w:val="VerbatimChar"/>
+              </w:rPr>
+              <w:t xml:space="preserve">TEMP</w:t>
+            </w:r>
+            <w:r>
+              <w:t xml:space="preserve">, not</w:t>
+            </w:r>
+            <w:r>
+              <w:t xml:space="preserve"> </w:t>
+            </w:r>
+            <w:r>
+              <w:rPr>
+                <w:rStyle w:val="VerbatimChar"/>
+              </w:rPr>
+              <w:t xml:space="preserve">temp</w:t>
+            </w:r>
+            <w:r>
+              <w:t xml:space="preserve">. Run</w:t>
+            </w:r>
+            <w:r>
+              <w:t xml:space="preserve"> </w:t>
+            </w:r>
+            <w:r>
+              <w:rPr>
+                <w:rStyle w:val="VerbatimChar"/>
+              </w:rPr>
+              <w:t xml:space="preserve">names(dlh_temp_df)</w:t>
+            </w:r>
+            <w:r>
+              <w:t xml:space="preserve"> </w:t>
+            </w:r>
+            <w:r>
+              <w:t xml:space="preserve">to confirm, then</w:t>
+            </w:r>
+            <w:r>
+              <w:t xml:space="preserve"> </w:t>
+            </w:r>
+            <w:r>
+              <w:rPr>
+                <w:rStyle w:val="VerbatimChar"/>
+              </w:rPr>
+              <w:t xml:space="preserve">select(TEMP)</w:t>
+            </w:r>
+          </w:p>
+        </w:tc>
+      </w:tr>
+      <w:tr>
+        <w:tc>
+          <w:tcPr/>
+          <w:p>
+            <w:pPr>
+              <w:pStyle w:val="Compact"/>
+            </w:pPr>
+            <w:r>
+              <w:t xml:space="preserve">5</w:t>
+            </w:r>
+          </w:p>
+        </w:tc>
+        <w:tc>
+          <w:tcPr/>
+          <w:p>
+            <w:pPr>
+              <w:pStyle w:val="Compact"/>
+            </w:pPr>
+            <w:r>
               <w:t xml:space="preserve">T/F</w:t>
             </w:r>
           </w:p>
@@ -1202,7 +3496,19 @@
               <w:t xml:space="preserve"> </w:t>
             </w:r>
             <w:r>
-              <w:t xml:space="preserve">— raw daily data hides the trend in seasonal noise; yearly summaries reveal it</w:t>
+              <w:t xml:space="preserve">— summarizing trades detail for clarity; it reveals the climate signal rather than</w:t>
+            </w:r>
+            <w:r>
+              <w:t xml:space="preserve"> </w:t>
+            </w:r>
+            <w:r>
+              <w:t xml:space="preserve">“losing”</w:t>
+            </w:r>
+            <w:r>
+              <w:t xml:space="preserve"> </w:t>
+            </w:r>
+            <w:r>
+              <w:t xml:space="preserve">the analysis</w:t>
             </w:r>
           </w:p>
         </w:tc>
@@ -1215,7 +3521,96 @@
               <w:pStyle w:val="Compact"/>
             </w:pPr>
             <w:r>
-              <w:t xml:space="preserve">2</w:t>
+              <w:t xml:space="preserve">6</w:t>
+            </w:r>
+          </w:p>
+        </w:tc>
+        <w:tc>
+          <w:tcPr/>
+          <w:p>
+            <w:pPr>
+              <w:pStyle w:val="Compact"/>
+            </w:pPr>
+            <w:r>
+              <w:t xml:space="preserve">Short</w:t>
+            </w:r>
+          </w:p>
+        </w:tc>
+        <w:tc>
+          <w:tcPr/>
+          <w:p>
+            <w:pPr>
+              <w:pStyle w:val="Compact"/>
+            </w:pPr>
+            <w:r>
+              <w:rPr>
+                <w:rStyle w:val="VerbatimChar"/>
+              </w:rPr>
+              <w:t xml:space="preserve">YEARMODA</w:t>
+            </w:r>
+            <w:r>
+              <w:t xml:space="preserve"> </w:t>
+            </w:r>
+            <w:r>
+              <w:t xml:space="preserve">is a single combined date value (useful for plotting on a continuous time axis);</w:t>
+            </w:r>
+            <w:r>
+              <w:t xml:space="preserve"> </w:t>
+            </w:r>
+            <w:r>
+              <w:rPr>
+                <w:rStyle w:val="VerbatimChar"/>
+              </w:rPr>
+              <w:t xml:space="preserve">YEAR</w:t>
+            </w:r>
+            <w:r>
+              <w:t xml:space="preserve">/</w:t>
+            </w:r>
+            <w:r>
+              <w:rPr>
+                <w:rStyle w:val="VerbatimChar"/>
+              </w:rPr>
+              <w:t xml:space="preserve">MONTH</w:t>
+            </w:r>
+            <w:r>
+              <w:t xml:space="preserve">/</w:t>
+            </w:r>
+            <w:r>
+              <w:rPr>
+                <w:rStyle w:val="VerbatimChar"/>
+              </w:rPr>
+              <w:t xml:space="preserve">DAY</w:t>
+            </w:r>
+            <w:r>
+              <w:t xml:space="preserve"> </w:t>
+            </w:r>
+            <w:r>
+              <w:t xml:space="preserve">are the same date split into three separate numeric columns (useful for</w:t>
+            </w:r>
+            <w:r>
+              <w:t xml:space="preserve"> </w:t>
+            </w:r>
+            <w:r>
+              <w:rPr>
+                <w:rStyle w:val="VerbatimChar"/>
+              </w:rPr>
+              <w:t xml:space="preserve">group_by()</w:t>
+            </w:r>
+            <w:r>
+              <w:t xml:space="preserve">)</w:t>
+            </w:r>
+          </w:p>
+        </w:tc>
+      </w:tr>
+      <w:tr>
+        <w:tc>
+          <w:tcPr/>
+          <w:p>
+            <w:pPr>
+              <w:pStyle w:val="Compact"/>
+            </w:pPr>
+            <w:r>
+              <w:t xml:space="preserve">7</w:t>
             </w:r>
           </w:p>
         </w:tc>
@@ -1243,6 +3638,21 @@
               </w:rPr>
               <w:t xml:space="preserve">B</w:t>
             </w:r>
+            <w:r>
+              <w:t xml:space="preserve"> </w:t>
+            </w:r>
+            <w:r>
+              <w:t xml:space="preserve">—</w:t>
+            </w:r>
+            <w:r>
+              <w:t xml:space="preserve"> </w:t>
+            </w:r>
+            <w:r>
+              <w:rPr>
+                <w:rStyle w:val="VerbatimChar"/>
+              </w:rPr>
+              <w:t xml:space="preserve">dplyr</w:t>
+            </w:r>
           </w:p>
         </w:tc>
       </w:tr>
@@ -1254,29 +3664,29 @@
               <w:pStyle w:val="Compact"/>
             </w:pPr>
             <w:r>
-              <w:t xml:space="preserve">3</w:t>
-            </w:r>
-          </w:p>
-        </w:tc>
-        <w:tc>
-          <w:tcPr/>
-          <w:p>
-            <w:pPr>
-              <w:pStyle w:val="Compact"/>
-            </w:pPr>
-            <w:r>
-              <w:t xml:space="preserve">Code</w:t>
-            </w:r>
-          </w:p>
-        </w:tc>
-        <w:tc>
-          <w:tcPr/>
-          <w:p>
-            <w:pPr>
-              <w:pStyle w:val="Compact"/>
-            </w:pPr>
-            <w:r>
-              <w:t xml:space="preserve">See below</w:t>
+              <w:t xml:space="preserve">8</w:t>
+            </w:r>
+          </w:p>
+        </w:tc>
+        <w:tc>
+          <w:tcPr/>
+          <w:p>
+            <w:pPr>
+              <w:pStyle w:val="Compact"/>
+            </w:pPr>
+            <w:r>
+              <w:t xml:space="preserve">Predict</w:t>
+            </w:r>
+          </w:p>
+        </w:tc>
+        <w:tc>
+          <w:tcPr/>
+          <w:p>
+            <w:pPr>
+              <w:pStyle w:val="Compact"/>
+            </w:pPr>
+            <w:r>
+              <w:t xml:space="preserve">~78 rows (one per year, 1948–2025)</w:t>
             </w:r>
           </w:p>
         </w:tc>
@@ -1289,7 +3699,112 @@
               <w:pStyle w:val="Compact"/>
             </w:pPr>
             <w:r>
-              <w:t xml:space="preserve">4</w:t>
+              <w:t xml:space="preserve">9</w:t>
+            </w:r>
+          </w:p>
+        </w:tc>
+        <w:tc>
+          <w:tcPr/>
+          <w:p>
+            <w:pPr>
+              <w:pStyle w:val="Compact"/>
+            </w:pPr>
+            <w:r>
+              <w:t xml:space="preserve">Describe</w:t>
+            </w:r>
+          </w:p>
+        </w:tc>
+        <w:tc>
+          <w:tcPr/>
+          <w:p>
+            <w:pPr>
+              <w:pStyle w:val="Compact"/>
+            </w:pPr>
+            <w:r>
+              <w:t xml:space="preserve">A dense, fuzzy band of ~28,000 overlapping points driven by the seasonal cycle (summer highs, winter lows); no long-term trend is visible — it’s buried in seasonal noise</w:t>
+            </w:r>
+          </w:p>
+        </w:tc>
+      </w:tr>
+      <w:tr>
+        <w:tc>
+          <w:tcPr/>
+          <w:p>
+            <w:pPr>
+              <w:pStyle w:val="Compact"/>
+            </w:pPr>
+            <w:r>
+              <w:t xml:space="preserve">10</w:t>
+            </w:r>
+          </w:p>
+        </w:tc>
+        <w:tc>
+          <w:tcPr/>
+          <w:p>
+            <w:pPr>
+              <w:pStyle w:val="Compact"/>
+            </w:pPr>
+            <w:r>
+              <w:t xml:space="preserve">Describe</w:t>
+            </w:r>
+          </w:p>
+        </w:tc>
+        <w:tc>
+          <w:tcPr/>
+          <w:p>
+            <w:pPr>
+              <w:pStyle w:val="Compact"/>
+            </w:pPr>
+            <w:r>
+              <w:t xml:space="preserve">The seasonal cycle becomes a clean, regular wave (~936 points instead of ~28,000); a faint upward trend line is visible but the seasonal swing still dominates the y-axis range</w:t>
+            </w:r>
+          </w:p>
+        </w:tc>
+      </w:tr>
+      <w:tr>
+        <w:tc>
+          <w:tcPr/>
+          <w:p>
+            <w:pPr>
+              <w:pStyle w:val="Compact"/>
+            </w:pPr>
+            <w:r>
+              <w:t xml:space="preserve">11</w:t>
+            </w:r>
+          </w:p>
+        </w:tc>
+        <w:tc>
+          <w:tcPr/>
+          <w:p>
+            <w:pPr>
+              <w:pStyle w:val="Compact"/>
+            </w:pPr>
+            <w:r>
+              <w:t xml:space="preserve">Describe</w:t>
+            </w:r>
+          </w:p>
+        </w:tc>
+        <w:tc>
+          <w:tcPr/>
+          <w:p>
+            <w:pPr>
+              <w:pStyle w:val="Compact"/>
+            </w:pPr>
+            <w:r>
+              <w:t xml:space="preserve">With only 78 points (one per year) the seasonal noise is completely averaged out, and a clear overall warming trend (upward-sloping firebrick line) is visible</w:t>
+            </w:r>
+          </w:p>
+        </w:tc>
+      </w:tr>
+      <w:tr>
+        <w:tc>
+          <w:tcPr/>
+          <w:p>
+            <w:pPr>
+              <w:pStyle w:val="Compact"/>
+            </w:pPr>
+            <w:r>
+              <w:t xml:space="preserve">12</w:t>
             </w:r>
           </w:p>
         </w:tc>
@@ -1310,18 +3825,30 @@
             <w:pPr>
               <w:pStyle w:val="Compact"/>
             </w:pPr>
-            <w:r>
-              <w:t xml:space="preserve">0.02 × 10 =</w:t>
-            </w:r>
-            <w:r>
-              <w:t xml:space="preserve"> </w:t>
-            </w:r>
             <w:r>
               <w:rPr>
                 <w:b/>
                 <w:bCs/>
               </w:rPr>
-              <w:t xml:space="preserve">0.2 °C per decade</w:t>
+              <w:t xml:space="preserve">“shoulder”</w:t>
+            </w:r>
+            <w:r>
+              <w:t xml:space="preserve"> </w:t>
+            </w:r>
+            <w:r>
+              <w:t xml:space="preserve">— summer and winter are defined by 3 months each (6 months total), so the other 6 months (spring + fall) fall into</w:t>
+            </w:r>
+            <w:r>
+              <w:t xml:space="preserve"> </w:t>
+            </w:r>
+            <w:r>
+              <w:t xml:space="preserve">“shoulder,”</w:t>
+            </w:r>
+            <w:r>
+              <w:t xml:space="preserve"> </w:t>
+            </w:r>
+            <w:r>
+              <w:t xml:space="preserve">giving it roughly twice the rows of either single season</w:t>
             </w:r>
           </w:p>
         </w:tc>
@@ -1334,29 +3861,29 @@
               <w:pStyle w:val="Compact"/>
             </w:pPr>
             <w:r>
-              <w:t xml:space="preserve">5</w:t>
-            </w:r>
-          </w:p>
-        </w:tc>
-        <w:tc>
-          <w:tcPr/>
-          <w:p>
-            <w:pPr>
-              <w:pStyle w:val="Compact"/>
-            </w:pPr>
-            <w:r>
-              <w:t xml:space="preserve">Match</w:t>
-            </w:r>
-          </w:p>
-        </w:tc>
-        <w:tc>
-          <w:tcPr/>
-          <w:p>
-            <w:pPr>
-              <w:pStyle w:val="Compact"/>
-            </w:pPr>
-            <w:r>
-              <w:t xml:space="preserve">1–B, 2–D, 3–A, 4–C</w:t>
+              <w:t xml:space="preserve">13</w:t>
+            </w:r>
+          </w:p>
+        </w:tc>
+        <w:tc>
+          <w:tcPr/>
+          <w:p>
+            <w:pPr>
+              <w:pStyle w:val="Compact"/>
+            </w:pPr>
+            <w:r>
+              <w:t xml:space="preserve">Predict</w:t>
+            </w:r>
+          </w:p>
+        </w:tc>
+        <w:tc>
+          <w:tcPr/>
+          <w:p>
+            <w:pPr>
+              <w:pStyle w:val="Compact"/>
+            </w:pPr>
+            <w:r>
+              <w:t xml:space="preserve">Duluth’s annual mean temperature is increasing over time at a statistically significant rate (about 0.25 °C/decade) — the trend is very unlikely to be due to chance alone</w:t>
             </w:r>
           </w:p>
         </w:tc>
@@ -1369,64 +3896,45 @@
               <w:pStyle w:val="Compact"/>
             </w:pPr>
             <w:r>
-              <w:t xml:space="preserve">6</w:t>
-            </w:r>
-          </w:p>
-        </w:tc>
-        <w:tc>
-          <w:tcPr/>
-          <w:p>
-            <w:pPr>
-              <w:pStyle w:val="Compact"/>
-            </w:pPr>
-            <w:r>
-              <w:t xml:space="preserve">Code</w:t>
-            </w:r>
-          </w:p>
-        </w:tc>
-        <w:tc>
-          <w:tcPr/>
-          <w:p>
-            <w:pPr>
-              <w:pStyle w:val="Compact"/>
-            </w:pPr>
-            <w:r>
-              <w:t xml:space="preserve">See below</w:t>
-            </w:r>
-          </w:p>
-        </w:tc>
-      </w:tr>
-      <w:tr>
-        <w:tc>
-          <w:tcPr/>
-          <w:p>
-            <w:pPr>
-              <w:pStyle w:val="Compact"/>
-            </w:pPr>
-            <w:r>
-              <w:t xml:space="preserve">7</w:t>
-            </w:r>
-          </w:p>
-        </w:tc>
-        <w:tc>
-          <w:tcPr/>
-          <w:p>
-            <w:pPr>
-              <w:pStyle w:val="Compact"/>
-            </w:pPr>
-            <w:r>
-              <w:t xml:space="preserve">Error</w:t>
-            </w:r>
-          </w:p>
-        </w:tc>
-        <w:tc>
-          <w:tcPr/>
-          <w:p>
-            <w:pPr>
-              <w:pStyle w:val="Compact"/>
-            </w:pPr>
-            <w:r>
-              <w:t xml:space="preserve">Use</w:t>
+              <w:t xml:space="preserve">14</w:t>
+            </w:r>
+          </w:p>
+        </w:tc>
+        <w:tc>
+          <w:tcPr/>
+          <w:p>
+            <w:pPr>
+              <w:pStyle w:val="Compact"/>
+            </w:pPr>
+            <w:r>
+              <w:t xml:space="preserve">Describe</w:t>
+            </w:r>
+          </w:p>
+        </w:tc>
+        <w:tc>
+          <w:tcPr/>
+          <w:p>
+            <w:pPr>
+              <w:pStyle w:val="Compact"/>
+            </w:pPr>
+            <w:r>
+              <w:t xml:space="preserve">Compare the</w:t>
+            </w:r>
+            <w:r>
+              <w:t xml:space="preserve"> </w:t>
+            </w:r>
+            <w:r>
+              <w:rPr>
+                <w:b/>
+                <w:bCs/>
+              </w:rPr>
+              <w:t xml:space="preserve">steepness</w:t>
+            </w:r>
+            <w:r>
+              <w:t xml:space="preserve"> </w:t>
+            </w:r>
+            <w:r>
+              <w:t xml:space="preserve">of the two</w:t>
             </w:r>
             <w:r>
               <w:t xml:space="preserve"> </w:t>
@@ -1435,14 +3943,46 @@
               <w:rPr>
                 <w:rStyle w:val="VerbatimChar"/>
               </w:rPr>
-              <w:t xml:space="preserve">%in%</w:t>
-            </w:r>
-            <w:r>
-              <w:t xml:space="preserve">, not</w:t>
+              <w:t xml:space="preserve">geom_smooth()</w:t>
             </w:r>
             <w:r>
               <w:t xml:space="preserve"> </w:t>
             </w:r>
+            <w:r>
+              <w:t xml:space="preserve">lines, not their starting height — the line with the steeper slope is the season warming faster, regardless of which season starts warmer or colder</w:t>
+            </w:r>
+          </w:p>
+        </w:tc>
+      </w:tr>
+      <w:tr>
+        <w:tc>
+          <w:tcPr/>
+          <w:p>
+            <w:pPr>
+              <w:pStyle w:val="Compact"/>
+            </w:pPr>
+            <w:r>
+              <w:t xml:space="preserve">15</w:t>
+            </w:r>
+          </w:p>
+        </w:tc>
+        <w:tc>
+          <w:tcPr/>
+          <w:p>
+            <w:pPr>
+              <w:pStyle w:val="Compact"/>
+            </w:pPr>
+            <w:r>
+              <w:t xml:space="preserve">Error</w:t>
+            </w:r>
+          </w:p>
+        </w:tc>
+        <w:tc>
+          <w:tcPr/>
+          <w:p>
+            <w:pPr>
+              <w:pStyle w:val="Compact"/>
+            </w:pPr>
             <w:r>
               <w:rPr>
                 <w:rStyle w:val="VerbatimChar"/>
@@ -1450,7 +3990,10 @@
               <w:t xml:space="preserve">==</w:t>
             </w:r>
             <w:r>
-              <w:t xml:space="preserve">, for multiple values:</w:t>
+              <w:t xml:space="preserve"> </w:t>
+            </w:r>
+            <w:r>
+              <w:t xml:space="preserve">compares element-wise against a vector and only matches the first element; use</w:t>
             </w:r>
             <w:r>
               <w:t xml:space="preserve"> </w:t>
@@ -1459,7 +4002,7 @@
               <w:rPr>
                 <w:rStyle w:val="VerbatimChar"/>
               </w:rPr>
-              <w:t xml:space="preserve">MONTH %in% c(6, 7, 8)</w:t>
+              <w:t xml:space="preserve">MONTH %in% c(6, 7, 8) ~ "summer"</w:t>
             </w:r>
           </w:p>
         </w:tc>
@@ -1472,77 +4015,226 @@
               <w:pStyle w:val="Compact"/>
             </w:pPr>
             <w:r>
-              <w:t xml:space="preserve">8</w:t>
-            </w:r>
-          </w:p>
-        </w:tc>
-        <w:tc>
-          <w:tcPr/>
-          <w:p>
-            <w:pPr>
-              <w:pStyle w:val="Compact"/>
-            </w:pPr>
-            <w:r>
-              <w:t xml:space="preserve">MC</w:t>
-            </w:r>
-          </w:p>
-        </w:tc>
-        <w:tc>
-          <w:tcPr/>
-          <w:p>
-            <w:pPr>
-              <w:pStyle w:val="Compact"/>
-            </w:pPr>
+              <w:t xml:space="preserve">16</w:t>
+            </w:r>
+          </w:p>
+        </w:tc>
+        <w:tc>
+          <w:tcPr/>
+          <w:p>
+            <w:pPr>
+              <w:pStyle w:val="Compact"/>
+            </w:pPr>
+            <w:r>
+              <w:t xml:space="preserve">Error</w:t>
+            </w:r>
+          </w:p>
+        </w:tc>
+        <w:tc>
+          <w:tcPr/>
+          <w:p>
+            <w:pPr>
+              <w:pStyle w:val="Compact"/>
+            </w:pPr>
+            <w:r>
+              <w:t xml:space="preserve">Column names from</w:t>
+            </w:r>
+            <w:r>
+              <w:t xml:space="preserve"> </w:t>
+            </w:r>
+            <w:r>
+              <w:rPr>
+                <w:rStyle w:val="VerbatimChar"/>
+              </w:rPr>
+              <w:t xml:space="preserve">get_GSOD()</w:t>
+            </w:r>
+            <w:r>
+              <w:t xml:space="preserve"> </w:t>
+            </w:r>
+            <w:r>
+              <w:t xml:space="preserve">are uppercase; run</w:t>
+            </w:r>
+            <w:r>
+              <w:t xml:space="preserve"> </w:t>
+            </w:r>
+            <w:r>
+              <w:rPr>
+                <w:rStyle w:val="VerbatimChar"/>
+              </w:rPr>
+              <w:t xml:space="preserve">names(dlh_temp_df)</w:t>
+            </w:r>
+            <w:r>
+              <w:t xml:space="preserve"> </w:t>
+            </w:r>
+            <w:r>
+              <w:t xml:space="preserve">and use</w:t>
+            </w:r>
+            <w:r>
+              <w:t xml:space="preserve"> </w:t>
+            </w:r>
+            <w:r>
+              <w:rPr>
+                <w:rStyle w:val="VerbatimChar"/>
+              </w:rPr>
+              <w:t xml:space="preserve">select(TEMP, YEAR, MONTH)</w:t>
+            </w:r>
+          </w:p>
+        </w:tc>
+      </w:tr>
+      <w:tr>
+        <w:tc>
+          <w:tcPr/>
+          <w:p>
+            <w:pPr>
+              <w:pStyle w:val="Compact"/>
+            </w:pPr>
+            <w:r>
+              <w:t xml:space="preserve">17</w:t>
+            </w:r>
+          </w:p>
+        </w:tc>
+        <w:tc>
+          <w:tcPr/>
+          <w:p>
+            <w:pPr>
+              <w:pStyle w:val="Compact"/>
+            </w:pPr>
+            <w:r>
+              <w:t xml:space="preserve">Error</w:t>
+            </w:r>
+          </w:p>
+        </w:tc>
+        <w:tc>
+          <w:tcPr/>
+          <w:p>
+            <w:pPr>
+              <w:pStyle w:val="Compact"/>
+            </w:pPr>
+            <w:r>
+              <w:rPr>
+                <w:rStyle w:val="VerbatimChar"/>
+              </w:rPr>
+              <w:t xml:space="preserve">mean()</w:t>
+            </w:r>
+            <w:r>
+              <w:t xml:space="preserve"> </w:t>
+            </w:r>
+            <w:r>
+              <w:t xml:space="preserve">returns</w:t>
+            </w:r>
+            <w:r>
+              <w:t xml:space="preserve"> </w:t>
+            </w:r>
+            <w:r>
+              <w:rPr>
+                <w:rStyle w:val="VerbatimChar"/>
+              </w:rPr>
+              <w:t xml:space="preserve">NA</w:t>
+            </w:r>
+            <w:r>
+              <w:t xml:space="preserve"> </w:t>
+            </w:r>
+            <w:r>
+              <w:t xml:space="preserve">if any value in the group is</w:t>
+            </w:r>
+            <w:r>
+              <w:t xml:space="preserve"> </w:t>
+            </w:r>
+            <w:r>
+              <w:rPr>
+                <w:rStyle w:val="VerbatimChar"/>
+              </w:rPr>
+              <w:t xml:space="preserve">NA</w:t>
+            </w:r>
+            <w:r>
+              <w:t xml:space="preserve">; add</w:t>
+            </w:r>
+            <w:r>
+              <w:t xml:space="preserve"> </w:t>
+            </w:r>
+            <w:r>
+              <w:rPr>
+                <w:rStyle w:val="VerbatimChar"/>
+              </w:rPr>
+              <w:t xml:space="preserve">na.rm = TRUE</w:t>
+            </w:r>
+            <w:r>
+              <w:t xml:space="preserve">:</w:t>
+            </w:r>
+            <w:r>
+              <w:t xml:space="preserve"> </w:t>
+            </w:r>
+            <w:r>
+              <w:rPr>
+                <w:rStyle w:val="VerbatimChar"/>
+              </w:rPr>
+              <w:t xml:space="preserve">mean(TEMP, na.rm = TRUE)</w:t>
+            </w:r>
+          </w:p>
+        </w:tc>
+      </w:tr>
+      <w:tr>
+        <w:tc>
+          <w:tcPr/>
+          <w:p>
+            <w:pPr>
+              <w:pStyle w:val="Compact"/>
+            </w:pPr>
+            <w:r>
+              <w:t xml:space="preserve">18</w:t>
+            </w:r>
+          </w:p>
+        </w:tc>
+        <w:tc>
+          <w:tcPr/>
+          <w:p>
+            <w:pPr>
+              <w:pStyle w:val="Compact"/>
+            </w:pPr>
+            <w:r>
+              <w:t xml:space="preserve">Error</w:t>
+            </w:r>
+          </w:p>
+        </w:tc>
+        <w:tc>
+          <w:tcPr/>
+          <w:p>
+            <w:pPr>
+              <w:pStyle w:val="Compact"/>
+            </w:pPr>
+            <w:r>
+              <w:rPr>
+                <w:rStyle w:val="VerbatimChar"/>
+              </w:rPr>
+              <w:t xml:space="preserve">coef(model)[1]</w:t>
+            </w:r>
+            <w:r>
+              <w:t xml:space="preserve"> </w:t>
+            </w:r>
+            <w:r>
+              <w:t xml:space="preserve">is the</w:t>
+            </w:r>
+            <w:r>
+              <w:t xml:space="preserve"> </w:t>
+            </w:r>
             <w:r>
               <w:rPr>
                 <w:b/>
                 <w:bCs/>
               </w:rPr>
-              <w:t xml:space="preserve">B</w:t>
+              <w:t xml:space="preserve">intercept</w:t>
+            </w:r>
+            <w:r>
+              <w:t xml:space="preserve">, not the slope; the slope (rate of change per year) is</w:t>
             </w:r>
             <w:r>
               <w:t xml:space="preserve"> </w:t>
             </w:r>
-            <w:r>
-              <w:t xml:space="preserve">— degrees per year (X is YEAR)</w:t>
-            </w:r>
-          </w:p>
-        </w:tc>
-      </w:tr>
-      <w:tr>
-        <w:tc>
-          <w:tcPr/>
-          <w:p>
-            <w:pPr>
-              <w:pStyle w:val="Compact"/>
-            </w:pPr>
-            <w:r>
-              <w:t xml:space="preserve">9</w:t>
-            </w:r>
-          </w:p>
-        </w:tc>
-        <w:tc>
-          <w:tcPr/>
-          <w:p>
-            <w:pPr>
-              <w:pStyle w:val="Compact"/>
-            </w:pPr>
-            <w:r>
-              <w:t xml:space="preserve">Code</w:t>
-            </w:r>
-          </w:p>
-        </w:tc>
-        <w:tc>
-          <w:tcPr/>
-          <w:p>
-            <w:pPr>
-              <w:pStyle w:val="Compact"/>
-            </w:pPr>
             <w:r>
               <w:rPr>
                 <w:rStyle w:val="VerbatimChar"/>
               </w:rPr>
-              <w:t xml:space="preserve">yearly_temp_model &lt;- lm(TEMP ~ YEAR, data = dlh_year_df)</w:t>
+              <w:t xml:space="preserve">coef(model)[2]</w:t>
             </w:r>
           </w:p>
         </w:tc>
@@ -1555,51 +4247,512 @@
               <w:pStyle w:val="Compact"/>
             </w:pPr>
             <w:r>
-              <w:t xml:space="preserve">10</w:t>
-            </w:r>
-          </w:p>
-        </w:tc>
-        <w:tc>
-          <w:tcPr/>
-          <w:p>
-            <w:pPr>
-              <w:pStyle w:val="Compact"/>
-            </w:pPr>
-            <w:r>
-              <w:t xml:space="preserve">T/F</w:t>
-            </w:r>
-          </w:p>
-        </w:tc>
-        <w:tc>
-          <w:tcPr/>
-          <w:p>
-            <w:pPr>
-              <w:pStyle w:val="Compact"/>
-            </w:pPr>
+              <w:t xml:space="preserve">19</w:t>
+            </w:r>
+          </w:p>
+        </w:tc>
+        <w:tc>
+          <w:tcPr/>
+          <w:p>
+            <w:pPr>
+              <w:pStyle w:val="Compact"/>
+            </w:pPr>
+            <w:r>
+              <w:t xml:space="preserve">Error</w:t>
+            </w:r>
+          </w:p>
+        </w:tc>
+        <w:tc>
+          <w:tcPr/>
+          <w:p>
+            <w:pPr>
+              <w:pStyle w:val="Compact"/>
+            </w:pPr>
+            <w:r>
+              <w:t xml:space="preserve">It runs, but each row is still a single day, so the model’s residuals still carry seasonal swings (~30°C) that have nothing to do with the long-term trend — the slope estimate is noisier and the seasonal variation is not actually the signal of interest; fitting on the yearly summary removes that noise first</w:t>
+            </w:r>
+          </w:p>
+        </w:tc>
+      </w:tr>
+      <w:tr>
+        <w:tc>
+          <w:tcPr/>
+          <w:p>
+            <w:pPr>
+              <w:pStyle w:val="Compact"/>
+            </w:pPr>
+            <w:r>
+              <w:t xml:space="preserve">20</w:t>
+            </w:r>
+          </w:p>
+        </w:tc>
+        <w:tc>
+          <w:tcPr/>
+          <w:p>
+            <w:pPr>
+              <w:pStyle w:val="Compact"/>
+            </w:pPr>
+            <w:r>
+              <w:t xml:space="preserve">Error</w:t>
+            </w:r>
+          </w:p>
+        </w:tc>
+        <w:tc>
+          <w:tcPr/>
+          <w:p>
+            <w:pPr>
+              <w:pStyle w:val="Compact"/>
+            </w:pPr>
+            <w:r>
+              <w:rPr>
+                <w:rStyle w:val="VerbatimChar"/>
+              </w:rPr>
+              <w:t xml:space="preserve">color = season</w:t>
+            </w:r>
+            <w:r>
+              <w:t xml:space="preserve"> </w:t>
+            </w:r>
+            <w:r>
+              <w:t xml:space="preserve">is missing from</w:t>
+            </w:r>
+            <w:r>
+              <w:t xml:space="preserve"> </w:t>
+            </w:r>
+            <w:r>
+              <w:rPr>
+                <w:rStyle w:val="VerbatimChar"/>
+              </w:rPr>
+              <w:t xml:space="preserve">aes()</w:t>
+            </w:r>
+            <w:r>
+              <w:t xml:space="preserve">; without it,</w:t>
+            </w:r>
+            <w:r>
+              <w:t xml:space="preserve"> </w:t>
+            </w:r>
+            <w:r>
+              <w:rPr>
+                <w:rStyle w:val="VerbatimChar"/>
+              </w:rPr>
+              <w:t xml:space="preserve">ggplot()</w:t>
+            </w:r>
+            <w:r>
+              <w:t xml:space="preserve"> </w:t>
+            </w:r>
+            <w:r>
+              <w:t xml:space="preserve">has no way to know the points/lines should be split and colored by group</w:t>
+            </w:r>
+          </w:p>
+        </w:tc>
+      </w:tr>
+      <w:tr>
+        <w:tc>
+          <w:tcPr/>
+          <w:p>
+            <w:pPr>
+              <w:pStyle w:val="Compact"/>
+            </w:pPr>
+            <w:r>
+              <w:t xml:space="preserve">21</w:t>
+            </w:r>
+          </w:p>
+        </w:tc>
+        <w:tc>
+          <w:tcPr/>
+          <w:p>
+            <w:pPr>
+              <w:pStyle w:val="Compact"/>
+            </w:pPr>
+            <w:r>
+              <w:t xml:space="preserve">Error</w:t>
+            </w:r>
+          </w:p>
+        </w:tc>
+        <w:tc>
+          <w:tcPr/>
+          <w:p>
+            <w:pPr>
+              <w:pStyle w:val="Compact"/>
+            </w:pPr>
+            <w:r>
+              <w:rPr>
+                <w:rStyle w:val="VerbatimChar"/>
+              </w:rPr>
+              <w:t xml:space="preserve">season == c("summer", "winter")</w:t>
+            </w:r>
+            <w:r>
+              <w:t xml:space="preserve"> </w:t>
+            </w:r>
+            <w:r>
+              <w:t xml:space="preserve">compares element-wise (recycled) rather than testing membership; use</w:t>
+            </w:r>
+            <w:r>
+              <w:t xml:space="preserve"> </w:t>
+            </w:r>
+            <w:r>
+              <w:rPr>
+                <w:rStyle w:val="VerbatimChar"/>
+              </w:rPr>
+              <w:t xml:space="preserve">season %in% c("summer", "winter")</w:t>
+            </w:r>
+          </w:p>
+        </w:tc>
+      </w:tr>
+      <w:tr>
+        <w:tc>
+          <w:tcPr/>
+          <w:p>
+            <w:pPr>
+              <w:pStyle w:val="Compact"/>
+            </w:pPr>
+            <w:r>
+              <w:t xml:space="preserve">22</w:t>
+            </w:r>
+          </w:p>
+        </w:tc>
+        <w:tc>
+          <w:tcPr/>
+          <w:p>
+            <w:pPr>
+              <w:pStyle w:val="Compact"/>
+            </w:pPr>
+            <w:r>
+              <w:t xml:space="preserve">Concept</w:t>
+            </w:r>
+          </w:p>
+        </w:tc>
+        <w:tc>
+          <w:tcPr/>
+          <w:p>
+            <w:pPr>
+              <w:pStyle w:val="Compact"/>
+            </w:pPr>
+            <w:r>
+              <w:t xml:space="preserve">H0: β = 0 (no linear trend in temperature over time); Ha: β ≠ 0 (temperature is changing over time); Prediction is a student’s own personal guess about the</w:t>
+            </w:r>
+            <w:r>
+              <w:t xml:space="preserve"> </w:t>
+            </w:r>
+            <w:r>
+              <w:rPr>
+                <w:i/>
+                <w:iCs/>
+              </w:rPr>
+              <w:t xml:space="preserve">direction</w:t>
+            </w:r>
+            <w:r>
+              <w:t xml:space="preserve"> </w:t>
+            </w:r>
+            <w:r>
+              <w:t xml:space="preserve">(e.g. </w:t>
+            </w:r>
+            <w:r>
+              <w:t xml:space="preserve">“I predict it’s gotten warmer”</w:t>
+            </w:r>
+            <w:r>
+              <w:t xml:space="preserve">), distinct from the hypothesis which is the formal statistical statement being tested</w:t>
+            </w:r>
+          </w:p>
+        </w:tc>
+      </w:tr>
+      <w:tr>
+        <w:tc>
+          <w:tcPr/>
+          <w:p>
+            <w:pPr>
+              <w:pStyle w:val="Compact"/>
+            </w:pPr>
+            <w:r>
+              <w:t xml:space="preserve">23</w:t>
+            </w:r>
+          </w:p>
+        </w:tc>
+        <w:tc>
+          <w:tcPr/>
+          <w:p>
+            <w:pPr>
+              <w:pStyle w:val="Compact"/>
+            </w:pPr>
+            <w:r>
+              <w:t xml:space="preserve">Concept</w:t>
+            </w:r>
+          </w:p>
+        </w:tc>
+        <w:tc>
+          <w:tcPr/>
+          <w:p>
+            <w:pPr>
+              <w:pStyle w:val="Compact"/>
+            </w:pPr>
+            <w:r>
+              <w:t xml:space="preserve">Raw daily data mixes a large seasonal swing (~30°C) and day-to-day weather noise in with the much smaller long-term trend; summarizing to yearly means averages out the noise so the small, real trend becomes visible and estimable</w:t>
+            </w:r>
+          </w:p>
+        </w:tc>
+      </w:tr>
+      <w:tr>
+        <w:tc>
+          <w:tcPr/>
+          <w:p>
+            <w:pPr>
+              <w:pStyle w:val="Compact"/>
+            </w:pPr>
+            <w:r>
+              <w:t xml:space="preserve">24</w:t>
+            </w:r>
+          </w:p>
+        </w:tc>
+        <w:tc>
+          <w:tcPr/>
+          <w:p>
+            <w:pPr>
+              <w:pStyle w:val="Compact"/>
+            </w:pPr>
+            <w:r>
+              <w:t xml:space="preserve">Concept</w:t>
+            </w:r>
+          </w:p>
+        </w:tc>
+        <w:tc>
+          <w:tcPr/>
+          <w:p>
+            <w:pPr>
+              <w:pStyle w:val="Compact"/>
+            </w:pPr>
+            <w:r>
+              <w:t xml:space="preserve">Assumptions include linearity, normality of residuals, constant variance, and independence of errors; yearly time-series data risks violating</w:t>
+            </w:r>
+            <w:r>
+              <w:t xml:space="preserve"> </w:t>
+            </w:r>
             <w:r>
               <w:rPr>
                 <w:b/>
                 <w:bCs/>
               </w:rPr>
-              <w:t xml:space="preserve">TRUE</w:t>
+              <w:t xml:space="preserve">independence</w:t>
             </w:r>
             <w:r>
               <w:t xml:space="preserve"> </w:t>
             </w:r>
             <w:r>
-              <w:t xml:space="preserve">— a sampling-bias caveat</w:t>
+              <w:t xml:space="preserve">because consecutive years are not random independent draws — a warm year is more likely to be followed by another warm year (autocorrelation), which ordinary</w:t>
+            </w:r>
+            <w:r>
+              <w:t xml:space="preserve"> </w:t>
+            </w:r>
+            <w:r>
+              <w:rPr>
+                <w:rStyle w:val="VerbatimChar"/>
+              </w:rPr>
+              <w:t xml:space="preserve">lm()</w:t>
+            </w:r>
+            <w:r>
+              <w:t xml:space="preserve"> </w:t>
+            </w:r>
+            <w:r>
+              <w:t xml:space="preserve">does not account for</w:t>
+            </w:r>
+          </w:p>
+        </w:tc>
+      </w:tr>
+      <w:tr>
+        <w:tc>
+          <w:tcPr/>
+          <w:p>
+            <w:pPr>
+              <w:pStyle w:val="Compact"/>
+            </w:pPr>
+            <w:r>
+              <w:t xml:space="preserve">25</w:t>
+            </w:r>
+          </w:p>
+        </w:tc>
+        <w:tc>
+          <w:tcPr/>
+          <w:p>
+            <w:pPr>
+              <w:pStyle w:val="Compact"/>
+            </w:pPr>
+            <w:r>
+              <w:t xml:space="preserve">Concept</w:t>
+            </w:r>
+          </w:p>
+        </w:tc>
+        <w:tc>
+          <w:tcPr/>
+          <w:p>
+            <w:pPr>
+              <w:pStyle w:val="Compact"/>
+            </w:pPr>
+            <w:r>
+              <w:t xml:space="preserve">Multiplying the yearly slope by 10 converts it to °C per decade; a slope that looks tiny year-to-year (0.02°C) compounds over the 78-year record into roughly 1.5–2°C of total warming, which is a large and biologically meaningful shift</w:t>
+            </w:r>
+          </w:p>
+        </w:tc>
+      </w:tr>
+      <w:tr>
+        <w:tc>
+          <w:tcPr/>
+          <w:p>
+            <w:pPr>
+              <w:pStyle w:val="Compact"/>
+            </w:pPr>
+            <w:r>
+              <w:t xml:space="preserve">26</w:t>
+            </w:r>
+          </w:p>
+        </w:tc>
+        <w:tc>
+          <w:tcPr/>
+          <w:p>
+            <w:pPr>
+              <w:pStyle w:val="Compact"/>
+            </w:pPr>
+            <w:r>
+              <w:t xml:space="preserve">Concept</w:t>
+            </w:r>
+          </w:p>
+        </w:tc>
+        <w:tc>
+          <w:tcPr/>
+          <w:p>
+            <w:pPr>
+              <w:pStyle w:val="Compact"/>
+            </w:pPr>
+            <w:r>
+              <w:t xml:space="preserve">E.g. shrinking snow/ice cover reduces reflectivity (albedo), so more solar energy is absorbed in winter/spring, amplifying winter warming relative to summer (ice-albedo feedback); accept any physically reasonable mechanism</w:t>
+            </w:r>
+          </w:p>
+        </w:tc>
+      </w:tr>
+      <w:tr>
+        <w:tc>
+          <w:tcPr/>
+          <w:p>
+            <w:pPr>
+              <w:pStyle w:val="Compact"/>
+            </w:pPr>
+            <w:r>
+              <w:t xml:space="preserve">27</w:t>
+            </w:r>
+          </w:p>
+        </w:tc>
+        <w:tc>
+          <w:tcPr/>
+          <w:p>
+            <w:pPr>
+              <w:pStyle w:val="Compact"/>
+            </w:pPr>
+            <w:r>
+              <w:t xml:space="preserve">Concept</w:t>
+            </w:r>
+          </w:p>
+        </w:tc>
+        <w:tc>
+          <w:tcPr/>
+          <w:p>
+            <w:pPr>
+              <w:pStyle w:val="Compact"/>
+            </w:pPr>
+            <w:r>
+              <w:t xml:space="preserve">Advantage: each model gives a clean, directly interpretable slope for that season alone, easy to compute and explain; harder to test directly: whether the two slopes are</w:t>
+            </w:r>
+            <w:r>
+              <w:t xml:space="preserve"> </w:t>
+            </w:r>
+            <w:r>
+              <w:rPr>
+                <w:i/>
+                <w:iCs/>
+              </w:rPr>
+              <w:t xml:space="preserve">statistically significantly different from each other</w:t>
+            </w:r>
+            <w:r>
+              <w:t xml:space="preserve"> </w:t>
+            </w:r>
+            <w:r>
+              <w:t xml:space="preserve">— that requires an interaction term (</w:t>
+            </w:r>
+            <w:r>
+              <w:rPr>
+                <w:rStyle w:val="VerbatimChar"/>
+              </w:rPr>
+              <w:t xml:space="preserve">lm(TEMP ~ YEAR * season)</w:t>
+            </w:r>
+            <w:r>
+              <w:t xml:space="preserve">) rather than two separate models</w:t>
+            </w:r>
+          </w:p>
+        </w:tc>
+      </w:tr>
+      <w:tr>
+        <w:tc>
+          <w:tcPr/>
+          <w:p>
+            <w:pPr>
+              <w:pStyle w:val="Compact"/>
+            </w:pPr>
+            <w:r>
+              <w:t xml:space="preserve">28</w:t>
+            </w:r>
+          </w:p>
+        </w:tc>
+        <w:tc>
+          <w:tcPr/>
+          <w:p>
+            <w:pPr>
+              <w:pStyle w:val="Compact"/>
+            </w:pPr>
+            <w:r>
+              <w:t xml:space="preserve">Applied</w:t>
+            </w:r>
+          </w:p>
+        </w:tc>
+        <w:tc>
+          <w:tcPr/>
+          <w:p>
+            <w:pPr>
+              <w:pStyle w:val="Compact"/>
+            </w:pPr>
+            <w:r>
+              <w:t xml:space="preserve">E.g. (1) the new station ID might have large gaps in its record — check with</w:t>
+            </w:r>
+            <w:r>
+              <w:t xml:space="preserve"> </w:t>
+            </w:r>
+            <w:r>
+              <w:rPr>
+                <w:rStyle w:val="VerbatimChar"/>
+              </w:rPr>
+              <w:t xml:space="preserve">glimpse()</w:t>
+            </w:r>
+            <w:r>
+              <w:t xml:space="preserve">/</w:t>
+            </w:r>
+            <w:r>
+              <w:rPr>
+                <w:rStyle w:val="VerbatimChar"/>
+              </w:rPr>
+              <w:t xml:space="preserve">count()</w:t>
+            </w:r>
+            <w:r>
+              <w:t xml:space="preserve"> </w:t>
+            </w:r>
+            <w:r>
+              <w:t xml:space="preserve">per year before trusting the trend; (2) the station might have too short a record to detect a trend reliably — check the number of years and look at the scatter around the fitted line before interpreting the slope. Accept any reasonable data-quality concern with a matching check</w:t>
             </w:r>
           </w:p>
         </w:tc>
       </w:tr>
     </w:tbl>
-    <w:bookmarkStart w:id="31" w:name="q3-model-answer"/>
+    <w:bookmarkStart w:id="71" w:name="q4-model-answer"/>
     <w:p>
       <w:pPr>
         <w:pStyle w:val="Heading3"/>
       </w:pPr>
       <w:r>
-        <w:t xml:space="preserve">Q3 model answer</w:t>
+        <w:t xml:space="preserve">Q4 model answer</w:t>
       </w:r>
     </w:p>
     <w:p>
@@ -1608,6 +4761,21 @@
       </w:pPr>
       <w:r>
         <w:rPr>
+          <w:rStyle w:val="FunctionTok"/>
+        </w:rPr>
+        <w:t xml:space="preserve">names</w:t>
+      </w:r>
+      <w:r>
+        <w:rPr>
+          <w:rStyle w:val="NormalTok"/>
+        </w:rPr>
+        <w:t xml:space="preserve">(dlh_temp_df)</w:t>
+      </w:r>
+      <w:r>
+        <w:br/>
+      </w:r>
+      <w:r>
+        <w:rPr>
           <w:rStyle w:val="NormalTok"/>
         </w:rPr>
         <w:t xml:space="preserve">dlh_temp_df </w:t>
@@ -1619,6 +4787,51 @@
         <w:t xml:space="preserve">%&gt;%</w:t>
       </w:r>
       <w:r>
+        <w:rPr>
+          <w:rStyle w:val="NormalTok"/>
+        </w:rPr>
+        <w:t xml:space="preserve"> </w:t>
+      </w:r>
+      <w:r>
+        <w:rPr>
+          <w:rStyle w:val="FunctionTok"/>
+        </w:rPr>
+        <w:t xml:space="preserve">select</w:t>
+      </w:r>
+      <w:r>
+        <w:rPr>
+          <w:rStyle w:val="NormalTok"/>
+        </w:rPr>
+        <w:t xml:space="preserve">(TEMP)</w:t>
+      </w:r>
+    </w:p>
+    <w:bookmarkEnd w:id="71"/>
+    <w:bookmarkStart w:id="72" w:name="q15-model-answer"/>
+    <w:p>
+      <w:pPr>
+        <w:pStyle w:val="Heading3"/>
+      </w:pPr>
+      <w:r>
+        <w:t xml:space="preserve">Q15 model answer</w:t>
+      </w:r>
+    </w:p>
+    <w:p>
+      <w:pPr>
+        <w:pStyle w:val="SourceCode"/>
+      </w:pPr>
+      <w:r>
+        <w:rPr>
+          <w:rStyle w:val="NormalTok"/>
+        </w:rPr>
+        <w:t xml:space="preserve">dlh_temp_df </w:t>
+      </w:r>
+      <w:r>
+        <w:rPr>
+          <w:rStyle w:val="SpecialCharTok"/>
+        </w:rPr>
+        <w:t xml:space="preserve">%&gt;%</w:t>
+      </w:r>
+      <w:r>
         <w:br/>
       </w:r>
       <w:r>
@@ -1631,6 +4844,219 @@
         <w:rPr>
           <w:rStyle w:val="FunctionTok"/>
         </w:rPr>
+        <w:t xml:space="preserve">mutate</w:t>
+      </w:r>
+      <w:r>
+        <w:rPr>
+          <w:rStyle w:val="NormalTok"/>
+        </w:rPr>
+        <w:t xml:space="preserve">(</w:t>
+      </w:r>
+      <w:r>
+        <w:rPr>
+          <w:rStyle w:val="AttributeTok"/>
+        </w:rPr>
+        <w:t xml:space="preserve">season =</w:t>
+      </w:r>
+      <w:r>
+        <w:rPr>
+          <w:rStyle w:val="NormalTok"/>
+        </w:rPr>
+        <w:t xml:space="preserve"> </w:t>
+      </w:r>
+      <w:r>
+        <w:rPr>
+          <w:rStyle w:val="FunctionTok"/>
+        </w:rPr>
+        <w:t xml:space="preserve">case_when</w:t>
+      </w:r>
+      <w:r>
+        <w:rPr>
+          <w:rStyle w:val="NormalTok"/>
+        </w:rPr>
+        <w:t xml:space="preserve">(</w:t>
+      </w:r>
+      <w:r>
+        <w:br/>
+      </w:r>
+      <w:r>
+        <w:rPr>
+          <w:rStyle w:val="NormalTok"/>
+        </w:rPr>
+        <w:t xml:space="preserve">    MONTH </w:t>
+      </w:r>
+      <w:r>
+        <w:rPr>
+          <w:rStyle w:val="SpecialCharTok"/>
+        </w:rPr>
+        <w:t xml:space="preserve">%in%</w:t>
+      </w:r>
+      <w:r>
+        <w:rPr>
+          <w:rStyle w:val="NormalTok"/>
+        </w:rPr>
+        <w:t xml:space="preserve"> </w:t>
+      </w:r>
+      <w:r>
+        <w:rPr>
+          <w:rStyle w:val="FunctionTok"/>
+        </w:rPr>
+        <w:t xml:space="preserve">c</w:t>
+      </w:r>
+      <w:r>
+        <w:rPr>
+          <w:rStyle w:val="NormalTok"/>
+        </w:rPr>
+        <w:t xml:space="preserve">(</w:t>
+      </w:r>
+      <w:r>
+        <w:rPr>
+          <w:rStyle w:val="DecValTok"/>
+        </w:rPr>
+        <w:t xml:space="preserve">6</w:t>
+      </w:r>
+      <w:r>
+        <w:rPr>
+          <w:rStyle w:val="NormalTok"/>
+        </w:rPr>
+        <w:t xml:space="preserve">, </w:t>
+      </w:r>
+      <w:r>
+        <w:rPr>
+          <w:rStyle w:val="DecValTok"/>
+        </w:rPr>
+        <w:t xml:space="preserve">7</w:t>
+      </w:r>
+      <w:r>
+        <w:rPr>
+          <w:rStyle w:val="NormalTok"/>
+        </w:rPr>
+        <w:t xml:space="preserve">, </w:t>
+      </w:r>
+      <w:r>
+        <w:rPr>
+          <w:rStyle w:val="DecValTok"/>
+        </w:rPr>
+        <w:t xml:space="preserve">8</w:t>
+      </w:r>
+      <w:r>
+        <w:rPr>
+          <w:rStyle w:val="NormalTok"/>
+        </w:rPr>
+        <w:t xml:space="preserve">) </w:t>
+      </w:r>
+      <w:r>
+        <w:rPr>
+          <w:rStyle w:val="SpecialCharTok"/>
+        </w:rPr>
+        <w:t xml:space="preserve">~</w:t>
+      </w:r>
+      <w:r>
+        <w:rPr>
+          <w:rStyle w:val="NormalTok"/>
+        </w:rPr>
+        <w:t xml:space="preserve"> </w:t>
+      </w:r>
+      <w:r>
+        <w:rPr>
+          <w:rStyle w:val="StringTok"/>
+        </w:rPr>
+        <w:t xml:space="preserve">"summer"</w:t>
+      </w:r>
+      <w:r>
+        <w:rPr>
+          <w:rStyle w:val="NormalTok"/>
+        </w:rPr>
+        <w:t xml:space="preserve">,</w:t>
+      </w:r>
+      <w:r>
+        <w:br/>
+      </w:r>
+      <w:r>
+        <w:rPr>
+          <w:rStyle w:val="NormalTok"/>
+        </w:rPr>
+        <w:t xml:space="preserve">    </w:t>
+      </w:r>
+      <w:r>
+        <w:rPr>
+          <w:rStyle w:val="ConstantTok"/>
+        </w:rPr>
+        <w:t xml:space="preserve">TRUE</w:t>
+      </w:r>
+      <w:r>
+        <w:rPr>
+          <w:rStyle w:val="NormalTok"/>
+        </w:rPr>
+        <w:t xml:space="preserve"> </w:t>
+      </w:r>
+      <w:r>
+        <w:rPr>
+          <w:rStyle w:val="SpecialCharTok"/>
+        </w:rPr>
+        <w:t xml:space="preserve">~</w:t>
+      </w:r>
+      <w:r>
+        <w:rPr>
+          <w:rStyle w:val="NormalTok"/>
+        </w:rPr>
+        <w:t xml:space="preserve"> </w:t>
+      </w:r>
+      <w:r>
+        <w:rPr>
+          <w:rStyle w:val="StringTok"/>
+        </w:rPr>
+        <w:t xml:space="preserve">"other"</w:t>
+      </w:r>
+      <w:r>
+        <w:br/>
+      </w:r>
+      <w:r>
+        <w:rPr>
+          <w:rStyle w:val="NormalTok"/>
+        </w:rPr>
+        <w:t xml:space="preserve">  ))</w:t>
+      </w:r>
+    </w:p>
+    <w:bookmarkEnd w:id="72"/>
+    <w:bookmarkStart w:id="73" w:name="q17-model-answer"/>
+    <w:p>
+      <w:pPr>
+        <w:pStyle w:val="Heading3"/>
+      </w:pPr>
+      <w:r>
+        <w:t xml:space="preserve">Q17 model answer</w:t>
+      </w:r>
+    </w:p>
+    <w:p>
+      <w:pPr>
+        <w:pStyle w:val="SourceCode"/>
+      </w:pPr>
+      <w:r>
+        <w:rPr>
+          <w:rStyle w:val="NormalTok"/>
+        </w:rPr>
+        <w:t xml:space="preserve">dlh_temp_df </w:t>
+      </w:r>
+      <w:r>
+        <w:rPr>
+          <w:rStyle w:val="SpecialCharTok"/>
+        </w:rPr>
+        <w:t xml:space="preserve">%&gt;%</w:t>
+      </w:r>
+      <w:r>
+        <w:br/>
+      </w:r>
+      <w:r>
+        <w:rPr>
+          <w:rStyle w:val="NormalTok"/>
+        </w:rPr>
+        <w:t xml:space="preserve">  </w:t>
+      </w:r>
+      <w:r>
+        <w:rPr>
+          <w:rStyle w:val="FunctionTok"/>
+        </w:rPr>
         <w:t xml:space="preserve">group_by</w:t>
       </w:r>
       <w:r>
@@ -1670,7 +5096,7 @@
         <w:rPr>
           <w:rStyle w:val="AttributeTok"/>
         </w:rPr>
-        <w:t xml:space="preserve">mean_temp =</w:t>
+        <w:t xml:space="preserve">TEMP =</w:t>
       </w:r>
       <w:r>
         <w:rPr>
@@ -1715,14 +5141,14 @@
         <w:t xml:space="preserve">))</w:t>
       </w:r>
     </w:p>
-    <w:bookmarkEnd w:id="31"/>
-    <w:bookmarkStart w:id="32" w:name="q6-model-answer"/>
+    <w:bookmarkEnd w:id="73"/>
+    <w:bookmarkStart w:id="74" w:name="q18-model-answer"/>
     <w:p>
       <w:pPr>
         <w:pStyle w:val="Heading3"/>
       </w:pPr>
       <w:r>
-        <w:t xml:space="preserve">Q6 model answer</w:t>
+        <w:t xml:space="preserve">Q18 model answer</w:t>
       </w:r>
     </w:p>
     <w:p>
@@ -1733,12 +5159,138 @@
         <w:rPr>
           <w:rStyle w:val="NormalTok"/>
         </w:rPr>
-        <w:t xml:space="preserve">dlh_temp_df </w:t>
+        <w:t xml:space="preserve">yearly_temp_model </w:t>
+      </w:r>
+      <w:r>
+        <w:rPr>
+          <w:rStyle w:val="OtherTok"/>
+        </w:rPr>
+        <w:t xml:space="preserve">&lt;-</w:t>
+      </w:r>
+      <w:r>
+        <w:rPr>
+          <w:rStyle w:val="NormalTok"/>
+        </w:rPr>
+        <w:t xml:space="preserve"> </w:t>
+      </w:r>
+      <w:r>
+        <w:rPr>
+          <w:rStyle w:val="FunctionTok"/>
+        </w:rPr>
+        <w:t xml:space="preserve">lm</w:t>
+      </w:r>
+      <w:r>
+        <w:rPr>
+          <w:rStyle w:val="NormalTok"/>
+        </w:rPr>
+        <w:t xml:space="preserve">(TEMP </w:t>
       </w:r>
       <w:r>
         <w:rPr>
           <w:rStyle w:val="SpecialCharTok"/>
         </w:rPr>
+        <w:t xml:space="preserve">~</w:t>
+      </w:r>
+      <w:r>
+        <w:rPr>
+          <w:rStyle w:val="NormalTok"/>
+        </w:rPr>
+        <w:t xml:space="preserve"> YEAR, </w:t>
+      </w:r>
+      <w:r>
+        <w:rPr>
+          <w:rStyle w:val="AttributeTok"/>
+        </w:rPr>
+        <w:t xml:space="preserve">data =</w:t>
+      </w:r>
+      <w:r>
+        <w:rPr>
+          <w:rStyle w:val="NormalTok"/>
+        </w:rPr>
+        <w:t xml:space="preserve"> dlh_year_df)</w:t>
+      </w:r>
+      <w:r>
+        <w:br/>
+      </w:r>
+      <w:r>
+        <w:rPr>
+          <w:rStyle w:val="NormalTok"/>
+        </w:rPr>
+        <w:t xml:space="preserve">warming_rate </w:t>
+      </w:r>
+      <w:r>
+        <w:rPr>
+          <w:rStyle w:val="OtherTok"/>
+        </w:rPr>
+        <w:t xml:space="preserve">&lt;-</w:t>
+      </w:r>
+      <w:r>
+        <w:rPr>
+          <w:rStyle w:val="NormalTok"/>
+        </w:rPr>
+        <w:t xml:space="preserve"> </w:t>
+      </w:r>
+      <w:r>
+        <w:rPr>
+          <w:rStyle w:val="FunctionTok"/>
+        </w:rPr>
+        <w:t xml:space="preserve">coef</w:t>
+      </w:r>
+      <w:r>
+        <w:rPr>
+          <w:rStyle w:val="NormalTok"/>
+        </w:rPr>
+        <w:t xml:space="preserve">(yearly_temp_model)[</w:t>
+      </w:r>
+      <w:r>
+        <w:rPr>
+          <w:rStyle w:val="DecValTok"/>
+        </w:rPr>
+        <w:t xml:space="preserve">2</w:t>
+      </w:r>
+      <w:r>
+        <w:rPr>
+          <w:rStyle w:val="NormalTok"/>
+        </w:rPr>
+        <w:t xml:space="preserve">]</w:t>
+      </w:r>
+    </w:p>
+    <w:bookmarkEnd w:id="74"/>
+    <w:bookmarkStart w:id="75" w:name="q21-model-answer"/>
+    <w:p>
+      <w:pPr>
+        <w:pStyle w:val="Heading3"/>
+      </w:pPr>
+      <w:r>
+        <w:t xml:space="preserve">Q21 model answer</w:t>
+      </w:r>
+    </w:p>
+    <w:p>
+      <w:pPr>
+        <w:pStyle w:val="SourceCode"/>
+      </w:pPr>
+      <w:r>
+        <w:rPr>
+          <w:rStyle w:val="NormalTok"/>
+        </w:rPr>
+        <w:t xml:space="preserve">season_year_df </w:t>
+      </w:r>
+      <w:r>
+        <w:rPr>
+          <w:rStyle w:val="OtherTok"/>
+        </w:rPr>
+        <w:t xml:space="preserve">&lt;-</w:t>
+      </w:r>
+      <w:r>
+        <w:rPr>
+          <w:rStyle w:val="NormalTok"/>
+        </w:rPr>
+        <w:t xml:space="preserve"> dlh_season_df </w:t>
+      </w:r>
+      <w:r>
+        <w:rPr>
+          <w:rStyle w:val="SpecialCharTok"/>
+        </w:rPr>
         <w:t xml:space="preserve">%&gt;%</w:t>
       </w:r>
       <w:r>
@@ -1754,7 +5306,31 @@
         <w:rPr>
           <w:rStyle w:val="FunctionTok"/>
         </w:rPr>
-        <w:t xml:space="preserve">mutate</w:t>
+        <w:t xml:space="preserve">filter</w:t>
+      </w:r>
+      <w:r>
+        <w:rPr>
+          <w:rStyle w:val="NormalTok"/>
+        </w:rPr>
+        <w:t xml:space="preserve">(season </w:t>
+      </w:r>
+      <w:r>
+        <w:rPr>
+          <w:rStyle w:val="SpecialCharTok"/>
+        </w:rPr>
+        <w:t xml:space="preserve">%in%</w:t>
+      </w:r>
+      <w:r>
+        <w:rPr>
+          <w:rStyle w:val="NormalTok"/>
+        </w:rPr>
+        <w:t xml:space="preserve"> </w:t>
+      </w:r>
+      <w:r>
+        <w:rPr>
+          <w:rStyle w:val="FunctionTok"/>
+        </w:rPr>
+        <w:t xml:space="preserve">c</w:t>
       </w:r>
       <w:r>
         <w:rPr>
@@ -1764,9 +5340,87 @@
       </w:r>
       <w:r>
         <w:rPr>
+          <w:rStyle w:val="StringTok"/>
+        </w:rPr>
+        <w:t xml:space="preserve">"summer"</w:t>
+      </w:r>
+      <w:r>
+        <w:rPr>
+          <w:rStyle w:val="NormalTok"/>
+        </w:rPr>
+        <w:t xml:space="preserve">, </w:t>
+      </w:r>
+      <w:r>
+        <w:rPr>
+          <w:rStyle w:val="StringTok"/>
+        </w:rPr>
+        <w:t xml:space="preserve">"winter"</w:t>
+      </w:r>
+      <w:r>
+        <w:rPr>
+          <w:rStyle w:val="NormalTok"/>
+        </w:rPr>
+        <w:t xml:space="preserve">)) </w:t>
+      </w:r>
+      <w:r>
+        <w:rPr>
+          <w:rStyle w:val="SpecialCharTok"/>
+        </w:rPr>
+        <w:t xml:space="preserve">%&gt;%</w:t>
+      </w:r>
+      <w:r>
+        <w:br/>
+      </w:r>
+      <w:r>
+        <w:rPr>
+          <w:rStyle w:val="NormalTok"/>
+        </w:rPr>
+        <w:t xml:space="preserve">  </w:t>
+      </w:r>
+      <w:r>
+        <w:rPr>
+          <w:rStyle w:val="FunctionTok"/>
+        </w:rPr>
+        <w:t xml:space="preserve">group_by</w:t>
+      </w:r>
+      <w:r>
+        <w:rPr>
+          <w:rStyle w:val="NormalTok"/>
+        </w:rPr>
+        <w:t xml:space="preserve">(YEAR, season) </w:t>
+      </w:r>
+      <w:r>
+        <w:rPr>
+          <w:rStyle w:val="SpecialCharTok"/>
+        </w:rPr>
+        <w:t xml:space="preserve">%&gt;%</w:t>
+      </w:r>
+      <w:r>
+        <w:br/>
+      </w:r>
+      <w:r>
+        <w:rPr>
+          <w:rStyle w:val="NormalTok"/>
+        </w:rPr>
+        <w:t xml:space="preserve">  </w:t>
+      </w:r>
+      <w:r>
+        <w:rPr>
+          <w:rStyle w:val="FunctionTok"/>
+        </w:rPr>
+        <w:t xml:space="preserve">summarize</w:t>
+      </w:r>
+      <w:r>
+        <w:rPr>
+          <w:rStyle w:val="NormalTok"/>
+        </w:rPr>
+        <w:t xml:space="preserve">(</w:t>
+      </w:r>
+      <w:r>
+        <w:rPr>
           <w:rStyle w:val="AttributeTok"/>
         </w:rPr>
-        <w:t xml:space="preserve">season =</w:t>
+        <w:t xml:space="preserve">TEMP =</w:t>
       </w:r>
       <w:r>
         <w:rPr>
@@ -1778,208 +5432,25 @@
         <w:rPr>
           <w:rStyle w:val="FunctionTok"/>
         </w:rPr>
-        <w:t xml:space="preserve">case_when</w:t>
-      </w:r>
-      <w:r>
-        <w:rPr>
-          <w:rStyle w:val="NormalTok"/>
-        </w:rPr>
-        <w:t xml:space="preserve">(</w:t>
-      </w:r>
-      <w:r>
-        <w:br/>
-      </w:r>
-      <w:r>
-        <w:rPr>
-          <w:rStyle w:val="NormalTok"/>
-        </w:rPr>
-        <w:t xml:space="preserve">    MONTH </w:t>
-      </w:r>
-      <w:r>
-        <w:rPr>
-          <w:rStyle w:val="SpecialCharTok"/>
-        </w:rPr>
-        <w:t xml:space="preserve">%in%</w:t>
-      </w:r>
-      <w:r>
-        <w:rPr>
-          <w:rStyle w:val="NormalTok"/>
-        </w:rPr>
-        <w:t xml:space="preserve"> </w:t>
-      </w:r>
-      <w:r>
-        <w:rPr>
-          <w:rStyle w:val="FunctionTok"/>
-        </w:rPr>
-        <w:t xml:space="preserve">c</w:t>
-      </w:r>
-      <w:r>
-        <w:rPr>
-          <w:rStyle w:val="NormalTok"/>
-        </w:rPr>
-        <w:t xml:space="preserve">(</w:t>
-      </w:r>
-      <w:r>
-        <w:rPr>
-          <w:rStyle w:val="DecValTok"/>
-        </w:rPr>
-        <w:t xml:space="preserve">6</w:t>
-      </w:r>
-      <w:r>
-        <w:rPr>
-          <w:rStyle w:val="NormalTok"/>
-        </w:rPr>
-        <w:t xml:space="preserve">, </w:t>
-      </w:r>
-      <w:r>
-        <w:rPr>
-          <w:rStyle w:val="DecValTok"/>
-        </w:rPr>
-        <w:t xml:space="preserve">7</w:t>
-      </w:r>
-      <w:r>
-        <w:rPr>
-          <w:rStyle w:val="NormalTok"/>
-        </w:rPr>
-        <w:t xml:space="preserve">, </w:t>
-      </w:r>
-      <w:r>
-        <w:rPr>
-          <w:rStyle w:val="DecValTok"/>
-        </w:rPr>
-        <w:t xml:space="preserve">8</w:t>
-      </w:r>
-      <w:r>
-        <w:rPr>
-          <w:rStyle w:val="NormalTok"/>
-        </w:rPr>
-        <w:t xml:space="preserve">)  </w:t>
-      </w:r>
-      <w:r>
-        <w:rPr>
-          <w:rStyle w:val="SpecialCharTok"/>
-        </w:rPr>
-        <w:t xml:space="preserve">~</w:t>
-      </w:r>
-      <w:r>
-        <w:rPr>
-          <w:rStyle w:val="NormalTok"/>
-        </w:rPr>
-        <w:t xml:space="preserve"> </w:t>
-      </w:r>
-      <w:r>
-        <w:rPr>
-          <w:rStyle w:val="StringTok"/>
-        </w:rPr>
-        <w:t xml:space="preserve">"summer"</w:t>
-      </w:r>
-      <w:r>
-        <w:rPr>
-          <w:rStyle w:val="NormalTok"/>
-        </w:rPr>
-        <w:t xml:space="preserve">,</w:t>
-      </w:r>
-      <w:r>
-        <w:br/>
-      </w:r>
-      <w:r>
-        <w:rPr>
-          <w:rStyle w:val="NormalTok"/>
-        </w:rPr>
-        <w:t xml:space="preserve">    MONTH </w:t>
-      </w:r>
-      <w:r>
-        <w:rPr>
-          <w:rStyle w:val="SpecialCharTok"/>
-        </w:rPr>
-        <w:t xml:space="preserve">%in%</w:t>
-      </w:r>
-      <w:r>
-        <w:rPr>
-          <w:rStyle w:val="NormalTok"/>
-        </w:rPr>
-        <w:t xml:space="preserve"> </w:t>
-      </w:r>
-      <w:r>
-        <w:rPr>
-          <w:rStyle w:val="FunctionTok"/>
-        </w:rPr>
-        <w:t xml:space="preserve">c</w:t>
-      </w:r>
-      <w:r>
-        <w:rPr>
-          <w:rStyle w:val="NormalTok"/>
-        </w:rPr>
-        <w:t xml:space="preserve">(</w:t>
-      </w:r>
-      <w:r>
-        <w:rPr>
-          <w:rStyle w:val="DecValTok"/>
-        </w:rPr>
-        <w:t xml:space="preserve">12</w:t>
-      </w:r>
-      <w:r>
-        <w:rPr>
-          <w:rStyle w:val="NormalTok"/>
-        </w:rPr>
-        <w:t xml:space="preserve">, </w:t>
-      </w:r>
-      <w:r>
-        <w:rPr>
-          <w:rStyle w:val="DecValTok"/>
-        </w:rPr>
-        <w:t xml:space="preserve">1</w:t>
-      </w:r>
-      <w:r>
-        <w:rPr>
-          <w:rStyle w:val="NormalTok"/>
-        </w:rPr>
-        <w:t xml:space="preserve">, </w:t>
-      </w:r>
-      <w:r>
-        <w:rPr>
-          <w:rStyle w:val="DecValTok"/>
-        </w:rPr>
-        <w:t xml:space="preserve">2</w:t>
-      </w:r>
-      <w:r>
-        <w:rPr>
-          <w:rStyle w:val="NormalTok"/>
-        </w:rPr>
-        <w:t xml:space="preserve">) </w:t>
-      </w:r>
-      <w:r>
-        <w:rPr>
-          <w:rStyle w:val="SpecialCharTok"/>
-        </w:rPr>
-        <w:t xml:space="preserve">~</w:t>
-      </w:r>
-      <w:r>
-        <w:rPr>
-          <w:rStyle w:val="NormalTok"/>
-        </w:rPr>
-        <w:t xml:space="preserve"> </w:t>
-      </w:r>
-      <w:r>
-        <w:rPr>
-          <w:rStyle w:val="StringTok"/>
-        </w:rPr>
-        <w:t xml:space="preserve">"winter"</w:t>
-      </w:r>
-      <w:r>
-        <w:rPr>
-          <w:rStyle w:val="NormalTok"/>
-        </w:rPr>
-        <w:t xml:space="preserve">,</w:t>
-      </w:r>
-      <w:r>
-        <w:br/>
-      </w:r>
-      <w:r>
-        <w:rPr>
-          <w:rStyle w:val="NormalTok"/>
-        </w:rPr>
-        <w:t xml:space="preserve">    </w:t>
+        <w:t xml:space="preserve">mean</w:t>
+      </w:r>
+      <w:r>
+        <w:rPr>
+          <w:rStyle w:val="NormalTok"/>
+        </w:rPr>
+        <w:t xml:space="preserve">(TEMP, </w:t>
+      </w:r>
+      <w:r>
+        <w:rPr>
+          <w:rStyle w:val="AttributeTok"/>
+        </w:rPr>
+        <w:t xml:space="preserve">na.rm =</w:t>
+      </w:r>
+      <w:r>
+        <w:rPr>
+          <w:rStyle w:val="NormalTok"/>
+        </w:rPr>
+        <w:t xml:space="preserve"> </w:t>
       </w:r>
       <w:r>
         <w:rPr>
@@ -1991,34 +5462,7 @@
         <w:rPr>
           <w:rStyle w:val="NormalTok"/>
         </w:rPr>
-        <w:t xml:space="preserve">                   </w:t>
-      </w:r>
-      <w:r>
-        <w:rPr>
-          <w:rStyle w:val="SpecialCharTok"/>
-        </w:rPr>
-        <w:t xml:space="preserve">~</w:t>
-      </w:r>
-      <w:r>
-        <w:rPr>
-          <w:rStyle w:val="NormalTok"/>
-        </w:rPr>
-        <w:t xml:space="preserve"> </w:t>
-      </w:r>
-      <w:r>
-        <w:rPr>
-          <w:rStyle w:val="StringTok"/>
-        </w:rPr>
-        <w:t xml:space="preserve">"shoulder"</w:t>
-      </w:r>
-      <w:r>
-        <w:br/>
-      </w:r>
-      <w:r>
-        <w:rPr>
-          <w:rStyle w:val="NormalTok"/>
-        </w:rPr>
-        <w:t xml:space="preserve">  ))</w:t>
+        <w:t xml:space="preserve">))</w:t>
       </w:r>
     </w:p>
     <w:p>
@@ -2040,8 +5484,8 @@
         <w:t xml:space="preserve">End of Quiz 07.</w:t>
       </w:r>
     </w:p>
-    <w:bookmarkEnd w:id="32"/>
-    <w:bookmarkEnd w:id="33"/>
+    <w:bookmarkEnd w:id="75"/>
+    <w:bookmarkEnd w:id="76"/>
     <w:sectPr>
       <w:footnotePr>
         <w:numRestart w:val="eachSect"/>

--- a/docs/quizzes/07_quiz_weather.docx
+++ b/docs/quizzes/07_quiz_weather.docx
@@ -31,7 +31,7 @@
         <w:pStyle w:val="Date"/>
       </w:pPr>
       <w:r>
-        <w:t xml:space="preserve">2026-08-27</w:t>
+        <w:t xml:space="preserve">2026-09-01</w:t>
       </w:r>
     </w:p>
     <w:bookmarkStart w:id="10" w:name="X4aa7cf36dbf23de2b0f881df296ad6b5b609cac"/>

--- a/docs/quizzes/07_quiz_weather.docx
+++ b/docs/quizzes/07_quiz_weather.docx
@@ -31,7 +31,7 @@
         <w:pStyle w:val="Date"/>
       </w:pPr>
       <w:r>
-        <w:t xml:space="preserve">2026-09-01</w:t>
+        <w:t xml:space="preserve">2026-09-03</w:t>
       </w:r>
     </w:p>
     <w:bookmarkStart w:id="10" w:name="X4aa7cf36dbf23de2b0f881df296ad6b5b609cac"/>

--- a/docs/quizzes/07_quiz_weather.docx
+++ b/docs/quizzes/07_quiz_weather.docx
@@ -5487,9 +5487,10 @@
     <w:bookmarkEnd w:id="75"/>
     <w:bookmarkEnd w:id="76"/>
     <w:sectPr>
-      <w:footnotePr>
-        <w:numRestart w:val="eachSect"/>
-      </w:footnotePr>
+      <w:pgSz w:h="15840" w:w="12240"/>
+      <w:pgMar w:bottom="1440" w:footer="720" w:gutter="0" w:header="720" w:left="1440" w:right="1440" w:top="1440"/>
+      <w:cols w:space="720"/>
+      <w:docGrid w:linePitch="360"/>
     </w:sectPr>
   </w:body>
 </w:document>
@@ -5603,67 +5604,757 @@
 </file>
 
 <file path=word/styles.xml><?xml version="1.0" encoding="utf-8"?>
-<w:styles xmlns:r="http://schemas.openxmlformats.org/officeDocument/2006/relationships" xmlns:w="http://schemas.openxmlformats.org/wordprocessingml/2006/main">
+<w:styles xmlns:mc="http://schemas.openxmlformats.org/markup-compatibility/2006" xmlns:r="http://schemas.openxmlformats.org/officeDocument/2006/relationships" xmlns:w="http://schemas.openxmlformats.org/wordprocessingml/2006/main" xmlns:w14="http://schemas.microsoft.com/office/word/2010/wordml" xmlns:w15="http://schemas.microsoft.com/office/word/2012/wordml" xmlns:w16="http://schemas.microsoft.com/office/word/2018/wordml" xmlns:w16cex="http://schemas.microsoft.com/office/word/2018/wordml/cex" xmlns:w16cid="http://schemas.microsoft.com/office/word/2016/wordml/cid" xmlns:w16du="http://schemas.microsoft.com/office/word/2023/wordml/word16du" xmlns:w16sdtdh="http://schemas.microsoft.com/office/word/2020/wordml/sdtdatahash" xmlns:w16sdtfl="http://schemas.microsoft.com/office/word/2024/wordml/sdtformatlock" xmlns:w16se="http://schemas.microsoft.com/office/word/2015/wordml/symex" mc:Ignorable="w14 w15 w16se w16cid w16 w16cex w16sdtdh w16sdtfl w16du">
   <w:docDefaults>
     <w:rPrDefault>
       <w:rPr>
-        <w:rFonts w:asciiTheme="minorHAnsi" w:cstheme="minorBidi" w:eastAsiaTheme="minorEastAsia" w:hAnsiTheme="minorHAnsi"/>
+        <w:rFonts w:ascii="Calibri" w:cs="Calibri" w:eastAsia="Calibri" w:hAnsi="Calibri"/>
+        <w:kern w:val="2"/>
         <w:sz w:val="24"/>
         <w:szCs w:val="24"/>
-        <w:lang w:bidi="ar-SA" w:eastAsia="zh-CN" w:val="en-US"/>
+        <w:lang w:bidi="ar-SA" w:eastAsia="en-US" w:val="en-US"/>
+        <w14:ligatures w14:val="standardContextual"/>
       </w:rPr>
     </w:rPrDefault>
-    <w:pPrDefault>
-      <w:pPr>
-        <w:spacing w:after="200"/>
-      </w:pPr>
-    </w:pPrDefault>
+    <w:pPrDefault/>
   </w:docDefaults>
-  <w:latentStyles w:count="276" w:defLockedState="0" w:defQFormat="0" w:defSemiHidden="0" w:defUIPriority="0" w:defUnhideWhenUsed="0"/>
+  <w:latentStyles w:count="376" w:defLockedState="0" w:defQFormat="0" w:defSemiHidden="0" w:defUIPriority="99" w:defUnhideWhenUsed="0">
+    <w:lsdException w:name="Normal" w:qFormat="1" w:uiPriority="0"/>
+    <w:lsdException w:name="heading 1" w:qFormat="1" w:uiPriority="9"/>
+    <w:lsdException w:name="heading 2" w:qFormat="1" w:semiHidden="1" w:uiPriority="9" w:unhideWhenUsed="1"/>
+    <w:lsdException w:name="heading 3" w:qFormat="1" w:semiHidden="1" w:uiPriority="9" w:unhideWhenUsed="1"/>
+    <w:lsdException w:name="heading 4" w:qFormat="1" w:semiHidden="1" w:uiPriority="9" w:unhideWhenUsed="1"/>
+    <w:lsdException w:name="heading 5" w:qFormat="1" w:semiHidden="1" w:uiPriority="9" w:unhideWhenUsed="1"/>
+    <w:lsdException w:name="heading 6" w:qFormat="1" w:semiHidden="1" w:uiPriority="9" w:unhideWhenUsed="1"/>
+    <w:lsdException w:name="heading 7" w:qFormat="1" w:semiHidden="1" w:uiPriority="9" w:unhideWhenUsed="1"/>
+    <w:lsdException w:name="heading 8" w:qFormat="1" w:semiHidden="1" w:uiPriority="9" w:unhideWhenUsed="1"/>
+    <w:lsdException w:name="heading 9" w:qFormat="1" w:semiHidden="1" w:uiPriority="9" w:unhideWhenUsed="1"/>
+    <w:lsdException w:name="index 1" w:semiHidden="1" w:unhideWhenUsed="1"/>
+    <w:lsdException w:name="index 2" w:semiHidden="1" w:unhideWhenUsed="1"/>
+    <w:lsdException w:name="index 3" w:semiHidden="1" w:unhideWhenUsed="1"/>
+    <w:lsdException w:name="index 4" w:semiHidden="1" w:unhideWhenUsed="1"/>
+    <w:lsdException w:name="index 5" w:semiHidden="1" w:unhideWhenUsed="1"/>
+    <w:lsdException w:name="index 6" w:semiHidden="1" w:unhideWhenUsed="1"/>
+    <w:lsdException w:name="index 7" w:semiHidden="1" w:unhideWhenUsed="1"/>
+    <w:lsdException w:name="index 8" w:semiHidden="1" w:unhideWhenUsed="1"/>
+    <w:lsdException w:name="index 9" w:semiHidden="1" w:unhideWhenUsed="1"/>
+    <w:lsdException w:name="toc 1" w:semiHidden="1" w:uiPriority="39" w:unhideWhenUsed="1"/>
+    <w:lsdException w:name="toc 2" w:semiHidden="1" w:uiPriority="39" w:unhideWhenUsed="1"/>
+    <w:lsdException w:name="toc 3" w:semiHidden="1" w:uiPriority="39" w:unhideWhenUsed="1"/>
+    <w:lsdException w:name="toc 4" w:semiHidden="1" w:uiPriority="39" w:unhideWhenUsed="1"/>
+    <w:lsdException w:name="toc 5" w:semiHidden="1" w:uiPriority="39" w:unhideWhenUsed="1"/>
+    <w:lsdException w:name="toc 6" w:semiHidden="1" w:uiPriority="39" w:unhideWhenUsed="1"/>
+    <w:lsdException w:name="toc 7" w:semiHidden="1" w:uiPriority="39" w:unhideWhenUsed="1"/>
+    <w:lsdException w:name="toc 8" w:semiHidden="1" w:uiPriority="39" w:unhideWhenUsed="1"/>
+    <w:lsdException w:name="toc 9" w:semiHidden="1" w:uiPriority="39" w:unhideWhenUsed="1"/>
+    <w:lsdException w:name="Normal Indent" w:semiHidden="1" w:unhideWhenUsed="1"/>
+    <w:lsdException w:name="footnote text" w:semiHidden="1" w:unhideWhenUsed="1"/>
+    <w:lsdException w:name="annotation text" w:semiHidden="1" w:unhideWhenUsed="1"/>
+    <w:lsdException w:name="header" w:semiHidden="1" w:unhideWhenUsed="1"/>
+    <w:lsdException w:name="footer" w:semiHidden="1" w:unhideWhenUsed="1"/>
+    <w:lsdException w:name="index heading" w:semiHidden="1" w:unhideWhenUsed="1"/>
+    <w:lsdException w:name="caption" w:qFormat="1" w:semiHidden="1" w:uiPriority="35" w:unhideWhenUsed="1"/>
+    <w:lsdException w:name="table of figures" w:semiHidden="1" w:unhideWhenUsed="1"/>
+    <w:lsdException w:name="envelope address" w:semiHidden="1" w:unhideWhenUsed="1"/>
+    <w:lsdException w:name="envelope return" w:semiHidden="1" w:unhideWhenUsed="1"/>
+    <w:lsdException w:name="footnote reference" w:semiHidden="1" w:unhideWhenUsed="1"/>
+    <w:lsdException w:name="annotation reference" w:semiHidden="1" w:unhideWhenUsed="1"/>
+    <w:lsdException w:name="line number" w:semiHidden="1" w:unhideWhenUsed="1"/>
+    <w:lsdException w:name="page number" w:semiHidden="1" w:unhideWhenUsed="1"/>
+    <w:lsdException w:name="endnote reference" w:semiHidden="1" w:unhideWhenUsed="1"/>
+    <w:lsdException w:name="endnote text" w:semiHidden="1" w:unhideWhenUsed="1"/>
+    <w:lsdException w:name="table of authorities" w:semiHidden="1" w:unhideWhenUsed="1"/>
+    <w:lsdException w:name="macro" w:semiHidden="1" w:unhideWhenUsed="1"/>
+    <w:lsdException w:name="toa heading" w:semiHidden="1" w:unhideWhenUsed="1"/>
+    <w:lsdException w:name="List" w:semiHidden="1" w:unhideWhenUsed="1"/>
+    <w:lsdException w:name="List Bullet" w:semiHidden="1" w:unhideWhenUsed="1"/>
+    <w:lsdException w:name="List Number" w:semiHidden="1" w:unhideWhenUsed="1"/>
+    <w:lsdException w:name="List 2" w:semiHidden="1" w:unhideWhenUsed="1"/>
+    <w:lsdException w:name="List 3" w:semiHidden="1" w:unhideWhenUsed="1"/>
+    <w:lsdException w:name="List 4" w:semiHidden="1" w:unhideWhenUsed="1"/>
+    <w:lsdException w:name="List 5" w:semiHidden="1" w:unhideWhenUsed="1"/>
+    <w:lsdException w:name="List Bullet 2" w:semiHidden="1" w:unhideWhenUsed="1"/>
+    <w:lsdException w:name="List Bullet 3" w:semiHidden="1" w:unhideWhenUsed="1"/>
+    <w:lsdException w:name="List Bullet 4" w:semiHidden="1" w:unhideWhenUsed="1"/>
+    <w:lsdException w:name="List Bullet 5" w:semiHidden="1" w:unhideWhenUsed="1"/>
+    <w:lsdException w:name="List Number 2" w:semiHidden="1" w:unhideWhenUsed="1"/>
+    <w:lsdException w:name="List Number 3" w:semiHidden="1" w:unhideWhenUsed="1"/>
+    <w:lsdException w:name="List Number 4" w:semiHidden="1" w:unhideWhenUsed="1"/>
+    <w:lsdException w:name="List Number 5" w:semiHidden="1" w:unhideWhenUsed="1"/>
+    <w:lsdException w:name="Title" w:qFormat="1" w:uiPriority="10"/>
+    <w:lsdException w:name="Closing" w:semiHidden="1" w:unhideWhenUsed="1"/>
+    <w:lsdException w:name="Signature" w:semiHidden="1" w:unhideWhenUsed="1"/>
+    <w:lsdException w:name="Default Paragraph Font" w:semiHidden="1" w:uiPriority="1" w:unhideWhenUsed="1"/>
+    <w:lsdException w:name="Body Text" w:semiHidden="1" w:unhideWhenUsed="1"/>
+    <w:lsdException w:name="Body Text Indent" w:semiHidden="1" w:unhideWhenUsed="1"/>
+    <w:lsdException w:name="List Continue" w:semiHidden="1" w:unhideWhenUsed="1"/>
+    <w:lsdException w:name="List Continue 2" w:semiHidden="1" w:unhideWhenUsed="1"/>
+    <w:lsdException w:name="List Continue 3" w:semiHidden="1" w:unhideWhenUsed="1"/>
+    <w:lsdException w:name="List Continue 4" w:semiHidden="1" w:unhideWhenUsed="1"/>
+    <w:lsdException w:name="List Continue 5" w:semiHidden="1" w:unhideWhenUsed="1"/>
+    <w:lsdException w:name="Message Header" w:semiHidden="1" w:unhideWhenUsed="1"/>
+    <w:lsdException w:name="Subtitle" w:qFormat="1" w:uiPriority="11"/>
+    <w:lsdException w:name="Salutation" w:semiHidden="1" w:unhideWhenUsed="1"/>
+    <w:lsdException w:name="Date" w:semiHidden="1" w:unhideWhenUsed="1"/>
+    <w:lsdException w:name="Body Text First Indent" w:semiHidden="1" w:unhideWhenUsed="1"/>
+    <w:lsdException w:name="Body Text First Indent 2" w:semiHidden="1" w:unhideWhenUsed="1"/>
+    <w:lsdException w:name="Note Heading" w:semiHidden="1" w:unhideWhenUsed="1"/>
+    <w:lsdException w:name="Body Text 2" w:semiHidden="1" w:unhideWhenUsed="1"/>
+    <w:lsdException w:name="Body Text 3" w:semiHidden="1" w:unhideWhenUsed="1"/>
+    <w:lsdException w:name="Body Text Indent 2" w:semiHidden="1" w:unhideWhenUsed="1"/>
+    <w:lsdException w:name="Body Text Indent 3" w:semiHidden="1" w:unhideWhenUsed="1"/>
+    <w:lsdException w:name="Block Text" w:semiHidden="1" w:unhideWhenUsed="1"/>
+    <w:lsdException w:name="Hyperlink" w:semiHidden="1" w:unhideWhenUsed="1"/>
+    <w:lsdException w:name="FollowedHyperlink" w:semiHidden="1" w:unhideWhenUsed="1"/>
+    <w:lsdException w:name="Strong" w:qFormat="1" w:uiPriority="22"/>
+    <w:lsdException w:name="Emphasis" w:qFormat="1" w:uiPriority="20"/>
+    <w:lsdException w:name="Document Map" w:semiHidden="1" w:unhideWhenUsed="1"/>
+    <w:lsdException w:name="Plain Text" w:semiHidden="1" w:unhideWhenUsed="1"/>
+    <w:lsdException w:name="E-mail Signature" w:semiHidden="1" w:unhideWhenUsed="1"/>
+    <w:lsdException w:name="HTML Top of Form" w:semiHidden="1" w:unhideWhenUsed="1"/>
+    <w:lsdException w:name="HTML Bottom of Form" w:semiHidden="1" w:unhideWhenUsed="1"/>
+    <w:lsdException w:name="Normal (Web)" w:semiHidden="1" w:unhideWhenUsed="1"/>
+    <w:lsdException w:name="HTML Acronym" w:semiHidden="1" w:unhideWhenUsed="1"/>
+    <w:lsdException w:name="HTML Address" w:semiHidden="1" w:unhideWhenUsed="1"/>
+    <w:lsdException w:name="HTML Cite" w:semiHidden="1" w:unhideWhenUsed="1"/>
+    <w:lsdException w:name="HTML Code" w:semiHidden="1" w:unhideWhenUsed="1"/>
+    <w:lsdException w:name="HTML Definition" w:semiHidden="1" w:unhideWhenUsed="1"/>
+    <w:lsdException w:name="HTML Keyboard" w:semiHidden="1" w:unhideWhenUsed="1"/>
+    <w:lsdException w:name="HTML Preformatted" w:semiHidden="1" w:unhideWhenUsed="1"/>
+    <w:lsdException w:name="HTML Sample" w:semiHidden="1" w:unhideWhenUsed="1"/>
+    <w:lsdException w:name="HTML Typewriter" w:semiHidden="1" w:unhideWhenUsed="1"/>
+    <w:lsdException w:name="HTML Variable" w:semiHidden="1" w:unhideWhenUsed="1"/>
+    <w:lsdException w:name="Normal Table" w:semiHidden="1" w:unhideWhenUsed="1"/>
+    <w:lsdException w:name="annotation subject" w:semiHidden="1" w:unhideWhenUsed="1"/>
+    <w:lsdException w:name="No List" w:semiHidden="1" w:unhideWhenUsed="1"/>
+    <w:lsdException w:name="Outline List 1" w:semiHidden="1" w:unhideWhenUsed="1"/>
+    <w:lsdException w:name="Outline List 2" w:semiHidden="1" w:unhideWhenUsed="1"/>
+    <w:lsdException w:name="Outline List 3" w:semiHidden="1" w:unhideWhenUsed="1"/>
+    <w:lsdException w:name="Table Simple 1" w:semiHidden="1" w:unhideWhenUsed="1"/>
+    <w:lsdException w:name="Table Simple 2" w:semiHidden="1" w:unhideWhenUsed="1"/>
+    <w:lsdException w:name="Table Simple 3" w:semiHidden="1" w:unhideWhenUsed="1"/>
+    <w:lsdException w:name="Table Classic 1" w:semiHidden="1" w:unhideWhenUsed="1"/>
+    <w:lsdException w:name="Table Classic 2" w:semiHidden="1" w:unhideWhenUsed="1"/>
+    <w:lsdException w:name="Table Classic 3" w:semiHidden="1" w:unhideWhenUsed="1"/>
+    <w:lsdException w:name="Table Classic 4" w:semiHidden="1" w:unhideWhenUsed="1"/>
+    <w:lsdException w:name="Table Colorful 1" w:semiHidden="1" w:unhideWhenUsed="1"/>
+    <w:lsdException w:name="Table Colorful 2" w:semiHidden="1" w:unhideWhenUsed="1"/>
+    <w:lsdException w:name="Table Colorful 3" w:semiHidden="1" w:unhideWhenUsed="1"/>
+    <w:lsdException w:name="Table Columns 1" w:semiHidden="1" w:unhideWhenUsed="1"/>
+    <w:lsdException w:name="Table Columns 2" w:semiHidden="1" w:unhideWhenUsed="1"/>
+    <w:lsdException w:name="Table Columns 3" w:semiHidden="1" w:unhideWhenUsed="1"/>
+    <w:lsdException w:name="Table Columns 4" w:semiHidden="1" w:unhideWhenUsed="1"/>
+    <w:lsdException w:name="Table Columns 5" w:semiHidden="1" w:unhideWhenUsed="1"/>
+    <w:lsdException w:name="Table Grid 1" w:semiHidden="1" w:unhideWhenUsed="1"/>
+    <w:lsdException w:name="Table Grid 2" w:semiHidden="1" w:unhideWhenUsed="1"/>
+    <w:lsdException w:name="Table Grid 3" w:semiHidden="1" w:unhideWhenUsed="1"/>
+    <w:lsdException w:name="Table Grid 4" w:semiHidden="1" w:unhideWhenUsed="1"/>
+    <w:lsdException w:name="Table Grid 5" w:semiHidden="1" w:unhideWhenUsed="1"/>
+    <w:lsdException w:name="Table Grid 6" w:semiHidden="1" w:unhideWhenUsed="1"/>
+    <w:lsdException w:name="Table Grid 7" w:semiHidden="1" w:unhideWhenUsed="1"/>
+    <w:lsdException w:name="Table Grid 8" w:semiHidden="1" w:unhideWhenUsed="1"/>
+    <w:lsdException w:name="Table List 1" w:semiHidden="1" w:unhideWhenUsed="1"/>
+    <w:lsdException w:name="Table List 2" w:semiHidden="1" w:unhideWhenUsed="1"/>
+    <w:lsdException w:name="Table List 3" w:semiHidden="1" w:unhideWhenUsed="1"/>
+    <w:lsdException w:name="Table List 4" w:semiHidden="1" w:unhideWhenUsed="1"/>
+    <w:lsdException w:name="Table List 5" w:semiHidden="1" w:unhideWhenUsed="1"/>
+    <w:lsdException w:name="Table List 6" w:semiHidden="1" w:unhideWhenUsed="1"/>
+    <w:lsdException w:name="Table List 7" w:semiHidden="1" w:unhideWhenUsed="1"/>
+    <w:lsdException w:name="Table List 8" w:semiHidden="1" w:unhideWhenUsed="1"/>
+    <w:lsdException w:name="Table 3D effects 1" w:semiHidden="1" w:unhideWhenUsed="1"/>
+    <w:lsdException w:name="Table 3D effects 2" w:semiHidden="1" w:unhideWhenUsed="1"/>
+    <w:lsdException w:name="Table 3D effects 3" w:semiHidden="1" w:unhideWhenUsed="1"/>
+    <w:lsdException w:name="Table Contemporary" w:semiHidden="1" w:unhideWhenUsed="1"/>
+    <w:lsdException w:name="Table Elegant" w:semiHidden="1" w:unhideWhenUsed="1"/>
+    <w:lsdException w:name="Table Professional" w:semiHidden="1" w:unhideWhenUsed="1"/>
+    <w:lsdException w:name="Table Subtle 1" w:semiHidden="1" w:unhideWhenUsed="1"/>
+    <w:lsdException w:name="Table Subtle 2" w:semiHidden="1" w:unhideWhenUsed="1"/>
+    <w:lsdException w:name="Table Web 1" w:semiHidden="1" w:unhideWhenUsed="1"/>
+    <w:lsdException w:name="Table Web 2" w:semiHidden="1" w:unhideWhenUsed="1"/>
+    <w:lsdException w:name="Table Web 3" w:semiHidden="1" w:unhideWhenUsed="1"/>
+    <w:lsdException w:name="Balloon Text" w:semiHidden="1" w:unhideWhenUsed="1"/>
+    <w:lsdException w:name="Table Grid" w:uiPriority="39"/>
+    <w:lsdException w:name="Table Theme" w:semiHidden="1" w:unhideWhenUsed="1"/>
+    <w:lsdException w:name="Placeholder Text" w:semiHidden="1"/>
+    <w:lsdException w:name="No Spacing" w:qFormat="1" w:uiPriority="1"/>
+    <w:lsdException w:name="Light Shading" w:uiPriority="60"/>
+    <w:lsdException w:name="Light List" w:uiPriority="61"/>
+    <w:lsdException w:name="Light Grid" w:uiPriority="62"/>
+    <w:lsdException w:name="Medium Shading 1" w:uiPriority="63"/>
+    <w:lsdException w:name="Medium Shading 2" w:uiPriority="64"/>
+    <w:lsdException w:name="Medium List 1" w:uiPriority="65"/>
+    <w:lsdException w:name="Medium List 2" w:uiPriority="66"/>
+    <w:lsdException w:name="Medium Grid 1" w:uiPriority="67"/>
+    <w:lsdException w:name="Medium Grid 2" w:uiPriority="68"/>
+    <w:lsdException w:name="Medium Grid 3" w:uiPriority="69"/>
+    <w:lsdException w:name="Dark List" w:uiPriority="70"/>
+    <w:lsdException w:name="Colorful Shading" w:uiPriority="71"/>
+    <w:lsdException w:name="Colorful List" w:uiPriority="72"/>
+    <w:lsdException w:name="Colorful Grid" w:uiPriority="73"/>
+    <w:lsdException w:name="Light Shading Accent 1" w:uiPriority="60"/>
+    <w:lsdException w:name="Light List Accent 1" w:uiPriority="61"/>
+    <w:lsdException w:name="Light Grid Accent 1" w:uiPriority="62"/>
+    <w:lsdException w:name="Medium Shading 1 Accent 1" w:uiPriority="63"/>
+    <w:lsdException w:name="Medium Shading 2 Accent 1" w:uiPriority="64"/>
+    <w:lsdException w:name="Medium List 1 Accent 1" w:uiPriority="65"/>
+    <w:lsdException w:name="Revision" w:semiHidden="1"/>
+    <w:lsdException w:name="List Paragraph" w:qFormat="1" w:uiPriority="34"/>
+    <w:lsdException w:name="Quote" w:qFormat="1" w:uiPriority="29"/>
+    <w:lsdException w:name="Intense Quote" w:qFormat="1" w:uiPriority="30"/>
+    <w:lsdException w:name="Medium List 2 Accent 1" w:uiPriority="66"/>
+    <w:lsdException w:name="Medium Grid 1 Accent 1" w:uiPriority="67"/>
+    <w:lsdException w:name="Medium Grid 2 Accent 1" w:uiPriority="68"/>
+    <w:lsdException w:name="Medium Grid 3 Accent 1" w:uiPriority="69"/>
+    <w:lsdException w:name="Dark List Accent 1" w:uiPriority="70"/>
+    <w:lsdException w:name="Colorful Shading Accent 1" w:uiPriority="71"/>
+    <w:lsdException w:name="Colorful List Accent 1" w:uiPriority="72"/>
+    <w:lsdException w:name="Colorful Grid Accent 1" w:uiPriority="73"/>
+    <w:lsdException w:name="Light Shading Accent 2" w:uiPriority="60"/>
+    <w:lsdException w:name="Light List Accent 2" w:uiPriority="61"/>
+    <w:lsdException w:name="Light Grid Accent 2" w:uiPriority="62"/>
+    <w:lsdException w:name="Medium Shading 1 Accent 2" w:uiPriority="63"/>
+    <w:lsdException w:name="Medium Shading 2 Accent 2" w:uiPriority="64"/>
+    <w:lsdException w:name="Medium List 1 Accent 2" w:uiPriority="65"/>
+    <w:lsdException w:name="Medium List 2 Accent 2" w:uiPriority="66"/>
+    <w:lsdException w:name="Medium Grid 1 Accent 2" w:uiPriority="67"/>
+    <w:lsdException w:name="Medium Grid 2 Accent 2" w:uiPriority="68"/>
+    <w:lsdException w:name="Medium Grid 3 Accent 2" w:uiPriority="69"/>
+    <w:lsdException w:name="Dark List Accent 2" w:uiPriority="70"/>
+    <w:lsdException w:name="Colorful Shading Accent 2" w:uiPriority="71"/>
+    <w:lsdException w:name="Colorful List Accent 2" w:uiPriority="72"/>
+    <w:lsdException w:name="Colorful Grid Accent 2" w:uiPriority="73"/>
+    <w:lsdException w:name="Light Shading Accent 3" w:uiPriority="60"/>
+    <w:lsdException w:name="Light List Accent 3" w:uiPriority="61"/>
+    <w:lsdException w:name="Light Grid Accent 3" w:uiPriority="62"/>
+    <w:lsdException w:name="Medium Shading 1 Accent 3" w:uiPriority="63"/>
+    <w:lsdException w:name="Medium Shading 2 Accent 3" w:uiPriority="64"/>
+    <w:lsdException w:name="Medium List 1 Accent 3" w:uiPriority="65"/>
+    <w:lsdException w:name="Medium List 2 Accent 3" w:uiPriority="66"/>
+    <w:lsdException w:name="Medium Grid 1 Accent 3" w:uiPriority="67"/>
+    <w:lsdException w:name="Medium Grid 2 Accent 3" w:uiPriority="68"/>
+    <w:lsdException w:name="Medium Grid 3 Accent 3" w:uiPriority="69"/>
+    <w:lsdException w:name="Dark List Accent 3" w:uiPriority="70"/>
+    <w:lsdException w:name="Colorful Shading Accent 3" w:uiPriority="71"/>
+    <w:lsdException w:name="Colorful List Accent 3" w:uiPriority="72"/>
+    <w:lsdException w:name="Colorful Grid Accent 3" w:uiPriority="73"/>
+    <w:lsdException w:name="Light Shading Accent 4" w:uiPriority="60"/>
+    <w:lsdException w:name="Light List Accent 4" w:uiPriority="61"/>
+    <w:lsdException w:name="Light Grid Accent 4" w:uiPriority="62"/>
+    <w:lsdException w:name="Medium Shading 1 Accent 4" w:uiPriority="63"/>
+    <w:lsdException w:name="Medium Shading 2 Accent 4" w:uiPriority="64"/>
+    <w:lsdException w:name="Medium List 1 Accent 4" w:uiPriority="65"/>
+    <w:lsdException w:name="Medium List 2 Accent 4" w:uiPriority="66"/>
+    <w:lsdException w:name="Medium Grid 1 Accent 4" w:uiPriority="67"/>
+    <w:lsdException w:name="Medium Grid 2 Accent 4" w:uiPriority="68"/>
+    <w:lsdException w:name="Medium Grid 3 Accent 4" w:uiPriority="69"/>
+    <w:lsdException w:name="Dark List Accent 4" w:uiPriority="70"/>
+    <w:lsdException w:name="Colorful Shading Accent 4" w:uiPriority="71"/>
+    <w:lsdException w:name="Colorful List Accent 4" w:uiPriority="72"/>
+    <w:lsdException w:name="Colorful Grid Accent 4" w:uiPriority="73"/>
+    <w:lsdException w:name="Light Shading Accent 5" w:uiPriority="60"/>
+    <w:lsdException w:name="Light List Accent 5" w:uiPriority="61"/>
+    <w:lsdException w:name="Light Grid Accent 5" w:uiPriority="62"/>
+    <w:lsdException w:name="Medium Shading 1 Accent 5" w:uiPriority="63"/>
+    <w:lsdException w:name="Medium Shading 2 Accent 5" w:uiPriority="64"/>
+    <w:lsdException w:name="Medium List 1 Accent 5" w:uiPriority="65"/>
+    <w:lsdException w:name="Medium List 2 Accent 5" w:uiPriority="66"/>
+    <w:lsdException w:name="Medium Grid 1 Accent 5" w:uiPriority="67"/>
+    <w:lsdException w:name="Medium Grid 2 Accent 5" w:uiPriority="68"/>
+    <w:lsdException w:name="Medium Grid 3 Accent 5" w:uiPriority="69"/>
+    <w:lsdException w:name="Dark List Accent 5" w:uiPriority="70"/>
+    <w:lsdException w:name="Colorful Shading Accent 5" w:uiPriority="71"/>
+    <w:lsdException w:name="Colorful List Accent 5" w:uiPriority="72"/>
+    <w:lsdException w:name="Colorful Grid Accent 5" w:uiPriority="73"/>
+    <w:lsdException w:name="Light Shading Accent 6" w:uiPriority="60"/>
+    <w:lsdException w:name="Light List Accent 6" w:uiPriority="61"/>
+    <w:lsdException w:name="Light Grid Accent 6" w:uiPriority="62"/>
+    <w:lsdException w:name="Medium Shading 1 Accent 6" w:uiPriority="63"/>
+    <w:lsdException w:name="Medium Shading 2 Accent 6" w:uiPriority="64"/>
+    <w:lsdException w:name="Medium List 1 Accent 6" w:uiPriority="65"/>
+    <w:lsdException w:name="Medium List 2 Accent 6" w:uiPriority="66"/>
+    <w:lsdException w:name="Medium Grid 1 Accent 6" w:uiPriority="67"/>
+    <w:lsdException w:name="Medium Grid 2 Accent 6" w:uiPriority="68"/>
+    <w:lsdException w:name="Medium Grid 3 Accent 6" w:uiPriority="69"/>
+    <w:lsdException w:name="Dark List Accent 6" w:uiPriority="70"/>
+    <w:lsdException w:name="Colorful Shading Accent 6" w:uiPriority="71"/>
+    <w:lsdException w:name="Colorful List Accent 6" w:uiPriority="72"/>
+    <w:lsdException w:name="Colorful Grid Accent 6" w:uiPriority="73"/>
+    <w:lsdException w:name="Subtle Emphasis" w:qFormat="1" w:uiPriority="19"/>
+    <w:lsdException w:name="Intense Emphasis" w:qFormat="1" w:uiPriority="21"/>
+    <w:lsdException w:name="Subtle Reference" w:qFormat="1" w:uiPriority="31"/>
+    <w:lsdException w:name="Intense Reference" w:qFormat="1" w:uiPriority="32"/>
+    <w:lsdException w:name="Book Title" w:qFormat="1" w:uiPriority="33"/>
+    <w:lsdException w:name="Bibliography" w:semiHidden="1" w:uiPriority="37" w:unhideWhenUsed="1"/>
+    <w:lsdException w:name="TOC Heading" w:qFormat="1" w:semiHidden="1" w:uiPriority="39" w:unhideWhenUsed="1"/>
+    <w:lsdException w:name="Plain Table 1" w:uiPriority="41"/>
+    <w:lsdException w:name="Plain Table 2" w:uiPriority="42"/>
+    <w:lsdException w:name="Plain Table 3" w:uiPriority="43"/>
+    <w:lsdException w:name="Plain Table 4" w:uiPriority="44"/>
+    <w:lsdException w:name="Plain Table 5" w:uiPriority="45"/>
+    <w:lsdException w:name="Grid Table Light" w:uiPriority="40"/>
+    <w:lsdException w:name="Grid Table 1 Light" w:uiPriority="46"/>
+    <w:lsdException w:name="Grid Table 2" w:uiPriority="47"/>
+    <w:lsdException w:name="Grid Table 3" w:uiPriority="48"/>
+    <w:lsdException w:name="Grid Table 4" w:uiPriority="49"/>
+    <w:lsdException w:name="Grid Table 5 Dark" w:uiPriority="50"/>
+    <w:lsdException w:name="Grid Table 6 Colorful" w:uiPriority="51"/>
+    <w:lsdException w:name="Grid Table 7 Colorful" w:uiPriority="52"/>
+    <w:lsdException w:name="Grid Table 1 Light Accent 1" w:uiPriority="46"/>
+    <w:lsdException w:name="Grid Table 2 Accent 1" w:uiPriority="47"/>
+    <w:lsdException w:name="Grid Table 3 Accent 1" w:uiPriority="48"/>
+    <w:lsdException w:name="Grid Table 4 Accent 1" w:uiPriority="49"/>
+    <w:lsdException w:name="Grid Table 5 Dark Accent 1" w:uiPriority="50"/>
+    <w:lsdException w:name="Grid Table 6 Colorful Accent 1" w:uiPriority="51"/>
+    <w:lsdException w:name="Grid Table 7 Colorful Accent 1" w:uiPriority="52"/>
+    <w:lsdException w:name="Grid Table 1 Light Accent 2" w:uiPriority="46"/>
+    <w:lsdException w:name="Grid Table 2 Accent 2" w:uiPriority="47"/>
+    <w:lsdException w:name="Grid Table 3 Accent 2" w:uiPriority="48"/>
+    <w:lsdException w:name="Grid Table 4 Accent 2" w:uiPriority="49"/>
+    <w:lsdException w:name="Grid Table 5 Dark Accent 2" w:uiPriority="50"/>
+    <w:lsdException w:name="Grid Table 6 Colorful Accent 2" w:uiPriority="51"/>
+    <w:lsdException w:name="Grid Table 7 Colorful Accent 2" w:uiPriority="52"/>
+    <w:lsdException w:name="Grid Table 1 Light Accent 3" w:uiPriority="46"/>
+    <w:lsdException w:name="Grid Table 2 Accent 3" w:uiPriority="47"/>
+    <w:lsdException w:name="Grid Table 3 Accent 3" w:uiPriority="48"/>
+    <w:lsdException w:name="Grid Table 4 Accent 3" w:uiPriority="49"/>
+    <w:lsdException w:name="Grid Table 5 Dark Accent 3" w:uiPriority="50"/>
+    <w:lsdException w:name="Grid Table 6 Colorful Accent 3" w:uiPriority="51"/>
+    <w:lsdException w:name="Grid Table 7 Colorful Accent 3" w:uiPriority="52"/>
+    <w:lsdException w:name="Grid Table 1 Light Accent 4" w:uiPriority="46"/>
+    <w:lsdException w:name="Grid Table 2 Accent 4" w:uiPriority="47"/>
+    <w:lsdException w:name="Grid Table 3 Accent 4" w:uiPriority="48"/>
+    <w:lsdException w:name="Grid Table 4 Accent 4" w:uiPriority="49"/>
+    <w:lsdException w:name="Grid Table 5 Dark Accent 4" w:uiPriority="50"/>
+    <w:lsdException w:name="Grid Table 6 Colorful Accent 4" w:uiPriority="51"/>
+    <w:lsdException w:name="Grid Table 7 Colorful Accent 4" w:uiPriority="52"/>
+    <w:lsdException w:name="Grid Table 1 Light Accent 5" w:uiPriority="46"/>
+    <w:lsdException w:name="Grid Table 2 Accent 5" w:uiPriority="47"/>
+    <w:lsdException w:name="Grid Table 3 Accent 5" w:uiPriority="48"/>
+    <w:lsdException w:name="Grid Table 4 Accent 5" w:uiPriority="49"/>
+    <w:lsdException w:name="Grid Table 5 Dark Accent 5" w:uiPriority="50"/>
+    <w:lsdException w:name="Grid Table 6 Colorful Accent 5" w:uiPriority="51"/>
+    <w:lsdException w:name="Grid Table 7 Colorful Accent 5" w:uiPriority="52"/>
+    <w:lsdException w:name="Grid Table 1 Light Accent 6" w:uiPriority="46"/>
+    <w:lsdException w:name="Grid Table 2 Accent 6" w:uiPriority="47"/>
+    <w:lsdException w:name="Grid Table 3 Accent 6" w:uiPriority="48"/>
+    <w:lsdException w:name="Grid Table 4 Accent 6" w:uiPriority="49"/>
+    <w:lsdException w:name="Grid Table 5 Dark Accent 6" w:uiPriority="50"/>
+    <w:lsdException w:name="Grid Table 6 Colorful Accent 6" w:uiPriority="51"/>
+    <w:lsdException w:name="Grid Table 7 Colorful Accent 6" w:uiPriority="52"/>
+    <w:lsdException w:name="List Table 1 Light" w:uiPriority="46"/>
+    <w:lsdException w:name="List Table 2" w:uiPriority="47"/>
+    <w:lsdException w:name="List Table 3" w:uiPriority="48"/>
+    <w:lsdException w:name="List Table 4" w:uiPriority="49"/>
+    <w:lsdException w:name="List Table 5 Dark" w:uiPriority="50"/>
+    <w:lsdException w:name="List Table 6 Colorful" w:uiPriority="51"/>
+    <w:lsdException w:name="List Table 7 Colorful" w:uiPriority="52"/>
+    <w:lsdException w:name="List Table 1 Light Accent 1" w:uiPriority="46"/>
+    <w:lsdException w:name="List Table 2 Accent 1" w:uiPriority="47"/>
+    <w:lsdException w:name="List Table 3 Accent 1" w:uiPriority="48"/>
+    <w:lsdException w:name="List Table 4 Accent 1" w:uiPriority="49"/>
+    <w:lsdException w:name="List Table 5 Dark Accent 1" w:uiPriority="50"/>
+    <w:lsdException w:name="List Table 6 Colorful Accent 1" w:uiPriority="51"/>
+    <w:lsdException w:name="List Table 7 Colorful Accent 1" w:uiPriority="52"/>
+    <w:lsdException w:name="List Table 1 Light Accent 2" w:uiPriority="46"/>
+    <w:lsdException w:name="List Table 2 Accent 2" w:uiPriority="47"/>
+    <w:lsdException w:name="List Table 3 Accent 2" w:uiPriority="48"/>
+    <w:lsdException w:name="List Table 4 Accent 2" w:uiPriority="49"/>
+    <w:lsdException w:name="List Table 5 Dark Accent 2" w:uiPriority="50"/>
+    <w:lsdException w:name="List Table 6 Colorful Accent 2" w:uiPriority="51"/>
+    <w:lsdException w:name="List Table 7 Colorful Accent 2" w:uiPriority="52"/>
+    <w:lsdException w:name="List Table 1 Light Accent 3" w:uiPriority="46"/>
+    <w:lsdException w:name="List Table 2 Accent 3" w:uiPriority="47"/>
+    <w:lsdException w:name="List Table 3 Accent 3" w:uiPriority="48"/>
+    <w:lsdException w:name="List Table 4 Accent 3" w:uiPriority="49"/>
+    <w:lsdException w:name="List Table 5 Dark Accent 3" w:uiPriority="50"/>
+    <w:lsdException w:name="List Table 6 Colorful Accent 3" w:uiPriority="51"/>
+    <w:lsdException w:name="List Table 7 Colorful Accent 3" w:uiPriority="52"/>
+    <w:lsdException w:name="List Table 1 Light Accent 4" w:uiPriority="46"/>
+    <w:lsdException w:name="List Table 2 Accent 4" w:uiPriority="47"/>
+    <w:lsdException w:name="List Table 3 Accent 4" w:uiPriority="48"/>
+    <w:lsdException w:name="List Table 4 Accent 4" w:uiPriority="49"/>
+    <w:lsdException w:name="List Table 5 Dark Accent 4" w:uiPriority="50"/>
+    <w:lsdException w:name="List Table 6 Colorful Accent 4" w:uiPriority="51"/>
+    <w:lsdException w:name="List Table 7 Colorful Accent 4" w:uiPriority="52"/>
+    <w:lsdException w:name="List Table 1 Light Accent 5" w:uiPriority="46"/>
+    <w:lsdException w:name="List Table 2 Accent 5" w:uiPriority="47"/>
+    <w:lsdException w:name="List Table 3 Accent 5" w:uiPriority="48"/>
+    <w:lsdException w:name="List Table 4 Accent 5" w:uiPriority="49"/>
+    <w:lsdException w:name="List Table 5 Dark Accent 5" w:uiPriority="50"/>
+    <w:lsdException w:name="List Table 6 Colorful Accent 5" w:uiPriority="51"/>
+    <w:lsdException w:name="List Table 7 Colorful Accent 5" w:uiPriority="52"/>
+    <w:lsdException w:name="List Table 1 Light Accent 6" w:uiPriority="46"/>
+    <w:lsdException w:name="List Table 2 Accent 6" w:uiPriority="47"/>
+    <w:lsdException w:name="List Table 3 Accent 6" w:uiPriority="48"/>
+    <w:lsdException w:name="List Table 4 Accent 6" w:uiPriority="49"/>
+    <w:lsdException w:name="List Table 5 Dark Accent 6" w:uiPriority="50"/>
+    <w:lsdException w:name="List Table 6 Colorful Accent 6" w:uiPriority="51"/>
+    <w:lsdException w:name="List Table 7 Colorful Accent 6" w:uiPriority="52"/>
+    <w:lsdException w:name="Mention" w:semiHidden="1" w:unhideWhenUsed="1"/>
+    <w:lsdException w:name="Smart Hyperlink" w:semiHidden="1" w:unhideWhenUsed="1"/>
+    <w:lsdException w:name="Hashtag" w:semiHidden="1" w:unhideWhenUsed="1"/>
+    <w:lsdException w:name="Unresolved Mention" w:semiHidden="1" w:unhideWhenUsed="1"/>
+    <w:lsdException w:name="Smart Link" w:semiHidden="1" w:unhideWhenUsed="1"/>
+  </w:latentStyles>
   <w:style w:default="1" w:styleId="Normal" w:type="paragraph">
     <w:name w:val="Normal"/>
     <w:qFormat/>
   </w:style>
-  <w:style w:styleId="BodyText" w:type="paragraph">
-    <w:name w:val="Body Text"/>
+  <w:style w:styleId="Heading1" w:type="paragraph">
+    <w:name w:val="heading 1"/>
     <w:basedOn w:val="Normal"/>
-    <w:link w:val="BodyTextChar"/>
+    <w:next w:val="Normal"/>
+    <w:link w:val="Heading1Char"/>
+    <w:uiPriority w:val="9"/>
     <w:qFormat/>
+    <w:rsid w:val="00846576"/>
     <w:pPr>
-      <w:spacing w:after="180" w:before="180"/>
+      <w:keepNext/>
+      <w:keepLines/>
+      <w:spacing w:after="80" w:before="360"/>
+      <w:outlineLvl w:val="0"/>
     </w:pPr>
+    <w:rPr>
+      <w:rFonts w:asciiTheme="majorHAnsi" w:cstheme="majorBidi" w:eastAsiaTheme="majorEastAsia" w:hAnsiTheme="majorHAnsi"/>
+      <w:b/>
+      <w:color w:val="002147"/>
+      <w:sz w:val="28"/>
+      <w:szCs w:val="40"/>
+    </w:rPr>
   </w:style>
-  <w:style w:customStyle="1" w:styleId="FirstParagraph" w:type="paragraph">
-    <w:name w:val="First Paragraph"/>
-    <w:basedOn w:val="BodyText"/>
-    <w:next w:val="BodyText"/>
+  <w:style w:styleId="Heading2" w:type="paragraph">
+    <w:name w:val="heading 2"/>
+    <w:basedOn w:val="Normal"/>
+    <w:next w:val="Normal"/>
+    <w:link w:val="Heading2Char"/>
+    <w:uiPriority w:val="9"/>
+    <w:semiHidden/>
+    <w:unhideWhenUsed/>
     <w:qFormat/>
+    <w:rsid w:val="00846576"/>
+    <w:pPr>
+      <w:keepNext/>
+      <w:keepLines/>
+      <w:spacing w:after="80" w:before="160"/>
+      <w:outlineLvl w:val="1"/>
+    </w:pPr>
+    <w:rPr>
+      <w:rFonts w:asciiTheme="majorHAnsi" w:cstheme="majorBidi" w:eastAsiaTheme="majorEastAsia" w:hAnsiTheme="majorHAnsi"/>
+      <w:color w:val="002147"/>
+      <w:szCs w:val="32"/>
+    </w:rPr>
   </w:style>
-  <w:style w:customStyle="1" w:styleId="Compact" w:type="paragraph">
-    <w:name w:val="Compact"/>
-    <w:basedOn w:val="BodyText"/>
+  <w:style w:styleId="Heading3" w:type="paragraph">
+    <w:name w:val="heading 3"/>
+    <w:basedOn w:val="Normal"/>
+    <w:next w:val="Normal"/>
+    <w:link w:val="Heading3Char"/>
+    <w:uiPriority w:val="9"/>
+    <w:unhideWhenUsed/>
     <w:qFormat/>
+    <w:rsid w:val="00846576"/>
     <w:pPr>
-      <w:spacing w:after="36" w:before="36"/>
+      <w:keepNext/>
+      <w:keepLines/>
+      <w:spacing w:after="80" w:before="160"/>
+      <w:outlineLvl w:val="2"/>
     </w:pPr>
+    <w:rPr>
+      <w:rFonts w:asciiTheme="minorHAnsi" w:cstheme="majorBidi" w:eastAsiaTheme="majorEastAsia" w:hAnsiTheme="minorHAnsi"/>
+      <w:color w:val="002147"/>
+      <w:sz w:val="22"/>
+      <w:szCs w:val="28"/>
+    </w:rPr>
+  </w:style>
+  <w:style w:styleId="Heading4" w:type="paragraph">
+    <w:name w:val="heading 4"/>
+    <w:basedOn w:val="Normal"/>
+    <w:next w:val="Normal"/>
+    <w:link w:val="Heading4Char"/>
+    <w:uiPriority w:val="9"/>
+    <w:semiHidden/>
+    <w:unhideWhenUsed/>
+    <w:qFormat/>
+    <w:rsid w:val="00846576"/>
+    <w:pPr>
+      <w:keepNext/>
+      <w:keepLines/>
+      <w:spacing w:after="40" w:before="80"/>
+      <w:outlineLvl w:val="3"/>
+    </w:pPr>
+    <w:rPr>
+      <w:rFonts w:asciiTheme="minorHAnsi" w:cstheme="majorBidi" w:eastAsiaTheme="majorEastAsia" w:hAnsiTheme="minorHAnsi"/>
+      <w:iCs/>
+      <w:color w:val="002147"/>
+    </w:rPr>
+  </w:style>
+  <w:style w:styleId="Heading5" w:type="paragraph">
+    <w:name w:val="heading 5"/>
+    <w:basedOn w:val="Normal"/>
+    <w:next w:val="Normal"/>
+    <w:link w:val="Heading5Char"/>
+    <w:uiPriority w:val="9"/>
+    <w:semiHidden/>
+    <w:unhideWhenUsed/>
+    <w:qFormat/>
+    <w:rsid w:val="00AF5CF1"/>
+    <w:pPr>
+      <w:keepNext/>
+      <w:keepLines/>
+      <w:spacing w:after="40" w:before="80"/>
+      <w:outlineLvl w:val="4"/>
+    </w:pPr>
+    <w:rPr>
+      <w:rFonts w:asciiTheme="minorHAnsi" w:cstheme="majorBidi" w:eastAsiaTheme="majorEastAsia" w:hAnsiTheme="minorHAnsi"/>
+      <w:color w:val="002147"/>
+    </w:rPr>
+  </w:style>
+  <w:style w:styleId="Heading6" w:type="paragraph">
+    <w:name w:val="heading 6"/>
+    <w:basedOn w:val="Normal"/>
+    <w:next w:val="Normal"/>
+    <w:link w:val="Heading6Char"/>
+    <w:uiPriority w:val="9"/>
+    <w:semiHidden/>
+    <w:unhideWhenUsed/>
+    <w:qFormat/>
+    <w:rsid w:val="00846576"/>
+    <w:pPr>
+      <w:keepNext/>
+      <w:keepLines/>
+      <w:spacing w:before="40"/>
+      <w:outlineLvl w:val="5"/>
+    </w:pPr>
+    <w:rPr>
+      <w:rFonts w:asciiTheme="minorHAnsi" w:cstheme="majorBidi" w:eastAsiaTheme="majorEastAsia" w:hAnsiTheme="minorHAnsi"/>
+      <w:iCs/>
+      <w:color w:themeColor="text1" w:themeTint="A6" w:val="595959"/>
+    </w:rPr>
+  </w:style>
+  <w:style w:styleId="Heading7" w:type="paragraph">
+    <w:name w:val="heading 7"/>
+    <w:basedOn w:val="Normal"/>
+    <w:next w:val="Normal"/>
+    <w:link w:val="Heading7Char"/>
+    <w:uiPriority w:val="9"/>
+    <w:semiHidden/>
+    <w:unhideWhenUsed/>
+    <w:qFormat/>
+    <w:rsid w:val="00AF5CF1"/>
+    <w:pPr>
+      <w:keepNext/>
+      <w:keepLines/>
+      <w:spacing w:before="40"/>
+      <w:outlineLvl w:val="6"/>
+    </w:pPr>
+    <w:rPr>
+      <w:rFonts w:asciiTheme="minorHAnsi" w:cstheme="majorBidi" w:eastAsiaTheme="majorEastAsia" w:hAnsiTheme="minorHAnsi"/>
+      <w:color w:themeColor="text1" w:themeTint="A6" w:val="595959"/>
+    </w:rPr>
+  </w:style>
+  <w:style w:styleId="Heading8" w:type="paragraph">
+    <w:name w:val="heading 8"/>
+    <w:basedOn w:val="Normal"/>
+    <w:next w:val="Normal"/>
+    <w:link w:val="Heading8Char"/>
+    <w:uiPriority w:val="9"/>
+    <w:semiHidden/>
+    <w:unhideWhenUsed/>
+    <w:qFormat/>
+    <w:rsid w:val="00846576"/>
+    <w:pPr>
+      <w:keepNext/>
+      <w:keepLines/>
+      <w:outlineLvl w:val="7"/>
+    </w:pPr>
+    <w:rPr>
+      <w:rFonts w:asciiTheme="minorHAnsi" w:cstheme="majorBidi" w:eastAsiaTheme="majorEastAsia" w:hAnsiTheme="minorHAnsi"/>
+      <w:iCs/>
+      <w:color w:themeColor="text1" w:themeTint="D8" w:val="272727"/>
+    </w:rPr>
+  </w:style>
+  <w:style w:styleId="Heading9" w:type="paragraph">
+    <w:name w:val="heading 9"/>
+    <w:basedOn w:val="Normal"/>
+    <w:next w:val="Normal"/>
+    <w:link w:val="Heading9Char"/>
+    <w:uiPriority w:val="9"/>
+    <w:semiHidden/>
+    <w:unhideWhenUsed/>
+    <w:qFormat/>
+    <w:rsid w:val="00846576"/>
+    <w:pPr>
+      <w:keepNext/>
+      <w:keepLines/>
+      <w:outlineLvl w:val="8"/>
+    </w:pPr>
+    <w:rPr>
+      <w:rFonts w:asciiTheme="minorHAnsi" w:cstheme="majorBidi" w:eastAsiaTheme="majorEastAsia" w:hAnsiTheme="minorHAnsi"/>
+      <w:color w:themeColor="text1" w:themeTint="D8" w:val="272727"/>
+      <w:sz w:val="22"/>
+    </w:rPr>
+  </w:style>
+  <w:style w:default="1" w:styleId="DefaultParagraphFont" w:type="character">
+    <w:name w:val="Default Paragraph Font"/>
+    <w:uiPriority w:val="1"/>
+    <w:semiHidden/>
+    <w:unhideWhenUsed/>
+  </w:style>
+  <w:style w:default="1" w:styleId="TableNormal" w:type="table">
+    <w:name w:val="Normal Table"/>
+    <w:uiPriority w:val="99"/>
+    <w:semiHidden/>
+    <w:unhideWhenUsed/>
+    <w:tblPr>
+      <w:tblInd w:type="dxa" w:w="0"/>
+      <w:tblCellMar>
+        <w:top w:type="dxa" w:w="0"/>
+        <w:left w:type="dxa" w:w="108"/>
+        <w:bottom w:type="dxa" w:w="0"/>
+        <w:right w:type="dxa" w:w="108"/>
+      </w:tblCellMar>
+    </w:tblPr>
+  </w:style>
+  <w:style w:default="1" w:styleId="NoList" w:type="numbering">
+    <w:name w:val="No List"/>
+    <w:uiPriority w:val="99"/>
+    <w:semiHidden/>
+    <w:unhideWhenUsed/>
+  </w:style>
+  <w:style w:customStyle="1" w:styleId="Heading1Char" w:type="character">
+    <w:name w:val="Heading 1 Char"/>
+    <w:basedOn w:val="DefaultParagraphFont"/>
+    <w:link w:val="Heading1"/>
+    <w:uiPriority w:val="9"/>
+    <w:rsid w:val="00846576"/>
+    <w:rPr>
+      <w:rFonts w:asciiTheme="majorHAnsi" w:cstheme="majorBidi" w:eastAsiaTheme="majorEastAsia" w:hAnsiTheme="majorHAnsi"/>
+      <w:b/>
+      <w:color w:val="002147"/>
+      <w:sz w:val="28"/>
+      <w:szCs w:val="40"/>
+    </w:rPr>
+  </w:style>
+  <w:style w:customStyle="1" w:styleId="Heading2Char" w:type="character">
+    <w:name w:val="Heading 2 Char"/>
+    <w:basedOn w:val="DefaultParagraphFont"/>
+    <w:link w:val="Heading2"/>
+    <w:uiPriority w:val="9"/>
+    <w:semiHidden/>
+    <w:rsid w:val="00846576"/>
+    <w:rPr>
+      <w:rFonts w:asciiTheme="majorHAnsi" w:cstheme="majorBidi" w:eastAsiaTheme="majorEastAsia" w:hAnsiTheme="majorHAnsi"/>
+      <w:color w:val="002147"/>
+      <w:szCs w:val="32"/>
+    </w:rPr>
+  </w:style>
+  <w:style w:customStyle="1" w:styleId="Heading3Char" w:type="character">
+    <w:name w:val="Heading 3 Char"/>
+    <w:basedOn w:val="DefaultParagraphFont"/>
+    <w:link w:val="Heading3"/>
+    <w:uiPriority w:val="9"/>
+    <w:rsid w:val="00846576"/>
+    <w:rPr>
+      <w:rFonts w:asciiTheme="minorHAnsi" w:cstheme="majorBidi" w:eastAsiaTheme="majorEastAsia" w:hAnsiTheme="minorHAnsi"/>
+      <w:color w:val="002147"/>
+      <w:sz w:val="22"/>
+      <w:szCs w:val="28"/>
+    </w:rPr>
+  </w:style>
+  <w:style w:customStyle="1" w:styleId="Heading4Char" w:type="character">
+    <w:name w:val="Heading 4 Char"/>
+    <w:basedOn w:val="DefaultParagraphFont"/>
+    <w:link w:val="Heading4"/>
+    <w:uiPriority w:val="9"/>
+    <w:semiHidden/>
+    <w:rsid w:val="00846576"/>
+    <w:rPr>
+      <w:rFonts w:asciiTheme="minorHAnsi" w:cstheme="majorBidi" w:eastAsiaTheme="majorEastAsia" w:hAnsiTheme="minorHAnsi"/>
+      <w:iCs/>
+      <w:color w:val="002147"/>
+    </w:rPr>
+  </w:style>
+  <w:style w:customStyle="1" w:styleId="Heading5Char" w:type="character">
+    <w:name w:val="Heading 5 Char"/>
+    <w:basedOn w:val="DefaultParagraphFont"/>
+    <w:link w:val="Heading5"/>
+    <w:uiPriority w:val="9"/>
+    <w:semiHidden/>
+    <w:rsid w:val="00AF5CF1"/>
+    <w:rPr>
+      <w:rFonts w:asciiTheme="minorHAnsi" w:cstheme="majorBidi" w:eastAsiaTheme="majorEastAsia" w:hAnsiTheme="minorHAnsi"/>
+      <w:color w:val="002147"/>
+    </w:rPr>
+  </w:style>
+  <w:style w:customStyle="1" w:styleId="Heading6Char" w:type="character">
+    <w:name w:val="Heading 6 Char"/>
+    <w:basedOn w:val="DefaultParagraphFont"/>
+    <w:link w:val="Heading6"/>
+    <w:uiPriority w:val="9"/>
+    <w:semiHidden/>
+    <w:rsid w:val="00846576"/>
+    <w:rPr>
+      <w:rFonts w:asciiTheme="minorHAnsi" w:cstheme="majorBidi" w:eastAsiaTheme="majorEastAsia" w:hAnsiTheme="minorHAnsi"/>
+      <w:iCs/>
+      <w:color w:themeColor="text1" w:themeTint="A6" w:val="595959"/>
+    </w:rPr>
+  </w:style>
+  <w:style w:customStyle="1" w:styleId="Heading7Char" w:type="character">
+    <w:name w:val="Heading 7 Char"/>
+    <w:basedOn w:val="DefaultParagraphFont"/>
+    <w:link w:val="Heading7"/>
+    <w:uiPriority w:val="9"/>
+    <w:semiHidden/>
+    <w:rsid w:val="00AF5CF1"/>
+    <w:rPr>
+      <w:rFonts w:asciiTheme="minorHAnsi" w:cstheme="majorBidi" w:eastAsiaTheme="majorEastAsia" w:hAnsiTheme="minorHAnsi"/>
+      <w:color w:themeColor="text1" w:themeTint="A6" w:val="595959"/>
+    </w:rPr>
+  </w:style>
+  <w:style w:customStyle="1" w:styleId="Heading8Char" w:type="character">
+    <w:name w:val="Heading 8 Char"/>
+    <w:basedOn w:val="DefaultParagraphFont"/>
+    <w:link w:val="Heading8"/>
+    <w:uiPriority w:val="9"/>
+    <w:semiHidden/>
+    <w:rsid w:val="00846576"/>
+    <w:rPr>
+      <w:rFonts w:asciiTheme="minorHAnsi" w:cstheme="majorBidi" w:eastAsiaTheme="majorEastAsia" w:hAnsiTheme="minorHAnsi"/>
+      <w:iCs/>
+      <w:color w:themeColor="text1" w:themeTint="D8" w:val="272727"/>
+    </w:rPr>
+  </w:style>
+  <w:style w:customStyle="1" w:styleId="Heading9Char" w:type="character">
+    <w:name w:val="Heading 9 Char"/>
+    <w:basedOn w:val="DefaultParagraphFont"/>
+    <w:link w:val="Heading9"/>
+    <w:uiPriority w:val="9"/>
+    <w:semiHidden/>
+    <w:rsid w:val="00846576"/>
+    <w:rPr>
+      <w:rFonts w:asciiTheme="minorHAnsi" w:cstheme="majorBidi" w:eastAsiaTheme="majorEastAsia" w:hAnsiTheme="minorHAnsi"/>
+      <w:color w:themeColor="text1" w:themeTint="D8" w:val="272727"/>
+      <w:sz w:val="22"/>
+    </w:rPr>
   </w:style>
   <w:style w:styleId="Title" w:type="paragraph">
     <w:name w:val="Title"/>
     <w:basedOn w:val="Normal"/>
-    <w:next w:val="BodyText"/>
+    <w:next w:val="Normal"/>
     <w:link w:val="TitleChar"/>
     <w:uiPriority w:val="10"/>
     <w:qFormat/>
-    <w:rsid w:val="00A10FD9"/>
+    <w:rsid w:val="00AF5CF1"/>
     <w:pPr>
-      <w:spacing w:after="80" w:line="240" w:lineRule="auto"/>
+      <w:spacing w:after="80"/>
       <w:contextualSpacing/>
-      <w:jc w:val="center"/>
     </w:pPr>
     <w:rPr>
       <w:rFonts w:asciiTheme="majorHAnsi" w:cstheme="majorBidi" w:eastAsiaTheme="majorEastAsia" w:hAnsiTheme="majorHAnsi"/>
-      <w:sz w:val="56"/>
-      <w:szCs w:val="56"/>
+      <w:spacing w:val="-10"/>
+      <w:kern w:val="28"/>
+      <w:sz w:val="40"/>
+      <w:szCs w:val="40"/>
     </w:rPr>
   </w:style>
   <w:style w:customStyle="1" w:styleId="TitleChar" w:type="character">
@@ -5671,28 +6362,32 @@
     <w:basedOn w:val="DefaultParagraphFont"/>
     <w:link w:val="Title"/>
     <w:uiPriority w:val="10"/>
-    <w:rsid w:val="00A10FD9"/>
+    <w:rsid w:val="00AF5CF1"/>
     <w:rPr>
       <w:rFonts w:asciiTheme="majorHAnsi" w:cstheme="majorBidi" w:eastAsiaTheme="majorEastAsia" w:hAnsiTheme="majorHAnsi"/>
-      <w:sz w:val="56"/>
-      <w:szCs w:val="56"/>
+      <w:spacing w:val="-10"/>
+      <w:kern w:val="28"/>
+      <w:sz w:val="40"/>
+      <w:szCs w:val="40"/>
     </w:rPr>
   </w:style>
   <w:style w:styleId="Subtitle" w:type="paragraph">
     <w:name w:val="Subtitle"/>
-    <w:basedOn w:val="Title"/>
-    <w:next w:val="BodyText"/>
+    <w:basedOn w:val="Normal"/>
+    <w:next w:val="Normal"/>
     <w:link w:val="SubtitleChar"/>
     <w:uiPriority w:val="11"/>
     <w:qFormat/>
-    <w:rsid w:val="00A10FD9"/>
+    <w:rsid w:val="00AF5CF1"/>
     <w:pPr>
       <w:numPr>
         <w:ilvl w:val="1"/>
       </w:numPr>
+      <w:spacing w:after="160"/>
     </w:pPr>
     <w:rPr>
-      <w:rFonts w:cstheme="majorBidi" w:eastAsiaTheme="majorEastAsia"/>
+      <w:rFonts w:asciiTheme="minorHAnsi" w:cstheme="majorBidi" w:eastAsiaTheme="majorEastAsia" w:hAnsiTheme="minorHAnsi"/>
+      <w:color w:themeColor="text1" w:themeTint="A6" w:val="595959"/>
       <w:spacing w:val="15"/>
       <w:sz w:val="28"/>
       <w:szCs w:val="28"/>
@@ -5703,821 +6398,446 @@
     <w:basedOn w:val="DefaultParagraphFont"/>
     <w:link w:val="Subtitle"/>
     <w:uiPriority w:val="11"/>
-    <w:rsid w:val="00A10FD9"/>
+    <w:rsid w:val="00AF5CF1"/>
     <w:rPr>
-      <w:rFonts w:cstheme="majorBidi" w:eastAsiaTheme="majorEastAsia"/>
+      <w:rFonts w:asciiTheme="minorHAnsi" w:cstheme="majorBidi" w:eastAsiaTheme="majorEastAsia" w:hAnsiTheme="minorHAnsi"/>
       <w:color w:themeColor="text1" w:themeTint="A6" w:val="595959"/>
       <w:spacing w:val="15"/>
       <w:sz w:val="28"/>
       <w:szCs w:val="28"/>
     </w:rPr>
   </w:style>
-  <w:style w:customStyle="1" w:styleId="Author" w:type="paragraph">
-    <w:name w:val="Author"/>
-    <w:basedOn w:val="Title"/>
-    <w:next w:val="BodyText"/>
+  <w:style w:styleId="Quote" w:type="paragraph">
+    <w:name w:val="Quote"/>
+    <w:basedOn w:val="Normal"/>
+    <w:next w:val="Normal"/>
+    <w:link w:val="QuoteChar"/>
+    <w:uiPriority w:val="29"/>
     <w:qFormat/>
+    <w:rsid w:val="00AF5CF1"/>
     <w:pPr>
-      <w:keepNext/>
-      <w:keepLines/>
-    </w:pPr>
-    <w:rPr>
-      <w:sz w:val="24"/>
-      <w:szCs w:val="24"/>
-    </w:rPr>
-  </w:style>
-  <w:style w:styleId="Date" w:type="paragraph">
-    <w:name w:val="Date"/>
-    <w:basedOn w:val="Title"/>
-    <w:next w:val="BodyText"/>
-    <w:qFormat/>
-    <w:pPr>
-      <w:keepNext/>
-      <w:keepLines/>
-    </w:pPr>
-    <w:rPr>
-      <w:sz w:val="24"/>
-      <w:szCs w:val="24"/>
-    </w:rPr>
-  </w:style>
-  <w:style w:customStyle="1" w:styleId="AbstractTitle" w:type="paragraph">
-    <w:name w:val="Abstract Title"/>
-    <w:basedOn w:val="Normal"/>
-    <w:next w:val="Abstract"/>
-    <w:qFormat/>
-    <w:pPr>
-      <w:keepNext/>
-      <w:keepLines/>
-      <w:spacing w:after="0" w:before="300"/>
+      <w:spacing w:after="160" w:before="160"/>
       <w:jc w:val="center"/>
     </w:pPr>
     <w:rPr>
+      <w:i/>
+      <w:iCs/>
+      <w:color w:themeColor="text1" w:themeTint="BF" w:val="404040"/>
+    </w:rPr>
+  </w:style>
+  <w:style w:customStyle="1" w:styleId="QuoteChar" w:type="character">
+    <w:name w:val="Quote Char"/>
+    <w:basedOn w:val="DefaultParagraphFont"/>
+    <w:link w:val="Quote"/>
+    <w:uiPriority w:val="29"/>
+    <w:rsid w:val="00AF5CF1"/>
+    <w:rPr>
+      <w:i/>
+      <w:iCs/>
+      <w:color w:themeColor="text1" w:themeTint="BF" w:val="404040"/>
+    </w:rPr>
+  </w:style>
+  <w:style w:styleId="ListParagraph" w:type="paragraph">
+    <w:name w:val="List Paragraph"/>
+    <w:basedOn w:val="Normal"/>
+    <w:uiPriority w:val="34"/>
+    <w:qFormat/>
+    <w:rsid w:val="00AF5CF1"/>
+    <w:pPr>
+      <w:ind w:left="720"/>
+      <w:contextualSpacing/>
+    </w:pPr>
+  </w:style>
+  <w:style w:styleId="IntenseEmphasis" w:type="character">
+    <w:name w:val="Intense Emphasis"/>
+    <w:basedOn w:val="DefaultParagraphFont"/>
+    <w:uiPriority w:val="21"/>
+    <w:qFormat/>
+    <w:rsid w:val="00AF5CF1"/>
+    <w:rPr>
+      <w:i/>
+      <w:iCs/>
+      <w:color w:val="002147"/>
+    </w:rPr>
+  </w:style>
+  <w:style w:styleId="IntenseQuote" w:type="paragraph">
+    <w:name w:val="Intense Quote"/>
+    <w:basedOn w:val="Normal"/>
+    <w:next w:val="Normal"/>
+    <w:link w:val="IntenseQuoteChar"/>
+    <w:uiPriority w:val="30"/>
+    <w:qFormat/>
+    <w:rsid w:val="00AF5CF1"/>
+    <w:pPr>
+      <w:pBdr>
+        <w:top w:color="002147" w:space="10" w:sz="4" w:val="single"/>
+        <w:bottom w:color="002147" w:space="10" w:sz="4" w:val="single"/>
+      </w:pBdr>
+      <w:spacing w:after="360" w:before="360"/>
+      <w:ind w:left="864" w:right="864"/>
+      <w:jc w:val="center"/>
+    </w:pPr>
+    <w:rPr>
+      <w:i/>
+      <w:iCs/>
+      <w:color w:val="002147"/>
+    </w:rPr>
+  </w:style>
+  <w:style w:customStyle="1" w:styleId="IntenseQuoteChar" w:type="character">
+    <w:name w:val="Intense Quote Char"/>
+    <w:basedOn w:val="DefaultParagraphFont"/>
+    <w:link w:val="IntenseQuote"/>
+    <w:uiPriority w:val="30"/>
+    <w:rsid w:val="00AF5CF1"/>
+    <w:rPr>
+      <w:i/>
+      <w:iCs/>
+      <w:color w:val="002147"/>
+    </w:rPr>
+  </w:style>
+  <w:style w:styleId="IntenseReference" w:type="character">
+    <w:name w:val="Intense Reference"/>
+    <w:basedOn w:val="DefaultParagraphFont"/>
+    <w:uiPriority w:val="32"/>
+    <w:qFormat/>
+    <w:rsid w:val="00AF5CF1"/>
+    <w:rPr>
       <w:b/>
-      <w:sz w:val="20"/>
+      <w:bCs/>
+      <w:smallCaps/>
+      <w:color w:val="002147"/>
+      <w:spacing w:val="5"/>
+    </w:rPr>
+  </w:style>
+  <w:style w:styleId="HTMLCode" w:type="character">
+    <w:name w:val="HTML Code"/>
+    <w:basedOn w:val="DefaultParagraphFont"/>
+    <w:uiPriority w:val="99"/>
+    <w:unhideWhenUsed/>
+    <w:rsid w:val="00771E03"/>
+    <w:rPr>
+      <w:rFonts w:ascii="Consolas" w:cs="Consolas" w:hAnsi="Consolas"/>
+      <w:sz w:val="18"/>
       <w:szCs w:val="20"/>
     </w:rPr>
   </w:style>
-  <w:style w:customStyle="1" w:styleId="Abstract" w:type="paragraph">
-    <w:name w:val="Abstract"/>
+  <w:style w:customStyle="1" w:styleId="Code" w:type="paragraph">
+    <w:name w:val="Code"/>
     <w:basedOn w:val="Normal"/>
-    <w:next w:val="BodyText"/>
+    <w:next w:val="Normal"/>
     <w:qFormat/>
+    <w:rsid w:val="00BC28E9"/>
     <w:pPr>
-      <w:keepNext/>
-      <w:keepLines/>
-      <w:spacing w:after="300" w:before="100"/>
+      <w:pBdr>
+        <w:top w:color="FF0000" w:space="1" w:sz="8" w:val="single"/>
+        <w:left w:color="FF0000" w:space="4" w:sz="8" w:val="single"/>
+        <w:bottom w:color="FF0000" w:space="1" w:sz="8" w:val="single"/>
+        <w:right w:color="FF0000" w:space="4" w:sz="8" w:val="single"/>
+      </w:pBdr>
+      <w:shd w:color="auto" w:fill="auto" w:val="pct15"/>
+      <w:spacing w:after="120" w:before="120"/>
+      <w:ind w:left="432" w:right="432"/>
     </w:pPr>
+    <w:rPr>
+      <w:rFonts w:ascii="Courier New" w:hAnsi="Courier New"/>
+      <w:sz w:val="18"/>
+    </w:rPr>
+  </w:style>
+  <w:style w:customStyle="1" w:styleId="SourceCode" w:type="paragraph">
+    <w:name w:val="Source Code"/>
+    <w:basedOn w:val="Normal"/>
+    <w:qFormat/>
+    <w:rsid w:val="00771E03"/>
+    <w:pPr>
+      <w:pBdr>
+        <w:top w:color="auto" w:space="1" w:sz="8" w:val="single"/>
+        <w:left w:color="auto" w:space="4" w:sz="8" w:val="single"/>
+        <w:bottom w:color="auto" w:space="1" w:sz="8" w:val="single"/>
+        <w:right w:color="auto" w:space="4" w:sz="8" w:val="single"/>
+      </w:pBdr>
+      <w:shd w:color="auto" w:fill="auto" w:val="pct15"/>
+      <w:spacing w:after="240" w:before="240"/>
+      <w:ind w:left="432" w:right="432"/>
+    </w:pPr>
+    <w:rPr>
+      <w:rFonts w:ascii="Courier New" w:hAnsi="Courier New"/>
+      <w:sz w:val="20"/>
+    </w:rPr>
+  </w:style>
+  <w:style w:customStyle="1" w:styleId="Verbatim" w:type="paragraph">
+    <w:name w:val="Verbatim"/>
+    <w:basedOn w:val="Normal"/>
+    <w:qFormat/>
+    <w:rsid w:val="00771E03"/>
+    <w:pPr>
+      <w:shd w:color="auto" w:fill="auto" w:val="pct15"/>
+      <w:spacing w:after="240" w:before="240"/>
+      <w:ind w:left="432" w:right="432"/>
+    </w:pPr>
+    <w:rPr>
+      <w:rFonts w:ascii="Courier New" w:hAnsi="Courier New"/>
+      <w:sz w:val="18"/>
+    </w:rPr>
+  </w:style>
+  <w:style w:customStyle="1" w:styleId="CodeBlock" w:type="paragraph">
+    <w:name w:val="Code Block"/>
+    <w:basedOn w:val="Verbatim"/>
+    <w:qFormat/>
+    <w:rsid w:val="00BC28E9"/>
+  </w:style>
+  <w:style w:styleId="CommentText" w:type="paragraph">
+    <w:name w:val="annotation text"/>
+    <w:basedOn w:val="Normal"/>
+    <w:link w:val="CommentTextChar"/>
+    <w:uiPriority w:val="99"/>
+    <w:unhideWhenUsed/>
+    <w:rsid w:val="00771E03"/>
     <w:rPr>
       <w:sz w:val="20"/>
       <w:szCs w:val="20"/>
     </w:rPr>
   </w:style>
-  <w:style w:styleId="Bibliography" w:type="paragraph">
-    <w:name w:val="Bibliography"/>
-    <w:basedOn w:val="Normal"/>
-    <w:next w:val="Bibliography"/>
-    <w:qFormat/>
-    <w:pPr/>
-    <w:rPr/>
-  </w:style>
-  <w:style w:styleId="Heading1" w:type="paragraph">
-    <w:name w:val="heading 1"/>
-    <w:basedOn w:val="Normal"/>
-    <w:next w:val="BodyText"/>
-    <w:link w:val="Heading1Char"/>
-    <w:uiPriority w:val="9"/>
-    <w:qFormat/>
-    <w:rsid w:val="00A10FD9"/>
-    <w:pPr>
-      <w:keepNext/>
-      <w:keepLines/>
-      <w:spacing w:after="80" w:before="360"/>
-      <w:outlineLvl w:val="0"/>
-    </w:pPr>
+  <w:style w:customStyle="1" w:styleId="CommentTextChar" w:type="character">
+    <w:name w:val="Comment Text Char"/>
+    <w:basedOn w:val="DefaultParagraphFont"/>
+    <w:link w:val="CommentText"/>
+    <w:uiPriority w:val="99"/>
+    <w:rsid w:val="00771E03"/>
     <w:rPr>
-      <w:rFonts w:asciiTheme="majorHAnsi" w:cstheme="majorBidi" w:eastAsiaTheme="majorEastAsia" w:hAnsiTheme="majorHAnsi"/>
-      <w:color w:themeColor="accent1" w:themeShade="BF" w:val="0F4761"/>
-      <w:sz w:val="40"/>
-      <w:szCs w:val="40"/>
+      <w:sz w:val="20"/>
+      <w:szCs w:val="20"/>
     </w:rPr>
   </w:style>
-  <w:style w:styleId="Heading2" w:type="paragraph">
-    <w:name w:val="heading 2"/>
+  <w:style w:styleId="TOC1" w:type="paragraph">
+    <w:name w:val="toc 1"/>
     <w:basedOn w:val="Normal"/>
-    <w:next w:val="BodyText"/>
-    <w:link w:val="Heading2Char"/>
-    <w:uiPriority w:val="9"/>
-    <w:semiHidden/>
-    <w:unhideWhenUsed/>
-    <w:qFormat/>
-    <w:rsid w:val="00A10FD9"/>
-    <w:pPr>
-      <w:keepNext/>
-      <w:keepLines/>
-      <w:spacing w:after="80" w:before="160"/>
-      <w:outlineLvl w:val="1"/>
-    </w:pPr>
-    <w:rPr>
-      <w:rFonts w:asciiTheme="majorHAnsi" w:cstheme="majorBidi" w:eastAsiaTheme="majorEastAsia" w:hAnsiTheme="majorHAnsi"/>
-      <w:color w:themeColor="accent1" w:themeShade="BF" w:val="0F4761"/>
-      <w:sz w:val="32"/>
-      <w:szCs w:val="32"/>
-    </w:rPr>
-  </w:style>
-  <w:style w:styleId="Heading3" w:type="paragraph">
-    <w:name w:val="heading 3"/>
-    <w:basedOn w:val="Normal"/>
-    <w:next w:val="BodyText"/>
-    <w:link w:val="Heading3Char"/>
-    <w:uiPriority w:val="9"/>
-    <w:semiHidden/>
-    <w:unhideWhenUsed/>
-    <w:qFormat/>
-    <w:rsid w:val="00A10FD9"/>
-    <w:pPr>
-      <w:keepNext/>
-      <w:keepLines/>
-      <w:spacing w:after="80" w:before="160"/>
-      <w:outlineLvl w:val="2"/>
-    </w:pPr>
-    <w:rPr>
-      <w:rFonts w:cstheme="majorBidi" w:eastAsiaTheme="majorEastAsia"/>
-      <w:color w:themeColor="accent1" w:themeShade="BF" w:val="0F4761"/>
-      <w:sz w:val="28"/>
-      <w:szCs w:val="28"/>
-    </w:rPr>
-  </w:style>
-  <w:style w:styleId="Heading4" w:type="paragraph">
-    <w:name w:val="heading 4"/>
-    <w:basedOn w:val="Normal"/>
-    <w:next w:val="BodyText"/>
-    <w:link w:val="Heading4Char"/>
-    <w:uiPriority w:val="9"/>
-    <w:semiHidden/>
-    <w:unhideWhenUsed/>
-    <w:qFormat/>
-    <w:rsid w:val="00A10FD9"/>
-    <w:pPr>
-      <w:keepNext/>
-      <w:keepLines/>
-      <w:spacing w:after="40" w:before="80"/>
-      <w:outlineLvl w:val="3"/>
-    </w:pPr>
-    <w:rPr>
-      <w:rFonts w:cstheme="majorBidi" w:eastAsiaTheme="majorEastAsia"/>
-      <w:i/>
-      <w:iCs/>
-      <w:color w:themeColor="accent1" w:themeShade="BF" w:val="0F4761"/>
-    </w:rPr>
-  </w:style>
-  <w:style w:styleId="Heading5" w:type="paragraph">
-    <w:name w:val="heading 5"/>
-    <w:basedOn w:val="Normal"/>
-    <w:next w:val="BodyText"/>
-    <w:link w:val="Heading5Char"/>
-    <w:uiPriority w:val="9"/>
-    <w:semiHidden/>
-    <w:unhideWhenUsed/>
-    <w:qFormat/>
-    <w:rsid w:val="00A10FD9"/>
-    <w:pPr>
-      <w:keepNext/>
-      <w:keepLines/>
-      <w:spacing w:after="40" w:before="80"/>
-      <w:outlineLvl w:val="4"/>
-    </w:pPr>
-    <w:rPr>
-      <w:rFonts w:cstheme="majorBidi" w:eastAsiaTheme="majorEastAsia"/>
-      <w:color w:themeColor="accent1" w:themeShade="BF" w:val="0F4761"/>
-    </w:rPr>
-  </w:style>
-  <w:style w:styleId="Heading6" w:type="paragraph">
-    <w:name w:val="heading 6"/>
-    <w:basedOn w:val="Normal"/>
-    <w:next w:val="BodyText"/>
-    <w:link w:val="Heading6Char"/>
-    <w:uiPriority w:val="9"/>
-    <w:semiHidden/>
-    <w:unhideWhenUsed/>
-    <w:qFormat/>
-    <w:rsid w:val="00A10FD9"/>
-    <w:pPr>
-      <w:keepNext/>
-      <w:keepLines/>
-      <w:spacing w:after="0" w:before="40"/>
-      <w:outlineLvl w:val="5"/>
-    </w:pPr>
-    <w:rPr>
-      <w:rFonts w:cstheme="majorBidi" w:eastAsiaTheme="majorEastAsia"/>
-      <w:i/>
-      <w:iCs/>
-      <w:color w:themeColor="text1" w:themeTint="A6" w:val="595959"/>
-    </w:rPr>
-  </w:style>
-  <w:style w:styleId="Heading7" w:type="paragraph">
-    <w:name w:val="heading 7"/>
-    <w:basedOn w:val="Normal"/>
-    <w:next w:val="BodyText"/>
-    <w:link w:val="Heading7Char"/>
-    <w:uiPriority w:val="9"/>
-    <w:semiHidden/>
-    <w:unhideWhenUsed/>
-    <w:qFormat/>
-    <w:rsid w:val="00A10FD9"/>
-    <w:pPr>
-      <w:keepNext/>
-      <w:keepLines/>
-      <w:spacing w:after="0" w:before="40"/>
-      <w:outlineLvl w:val="6"/>
-    </w:pPr>
-    <w:rPr>
-      <w:rFonts w:cstheme="majorBidi" w:eastAsiaTheme="majorEastAsia"/>
-      <w:color w:themeColor="text1" w:themeTint="A6" w:val="595959"/>
-    </w:rPr>
-  </w:style>
-  <w:style w:styleId="Heading8" w:type="paragraph">
-    <w:name w:val="heading 8"/>
-    <w:basedOn w:val="Normal"/>
-    <w:next w:val="BodyText"/>
-    <w:link w:val="Heading8Char"/>
-    <w:uiPriority w:val="9"/>
-    <w:semiHidden/>
-    <w:unhideWhenUsed/>
-    <w:qFormat/>
-    <w:rsid w:val="00A10FD9"/>
-    <w:pPr>
-      <w:keepNext/>
-      <w:keepLines/>
-      <w:spacing w:after="0"/>
-      <w:outlineLvl w:val="7"/>
-    </w:pPr>
-    <w:rPr>
-      <w:rFonts w:cstheme="majorBidi" w:eastAsiaTheme="majorEastAsia"/>
-      <w:i/>
-      <w:iCs/>
-      <w:color w:themeColor="text1" w:themeTint="D8" w:val="272727"/>
-    </w:rPr>
-  </w:style>
-  <w:style w:styleId="Heading9" w:type="paragraph">
-    <w:name w:val="heading 9"/>
-    <w:basedOn w:val="Normal"/>
-    <w:next w:val="BodyText"/>
-    <w:link w:val="Heading9Char"/>
-    <w:uiPriority w:val="9"/>
-    <w:semiHidden/>
-    <w:unhideWhenUsed/>
-    <w:qFormat/>
-    <w:rsid w:val="00A10FD9"/>
-    <w:pPr>
-      <w:keepNext/>
-      <w:keepLines/>
-      <w:spacing w:after="0"/>
-      <w:outlineLvl w:val="8"/>
-    </w:pPr>
-    <w:rPr>
-      <w:rFonts w:cstheme="majorBidi" w:eastAsiaTheme="majorEastAsia"/>
-      <w:color w:themeColor="text1" w:themeTint="D8" w:val="272727"/>
-    </w:rPr>
-  </w:style>
-  <w:style w:customStyle="1" w:styleId="Heading1Char" w:type="character">
-    <w:name w:val="Heading 1 Char"/>
-    <w:basedOn w:val="DefaultParagraphFont"/>
-    <w:link w:val="Heading1"/>
-    <w:uiPriority w:val="9"/>
-    <w:rsid w:val="00A10FD9"/>
-    <w:rPr>
-      <w:rFonts w:asciiTheme="majorHAnsi" w:cstheme="majorBidi" w:eastAsiaTheme="majorEastAsia" w:hAnsiTheme="majorHAnsi"/>
-      <w:color w:themeColor="accent1" w:themeShade="BF" w:val="0F4761"/>
-      <w:sz w:val="40"/>
-      <w:szCs w:val="40"/>
-    </w:rPr>
-  </w:style>
-  <w:style w:customStyle="1" w:styleId="Heading2Char" w:type="character">
-    <w:name w:val="Heading 2 Char"/>
-    <w:basedOn w:val="DefaultParagraphFont"/>
-    <w:link w:val="Heading2"/>
-    <w:uiPriority w:val="9"/>
-    <w:semiHidden/>
-    <w:rsid w:val="00A10FD9"/>
-    <w:rPr>
-      <w:rFonts w:asciiTheme="majorHAnsi" w:cstheme="majorBidi" w:eastAsiaTheme="majorEastAsia" w:hAnsiTheme="majorHAnsi"/>
-      <w:color w:themeColor="accent1" w:themeShade="BF" w:val="0F4761"/>
-      <w:sz w:val="32"/>
-      <w:szCs w:val="32"/>
-    </w:rPr>
-  </w:style>
-  <w:style w:customStyle="1" w:styleId="Heading3Char" w:type="character">
-    <w:name w:val="Heading 3 Char"/>
-    <w:basedOn w:val="DefaultParagraphFont"/>
-    <w:link w:val="Heading3"/>
-    <w:uiPriority w:val="9"/>
-    <w:semiHidden/>
-    <w:rsid w:val="00A10FD9"/>
-    <w:rPr>
-      <w:rFonts w:cstheme="majorBidi" w:eastAsiaTheme="majorEastAsia"/>
-      <w:color w:themeColor="accent1" w:themeShade="BF" w:val="0F4761"/>
-      <w:sz w:val="28"/>
-      <w:szCs w:val="28"/>
-    </w:rPr>
-  </w:style>
-  <w:style w:customStyle="1" w:styleId="Heading4Char" w:type="character">
-    <w:name w:val="Heading 4 Char"/>
-    <w:basedOn w:val="DefaultParagraphFont"/>
-    <w:link w:val="Heading4"/>
-    <w:uiPriority w:val="9"/>
-    <w:semiHidden/>
-    <w:rsid w:val="00A10FD9"/>
-    <w:rPr>
-      <w:rFonts w:cstheme="majorBidi" w:eastAsiaTheme="majorEastAsia"/>
-      <w:i/>
-      <w:iCs/>
-      <w:color w:themeColor="accent1" w:themeShade="BF" w:val="0F4761"/>
-    </w:rPr>
-  </w:style>
-  <w:style w:customStyle="1" w:styleId="Heading5Char" w:type="character">
-    <w:name w:val="Heading 5 Char"/>
-    <w:basedOn w:val="DefaultParagraphFont"/>
-    <w:link w:val="Heading5"/>
-    <w:uiPriority w:val="9"/>
-    <w:semiHidden/>
-    <w:rsid w:val="00A10FD9"/>
-    <w:rPr>
-      <w:rFonts w:cstheme="majorBidi" w:eastAsiaTheme="majorEastAsia"/>
-      <w:color w:themeColor="accent1" w:themeShade="BF" w:val="0F4761"/>
-    </w:rPr>
-  </w:style>
-  <w:style w:customStyle="1" w:styleId="Heading6Char" w:type="character">
-    <w:name w:val="Heading 6 Char"/>
-    <w:basedOn w:val="DefaultParagraphFont"/>
-    <w:link w:val="Heading6"/>
-    <w:uiPriority w:val="9"/>
-    <w:semiHidden/>
-    <w:rsid w:val="00A10FD9"/>
-    <w:rPr>
-      <w:rFonts w:cstheme="majorBidi" w:eastAsiaTheme="majorEastAsia"/>
-      <w:i/>
-      <w:iCs/>
-      <w:color w:themeColor="text1" w:themeTint="A6" w:val="595959"/>
-    </w:rPr>
-  </w:style>
-  <w:style w:customStyle="1" w:styleId="Heading7Char" w:type="character">
-    <w:name w:val="Heading 7 Char"/>
-    <w:basedOn w:val="DefaultParagraphFont"/>
-    <w:link w:val="Heading7"/>
-    <w:uiPriority w:val="9"/>
-    <w:semiHidden/>
-    <w:rsid w:val="00A10FD9"/>
-    <w:rPr>
-      <w:rFonts w:cstheme="majorBidi" w:eastAsiaTheme="majorEastAsia"/>
-      <w:color w:themeColor="text1" w:themeTint="A6" w:val="595959"/>
-    </w:rPr>
-  </w:style>
-  <w:style w:customStyle="1" w:styleId="Heading8Char" w:type="character">
-    <w:name w:val="Heading 8 Char"/>
-    <w:basedOn w:val="DefaultParagraphFont"/>
-    <w:link w:val="Heading8"/>
-    <w:uiPriority w:val="9"/>
-    <w:semiHidden/>
-    <w:rsid w:val="00A10FD9"/>
-    <w:rPr>
-      <w:rFonts w:cstheme="majorBidi" w:eastAsiaTheme="majorEastAsia"/>
-      <w:i/>
-      <w:iCs/>
-      <w:color w:themeColor="text1" w:themeTint="D8" w:val="272727"/>
-    </w:rPr>
-  </w:style>
-  <w:style w:customStyle="1" w:styleId="Heading9Char" w:type="character">
-    <w:name w:val="Heading 9 Char"/>
-    <w:basedOn w:val="DefaultParagraphFont"/>
-    <w:link w:val="Heading9"/>
-    <w:uiPriority w:val="9"/>
-    <w:semiHidden/>
-    <w:rsid w:val="00A10FD9"/>
-    <w:rPr>
-      <w:rFonts w:cstheme="majorBidi" w:eastAsiaTheme="majorEastAsia"/>
-      <w:color w:themeColor="text1" w:themeTint="D8" w:val="272727"/>
-    </w:rPr>
-  </w:style>
-  <w:style w:styleId="BlockText" w:type="paragraph">
-    <w:name w:val="Block Text"/>
-    <w:basedOn w:val="BodyText"/>
-    <w:next w:val="BodyText"/>
-    <w:uiPriority w:val="9"/>
-    <w:unhideWhenUsed/>
-    <w:qFormat/>
-    <w:pPr>
-      <w:spacing w:after="100" w:before="100"/>
-      <w:ind w:firstLine="0" w:left="480" w:right="480"/>
-    </w:pPr>
-  </w:style>
-  <w:style w:styleId="FootnoteText" w:type="paragraph">
-    <w:name w:val="Footnote Text"/>
-    <w:basedOn w:val="Normal"/>
-    <w:next w:val="FootnoteText"/>
-    <w:uiPriority w:val="9"/>
-    <w:unhideWhenUsed/>
-    <w:qFormat/>
-  </w:style>
-  <w:style w:styleId="FootnoteBlockText" w:type="paragraph">
-    <w:name w:val="Footnote Block Text"/>
-    <w:basedOn w:val="FootnoteText"/>
-    <w:next w:val="FootnoteText"/>
-    <w:uiPriority w:val="9"/>
-    <w:unhideWhenUsed/>
-    <w:qFormat/>
-    <w:pPr>
-      <w:spacing w:after="100" w:before="100"/>
-      <w:ind w:firstLine="0" w:left="480" w:right="480"/>
-    </w:pPr>
-  </w:style>
-  <w:style w:default="1" w:styleId="DefaultParagraphFont" w:type="character">
-    <w:name w:val="Default Paragraph Font"/>
-    <w:semiHidden/>
-    <w:unhideWhenUsed/>
-  </w:style>
-  <w:style w:default="1" w:styleId="Table" w:type="table">
-    <w:name w:val="Table"/>
-    <w:basedOn w:val="TableNormal"/>
-    <w:semiHidden/>
-    <w:unhideWhenUsed/>
-    <w:qFormat/>
-    <w:tblPr>
-      <w:tblInd w:type="dxa" w:w="0"/>
-      <w:tblCellMar>
-        <w:top w:type="dxa" w:w="0"/>
-        <w:left w:type="dxa" w:w="108"/>
-        <w:bottom w:type="dxa" w:w="0"/>
-        <w:right w:type="dxa" w:w="108"/>
-      </w:tblCellMar>
-    </w:tblPr>
-    <w:tblStylePr w:type="firstRow">
-      <w:tcPr>
-        <w:tcBorders>
-          <w:bottom w:val="single"/>
-        </w:tcBorders>
-        <w:vAlign w:val="bottom"/>
-      </w:tcPr>
-    </w:tblStylePr>
-  </w:style>
-  <w:style w:customStyle="1" w:styleId="DefinitionTerm" w:type="paragraph">
-    <w:name w:val="Definition Term"/>
-    <w:basedOn w:val="Normal"/>
-    <w:next w:val="Definition"/>
-    <w:pPr>
-      <w:keepNext/>
-      <w:keepLines/>
-      <w:spacing w:after="0"/>
-    </w:pPr>
-    <w:rPr>
-      <w:b/>
-    </w:rPr>
-  </w:style>
-  <w:style w:customStyle="1" w:styleId="Definition" w:type="paragraph">
-    <w:name w:val="Definition"/>
-    <w:basedOn w:val="Normal"/>
-  </w:style>
-  <w:style w:styleId="Caption" w:type="paragraph">
-    <w:name w:val="Caption"/>
-    <w:basedOn w:val="Normal"/>
-    <w:link w:val="BodyTextChar"/>
-    <w:pPr>
-      <w:spacing w:after="120" w:before="0"/>
-    </w:pPr>
-    <w:rPr>
-      <w:i/>
-    </w:rPr>
-  </w:style>
-  <w:style w:customStyle="1" w:styleId="TableCaption" w:type="paragraph">
-    <w:name w:val="Table Caption"/>
-    <w:basedOn w:val="Caption"/>
-    <w:pPr>
-      <w:keepNext/>
-    </w:pPr>
-  </w:style>
-  <w:style w:customStyle="1" w:styleId="ImageCaption" w:type="paragraph">
-    <w:name w:val="Image Caption"/>
-    <w:basedOn w:val="Caption"/>
-  </w:style>
-  <w:style w:customStyle="1" w:styleId="Figure" w:type="paragraph">
-    <w:name w:val="Figure"/>
-    <w:basedOn w:val="Normal"/>
-  </w:style>
-  <w:style w:customStyle="1" w:styleId="CaptionedFigure" w:type="paragraph">
-    <w:name w:val="Captioned Figure"/>
-    <w:basedOn w:val="Figure"/>
-    <w:pPr>
-      <w:keepNext/>
-    </w:pPr>
-  </w:style>
-  <w:style w:customStyle="1" w:styleId="BodyTextChar" w:type="character">
-    <w:name w:val="Body Text Char"/>
-    <w:basedOn w:val="DefaultParagraphFont"/>
-    <w:link w:val="BodyText"/>
-  </w:style>
-  <w:style w:customStyle="1" w:styleId="VerbatimChar" w:type="character">
-    <w:name w:val="Verbatim Char"/>
-    <w:basedOn w:val="BodyTextChar"/>
-    <w:rPr>
-      <w:rFonts w:ascii="Consolas" w:hAnsi="Consolas"/>
-      <w:sz w:val="22"/>
-    </w:rPr>
-  </w:style>
-  <w:style w:customStyle="1" w:styleId="SectionNumber" w:type="character">
-    <w:name w:val="Section Number"/>
-    <w:basedOn w:val="BodyTextChar"/>
-  </w:style>
-  <w:style w:styleId="FootnoteReference" w:type="character">
-    <w:name w:val="Footnote Reference"/>
-    <w:basedOn w:val="BodyTextChar"/>
-    <w:rPr>
-      <w:vertAlign w:val="superscript"/>
-    </w:rPr>
-  </w:style>
-  <w:style w:styleId="Hyperlink" w:type="character">
-    <w:name w:val="Hyperlink"/>
-    <w:basedOn w:val="BodyTextChar"/>
-    <w:rPr>
-      <w:color w:themeColor="accent1" w:val="4F81BD"/>
-    </w:rPr>
-  </w:style>
-  <w:style w:styleId="TOCHeading" w:type="paragraph">
-    <w:name w:val="TOC Heading"/>
-    <w:basedOn w:val="Heading1"/>
-    <w:next w:val="BodyText"/>
+    <w:next w:val="Normal"/>
+    <w:autoRedefine/>
     <w:uiPriority w:val="39"/>
     <w:unhideWhenUsed/>
-    <w:qFormat/>
+    <w:rsid w:val="00322D32"/>
     <w:pPr>
-      <w:spacing w:before="240" w:line="259" w:lineRule="auto"/>
-      <w:outlineLvl w:val="9"/>
-    </w:pPr>
-    <w:rPr>
-      <w:rFonts w:asciiTheme="majorHAnsi" w:cstheme="majorBidi" w:eastAsiaTheme="majorEastAsia" w:hAnsiTheme="majorHAnsi"/>
-      <w:b w:val="0"/>
-      <w:bCs w:val="0"/>
-      <w:color w:themeColor="accent1" w:themeShade="BF" w:val="365F91"/>
-    </w:rPr>
-  </w:style>
-  <w:style w:type="paragraph" w:customStyle="1" w:styleId="SourceCode">
-    <w:name w:val="Source Code"/>
-    <w:basedOn w:val="Normal"/>
-    <w:link w:val="VerbatimChar"/>
-    <w:pPr>
-      <w:wordWrap w:val="off"/>
-      <w:shd w:val="clear" w:fill="f1f3f5"/>
+      <w:spacing w:after="100"/>
     </w:pPr>
   </w:style>
   <w:style w:type="character" w:customStyle="1" w:styleId="KeywordTok">
     <w:name w:val="KeywordTok"/>
     <w:basedOn w:val="VerbatimChar"/>
     <w:rPr>
-      <w:b/>
-      <w:color w:val="003b4f"/>
-      <w:shd w:val="clear" w:fill="f1f3f5"/>
+      <w:color w:val="d73a49"/>
     </w:rPr>
   </w:style>
   <w:style w:type="character" w:customStyle="1" w:styleId="DataTypeTok">
     <w:name w:val="DataTypeTok"/>
     <w:basedOn w:val="VerbatimChar"/>
     <w:rPr>
-      <w:color w:val="ad0000"/>
-      <w:shd w:val="clear" w:fill="f1f3f5"/>
+      <w:color w:val="d73a49"/>
     </w:rPr>
   </w:style>
   <w:style w:type="character" w:customStyle="1" w:styleId="DecValTok">
     <w:name w:val="DecValTok"/>
     <w:basedOn w:val="VerbatimChar"/>
     <w:rPr>
-      <w:color w:val="ad0000"/>
-      <w:shd w:val="clear" w:fill="f1f3f5"/>
+      <w:color w:val="005cc5"/>
     </w:rPr>
   </w:style>
   <w:style w:type="character" w:customStyle="1" w:styleId="BaseNTok">
     <w:name w:val="BaseNTok"/>
     <w:basedOn w:val="VerbatimChar"/>
     <w:rPr>
-      <w:color w:val="ad0000"/>
-      <w:shd w:val="clear" w:fill="f1f3f5"/>
+      <w:color w:val="005cc5"/>
     </w:rPr>
   </w:style>
   <w:style w:type="character" w:customStyle="1" w:styleId="FloatTok">
     <w:name w:val="FloatTok"/>
     <w:basedOn w:val="VerbatimChar"/>
     <w:rPr>
-      <w:color w:val="ad0000"/>
-      <w:shd w:val="clear" w:fill="f1f3f5"/>
+      <w:color w:val="005cc5"/>
     </w:rPr>
   </w:style>
   <w:style w:type="character" w:customStyle="1" w:styleId="ConstantTok">
     <w:name w:val="ConstantTok"/>
     <w:basedOn w:val="VerbatimChar"/>
     <w:rPr>
-      <w:color w:val="8f5902"/>
-      <w:shd w:val="clear" w:fill="f1f3f5"/>
+      <w:color w:val="005cc5"/>
     </w:rPr>
   </w:style>
   <w:style w:type="character" w:customStyle="1" w:styleId="CharTok">
     <w:name w:val="CharTok"/>
     <w:basedOn w:val="VerbatimChar"/>
     <w:rPr>
-      <w:color w:val="20794d"/>
-      <w:shd w:val="clear" w:fill="f1f3f5"/>
+      <w:color w:val="032f62"/>
     </w:rPr>
   </w:style>
   <w:style w:type="character" w:customStyle="1" w:styleId="SpecialCharTok">
     <w:name w:val="SpecialCharTok"/>
     <w:basedOn w:val="VerbatimChar"/>
     <w:rPr>
-      <w:color w:val="5e5e5e"/>
-      <w:shd w:val="clear" w:fill="f1f3f5"/>
+      <w:color w:val="005cc5"/>
     </w:rPr>
   </w:style>
   <w:style w:type="character" w:customStyle="1" w:styleId="StringTok">
     <w:name w:val="StringTok"/>
     <w:basedOn w:val="VerbatimChar"/>
     <w:rPr>
-      <w:color w:val="20794d"/>
-      <w:shd w:val="clear" w:fill="f1f3f5"/>
+      <w:color w:val="032f62"/>
     </w:rPr>
   </w:style>
   <w:style w:type="character" w:customStyle="1" w:styleId="VerbatimStringTok">
     <w:name w:val="VerbatimStringTok"/>
     <w:basedOn w:val="VerbatimChar"/>
     <w:rPr>
-      <w:color w:val="20794d"/>
-      <w:shd w:val="clear" w:fill="f1f3f5"/>
+      <w:color w:val="032f62"/>
     </w:rPr>
   </w:style>
   <w:style w:type="character" w:customStyle="1" w:styleId="SpecialStringTok">
     <w:name w:val="SpecialStringTok"/>
     <w:basedOn w:val="VerbatimChar"/>
     <w:rPr>
-      <w:color w:val="20794d"/>
-      <w:shd w:val="clear" w:fill="f1f3f5"/>
+      <w:color w:val="032f62"/>
     </w:rPr>
   </w:style>
   <w:style w:type="character" w:customStyle="1" w:styleId="ImportTok">
     <w:name w:val="ImportTok"/>
     <w:basedOn w:val="VerbatimChar"/>
     <w:rPr>
-      <w:color w:val="00769e"/>
-      <w:shd w:val="clear" w:fill="f1f3f5"/>
+      <w:color w:val="032f62"/>
     </w:rPr>
   </w:style>
   <w:style w:type="character" w:customStyle="1" w:styleId="CommentTok">
     <w:name w:val="CommentTok"/>
     <w:basedOn w:val="VerbatimChar"/>
     <w:rPr>
-      <w:color w:val="5e5e5e"/>
-      <w:shd w:val="clear" w:fill="f1f3f5"/>
+      <w:color w:val="6a737d"/>
     </w:rPr>
   </w:style>
   <w:style w:type="character" w:customStyle="1" w:styleId="DocumentationTok">
     <w:name w:val="DocumentationTok"/>
     <w:basedOn w:val="VerbatimChar"/>
     <w:rPr>
-      <w:i/>
-      <w:color w:val="5e5e5e"/>
-      <w:shd w:val="clear" w:fill="f1f3f5"/>
+      <w:color w:val="6a737d"/>
     </w:rPr>
   </w:style>
   <w:style w:type="character" w:customStyle="1" w:styleId="AnnotationTok">
     <w:name w:val="AnnotationTok"/>
     <w:basedOn w:val="VerbatimChar"/>
     <w:rPr>
-      <w:color w:val="5e5e5e"/>
-      <w:shd w:val="clear" w:fill="f1f3f5"/>
+      <w:color w:val="6a737d"/>
     </w:rPr>
   </w:style>
   <w:style w:type="character" w:customStyle="1" w:styleId="CommentVarTok">
     <w:name w:val="CommentVarTok"/>
     <w:basedOn w:val="VerbatimChar"/>
     <w:rPr>
-      <w:i/>
-      <w:color w:val="5e5e5e"/>
-      <w:shd w:val="clear" w:fill="f1f3f5"/>
+      <w:color w:val="6a737d"/>
     </w:rPr>
   </w:style>
   <w:style w:type="character" w:customStyle="1" w:styleId="OtherTok">
     <w:name w:val="OtherTok"/>
     <w:basedOn w:val="VerbatimChar"/>
     <w:rPr>
-      <w:color w:val="003b4f"/>
-      <w:shd w:val="clear" w:fill="f1f3f5"/>
+      <w:color w:val="6f42c1"/>
     </w:rPr>
   </w:style>
   <w:style w:type="character" w:customStyle="1" w:styleId="FunctionTok">
     <w:name w:val="FunctionTok"/>
     <w:basedOn w:val="VerbatimChar"/>
     <w:rPr>
-      <w:color w:val="4758ab"/>
-      <w:shd w:val="clear" w:fill="f1f3f5"/>
+      <w:color w:val="6f42c1"/>
     </w:rPr>
   </w:style>
   <w:style w:type="character" w:customStyle="1" w:styleId="VariableTok">
     <w:name w:val="VariableTok"/>
     <w:basedOn w:val="VerbatimChar"/>
     <w:rPr>
-      <w:color w:val="111111"/>
-      <w:shd w:val="clear" w:fill="f1f3f5"/>
+      <w:color w:val="e36209"/>
     </w:rPr>
   </w:style>
   <w:style w:type="character" w:customStyle="1" w:styleId="ControlFlowTok">
     <w:name w:val="ControlFlowTok"/>
     <w:basedOn w:val="VerbatimChar"/>
     <w:rPr>
-      <w:b/>
-      <w:color w:val="003b4f"/>
-      <w:shd w:val="clear" w:fill="f1f3f5"/>
+      <w:color w:val="d73a49"/>
     </w:rPr>
   </w:style>
   <w:style w:type="character" w:customStyle="1" w:styleId="OperatorTok">
     <w:name w:val="OperatorTok"/>
     <w:basedOn w:val="VerbatimChar"/>
     <w:rPr>
-      <w:color w:val="5e5e5e"/>
-      <w:shd w:val="clear" w:fill="f1f3f5"/>
+      <w:color w:val="24292e"/>
     </w:rPr>
   </w:style>
   <w:style w:type="character" w:customStyle="1" w:styleId="BuiltInTok">
     <w:name w:val="BuiltInTok"/>
     <w:basedOn w:val="VerbatimChar"/>
     <w:rPr>
-      <w:color w:val="003b4f"/>
-      <w:shd w:val="clear" w:fill="f1f3f5"/>
+      <w:color w:val="d73a49"/>
     </w:rPr>
   </w:style>
   <w:style w:type="character" w:customStyle="1" w:styleId="ExtensionTok">
     <w:name w:val="ExtensionTok"/>
     <w:basedOn w:val="VerbatimChar"/>
     <w:rPr>
-      <w:color w:val="003b4f"/>
-      <w:shd w:val="clear" w:fill="f1f3f5"/>
+      <w:b/>
+      <w:color w:val="d73a49"/>
     </w:rPr>
   </w:style>
   <w:style w:type="character" w:customStyle="1" w:styleId="PreprocessorTok">
     <w:name w:val="PreprocessorTok"/>
     <w:basedOn w:val="VerbatimChar"/>
     <w:rPr>
-      <w:color w:val="ad0000"/>
-      <w:shd w:val="clear" w:fill="f1f3f5"/>
+      <w:color w:val="d73a49"/>
     </w:rPr>
   </w:style>
   <w:style w:type="character" w:customStyle="1" w:styleId="AttributeTok">
     <w:name w:val="AttributeTok"/>
     <w:basedOn w:val="VerbatimChar"/>
     <w:rPr>
-      <w:color w:val="657422"/>
-      <w:shd w:val="clear" w:fill="f1f3f5"/>
+      <w:color w:val="d73a49"/>
     </w:rPr>
   </w:style>
   <w:style w:type="character" w:customStyle="1" w:styleId="RegionMarkerTok">
     <w:name w:val="RegionMarkerTok"/>
     <w:basedOn w:val="VerbatimChar"/>
     <w:rPr>
-      <w:color w:val="003b4f"/>
-      <w:shd w:val="clear" w:fill="f1f3f5"/>
+      <w:color w:val="6a737d"/>
     </w:rPr>
   </w:style>
   <w:style w:type="character" w:customStyle="1" w:styleId="InformationTok">
     <w:name w:val="InformationTok"/>
     <w:basedOn w:val="VerbatimChar"/>
     <w:rPr>
-      <w:color w:val="5e5e5e"/>
-      <w:shd w:val="clear" w:fill="f1f3f5"/>
+      <w:color w:val="6a737d"/>
     </w:rPr>
   </w:style>
   <w:style w:type="character" w:customStyle="1" w:styleId="WarningTok">
     <w:name w:val="WarningTok"/>
     <w:basedOn w:val="VerbatimChar"/>
     <w:rPr>
-      <w:i/>
-      <w:color w:val="5e5e5e"/>
-      <w:shd w:val="clear" w:fill="f1f3f5"/>
+      <w:color w:val="ff5555"/>
     </w:rPr>
   </w:style>
   <w:style w:type="character" w:customStyle="1" w:styleId="AlertTok">
     <w:name w:val="AlertTok"/>
     <w:basedOn w:val="VerbatimChar"/>
     <w:rPr>
-      <w:color w:val="ad0000"/>
-      <w:shd w:val="clear" w:fill="f1f3f5"/>
+      <w:b/>
+      <w:color w:val="ff5555"/>
     </w:rPr>
   </w:style>
   <w:style w:type="character" w:customStyle="1" w:styleId="ErrorTok">
     <w:name w:val="ErrorTok"/>
     <w:basedOn w:val="VerbatimChar"/>
     <w:rPr>
-      <w:color w:val="ad0000"/>
-      <w:shd w:val="clear" w:fill="f1f3f5"/>
+      <w:color w:val="ff5555"/>
+      <w:u/>
     </w:rPr>
   </w:style>
   <w:style w:type="character" w:customStyle="1" w:styleId="NormalTok">
     <w:name w:val="NormalTok"/>
     <w:basedOn w:val="VerbatimChar"/>
     <w:rPr>
-      <w:color w:val="003b4f"/>
-      <w:shd w:val="clear" w:fill="f1f3f5"/>
+      <w:color w:val="24292e"/>
     </w:rPr>
   </w:style>
 </w:styles>
@@ -6621,7 +6941,7 @@
         <a:latin typeface="Aptos" panose="02110004020202020204"/>
         <a:ea typeface=""/>
         <a:cs typeface=""/>
-        <a:font script="Jpan" typeface="游明朝"/>
+        <a:font script="Jpan" typeface="游ゴシック"/>
         <a:font script="Hang" typeface="맑은 고딕"/>
         <a:font script="Hans" typeface="等线"/>
         <a:font script="Hant" typeface="新細明體"/>
@@ -6812,7 +7132,7 @@
   <a:extraClrSchemeLst/>
   <a:extLst>
     <a:ext uri="{05A4C25C-085E-4340-85A3-A5531E510DB2}">
-      <thm15:themeFamily xmlns:thm15="http://schemas.microsoft.com/office/thememl/2012/main" name="Office Theme" id="{2E142A2C-CD16-42D6-873A-C26D2A0506FA}" vid="{1BDDFF52-6CD6-40A5-AB3C-68EB2F1E4D0A}"/>
+      <thm15:themeFamily xmlns:thm15="http://schemas.microsoft.com/office/thememl/2012/main" name="Office Theme" id="{62F939B6-93AF-4DB8-9C6B-D6C7DFDC589F}" vid="{4A3C46E8-61CC-4603-A589-7422A47A8E4A}"/>
     </a:ext>
   </a:extLst>
 </a:theme>

--- a/docs/quizzes/07_quiz_weather.docx
+++ b/docs/quizzes/07_quiz_weather.docx
@@ -31,7 +31,7 @@
         <w:pStyle w:val="Date"/>
       </w:pPr>
       <w:r>
-        <w:t xml:space="preserve">2026-09-03</w:t>
+        <w:t xml:space="preserve">2026-09-04</w:t>
       </w:r>
     </w:p>
     <w:bookmarkStart w:id="10" w:name="X4aa7cf36dbf23de2b0f881df296ad6b5b609cac"/>
